--- a/documentación/Informes de Pruebas de Calidad/6.0 CU Atención a Clínica y Asignación automatizada - Informe Prueba de Calidad.docx
+++ b/documentación/Informes de Pruebas de Calidad/6.0 CU Atención a Clínica y Asignación automatizada - Informe Prueba de Calidad.docx
@@ -157,7 +157,7 @@
           <w:szCs w:val="36"/>
           <w:lang w:val="es-GT"/>
         </w:rPr>
-        <w:t>2</w:t>
+        <w:t>6</w:t>
       </w:r>
       <w:r>
         <w:rPr>
@@ -181,22 +181,8 @@
           <w:szCs w:val="36"/>
           <w:lang w:val="es-GT"/>
         </w:rPr>
-        <w:t xml:space="preserve">Registro de Pacientes y </w:t>
+        <w:t>Atención en clínica y Asignación automatizada</w:t>
       </w:r>
-      <w:proofErr w:type="spellStart"/>
-      <w:r>
-        <w:rPr>
-          <w:rFonts w:ascii="Calibri" w:hAnsi="Calibri"/>
-          <w:b/>
-          <w:i/>
-          <w:color w:val="00B050"/>
-          <w:sz w:val="36"/>
-          <w:szCs w:val="36"/>
-          <w:lang w:val="es-GT"/>
-        </w:rPr>
-        <w:t>Triaje</w:t>
-      </w:r>
-      <w:proofErr w:type="spellEnd"/>
     </w:p>
     <w:p>
       <w:pPr>
@@ -817,7 +803,18 @@
                 <w:szCs w:val="20"/>
                 <w:lang w:eastAsia="es-VE"/>
               </w:rPr>
-              <w:t>02</w:t>
+              <w:t>0</w:t>
+            </w:r>
+            <w:r>
+              <w:rPr>
+                <w:rFonts w:eastAsia="Times New Roman" w:cs="Arial"/>
+                <w:b/>
+                <w:color w:val="000000"/>
+                <w:sz w:val="20"/>
+                <w:szCs w:val="20"/>
+                <w:lang w:eastAsia="es-VE"/>
+              </w:rPr>
+              <w:t>6</w:t>
             </w:r>
           </w:p>
         </w:tc>
@@ -2460,7 +2457,7 @@
           <w:szCs w:val="24"/>
           <w:lang w:val="es-GT" w:eastAsia="es-VE"/>
         </w:rPr>
-        <w:t>El presente documento constituye el Plan de Pruebas de Software detallado para el módulo de Registro de Pacientes y Clasificación de Urgencia (</w:t>
+        <w:t xml:space="preserve">El presente documento constituye el Plan de Pruebas de Software detallado para el módulo de Atención en Clínica y Asignación Automatizada de Pacientes. El propósito es validar el algoritmo de entrega de expedientes clínico-administrativos basándose estrictamente en prioridades de </w:t>
       </w:r>
       <w:proofErr w:type="spellStart"/>
       <w:r>
@@ -2470,7 +2467,7 @@
           <w:szCs w:val="24"/>
           <w:lang w:val="es-GT" w:eastAsia="es-VE"/>
         </w:rPr>
-        <w:t>Triaje</w:t>
+        <w:t>triaje</w:t>
       </w:r>
       <w:proofErr w:type="spellEnd"/>
       <w:r>
@@ -2480,43 +2477,7 @@
           <w:szCs w:val="24"/>
           <w:lang w:val="es-GT" w:eastAsia="es-VE"/>
         </w:rPr>
-        <w:t xml:space="preserve">). </w:t>
-      </w:r>
-      <w:r>
-        <w:rPr>
-          <w:rFonts w:eastAsia="Times New Roman" w:cs="Arial"/>
-          <w:color w:val="00B050"/>
-          <w:szCs w:val="24"/>
-          <w:lang w:val="es-GT" w:eastAsia="es-VE"/>
-        </w:rPr>
-        <w:t>Su</w:t>
-      </w:r>
-      <w:r>
-        <w:rPr>
-          <w:rFonts w:eastAsia="Times New Roman" w:cs="Arial"/>
-          <w:color w:val="00B050"/>
-          <w:szCs w:val="24"/>
-          <w:lang w:val="es-GT" w:eastAsia="es-VE"/>
-        </w:rPr>
-        <w:t xml:space="preserve"> propósito es validar </w:t>
-      </w:r>
-      <w:r>
-        <w:rPr>
-          <w:rFonts w:eastAsia="Times New Roman" w:cs="Arial"/>
-          <w:color w:val="00B050"/>
-          <w:szCs w:val="24"/>
-          <w:lang w:val="es-GT" w:eastAsia="es-VE"/>
-        </w:rPr>
-        <w:t xml:space="preserve">el correcto registro de datos personales y de pago, así como </w:t>
-      </w:r>
-      <w:r>
-        <w:rPr>
-          <w:rFonts w:eastAsia="Times New Roman" w:cs="Arial"/>
-          <w:color w:val="00B050"/>
-          <w:szCs w:val="24"/>
-          <w:lang w:val="es-GT" w:eastAsia="es-VE"/>
-        </w:rPr>
-        <w:t>el cálculo automatizado de la prioridad clínica (Rojo, Naranja, Amarillo, Verde).</w:t>
+        <w:t xml:space="preserve"> y la solvencia de cobros obligatorios. </w:t>
       </w:r>
     </w:p>
     <w:p>
@@ -2537,85 +2498,6 @@
     </w:p>
     <w:p>
       <w:pPr>
-        <w:spacing w:after="0"/>
-        <w:rPr>
-          <w:color w:val="00B050"/>
-          <w:lang w:val="es-GT" w:eastAsia="en-US"/>
-        </w:rPr>
-      </w:pPr>
-      <w:r>
-        <w:rPr>
-          <w:b/>
-          <w:bCs/>
-          <w:color w:val="00B050"/>
-          <w:lang w:val="es-GT" w:eastAsia="en-US"/>
-        </w:rPr>
-        <w:t>El Flujo Básico</w:t>
-      </w:r>
-      <w:r>
-        <w:rPr>
-          <w:color w:val="00B050"/>
-          <w:lang w:val="es-GT" w:eastAsia="en-US"/>
-        </w:rPr>
-        <w:t xml:space="preserve"> </w:t>
-      </w:r>
-      <w:r>
-        <w:rPr>
-          <w:color w:val="00B050"/>
-          <w:lang w:val="es-GT" w:eastAsia="en-US"/>
-        </w:rPr>
-        <w:t>de registro de pacientes que ingresan caminando al hospital y necesitan asistencia médica</w:t>
-      </w:r>
-    </w:p>
-    <w:p>
-      <w:pPr>
-        <w:rPr>
-          <w:color w:val="00B050"/>
-          <w:lang w:val="es-GT" w:eastAsia="en-US"/>
-        </w:rPr>
-      </w:pPr>
-      <w:r>
-        <w:rPr>
-          <w:b/>
-          <w:bCs/>
-          <w:color w:val="00B050"/>
-          <w:lang w:val="es-GT" w:eastAsia="en-US"/>
-        </w:rPr>
-        <w:t xml:space="preserve">Los Flujos Alternos </w:t>
-      </w:r>
-      <w:r>
-        <w:rPr>
-          <w:color w:val="00B050"/>
-          <w:lang w:val="es-GT" w:eastAsia="en-US"/>
-        </w:rPr>
-        <w:t xml:space="preserve">correspondientes </w:t>
-      </w:r>
-      <w:r>
-        <w:rPr>
-          <w:color w:val="00B050"/>
-          <w:lang w:val="es-GT" w:eastAsia="en-US"/>
-        </w:rPr>
-        <w:t xml:space="preserve">a </w:t>
-      </w:r>
-      <w:proofErr w:type="spellStart"/>
-      <w:r>
-        <w:rPr>
-          <w:color w:val="00B050"/>
-          <w:lang w:val="es-GT" w:eastAsia="en-US"/>
-        </w:rPr>
-        <w:t>triaje</w:t>
-      </w:r>
-      <w:proofErr w:type="spellEnd"/>
-      <w:r>
-        <w:rPr>
-          <w:color w:val="00B050"/>
-          <w:lang w:val="es-GT" w:eastAsia="en-US"/>
-        </w:rPr>
-        <w:t xml:space="preserve"> de pacientes que cuentan con una cita programada previamente y aquellos que ya cuenten con expediente clínico registrado en base a la atención médica histórica </w:t>
-      </w:r>
-    </w:p>
-    <w:p>
-      <w:pPr>
         <w:pStyle w:val="Ttulo2"/>
         <w:spacing w:before="0"/>
         <w:rPr>
@@ -2633,73 +2515,65 @@
     </w:p>
     <w:p>
       <w:pPr>
-        <w:shd w:val="clear" w:color="auto" w:fill="FFFFFF"/>
-        <w:spacing w:after="0" w:line="240" w:lineRule="auto"/>
-        <w:rPr>
-          <w:rFonts w:eastAsia="Times New Roman" w:cs="Arial"/>
-          <w:b/>
-          <w:bCs/>
-          <w:color w:val="00B050"/>
-          <w:szCs w:val="24"/>
-          <w:lang w:val="es-GT" w:eastAsia="es-VE"/>
-        </w:rPr>
-      </w:pPr>
-      <w:r>
-        <w:rPr>
-          <w:rFonts w:eastAsia="Times New Roman" w:cs="Arial"/>
-          <w:b/>
-          <w:bCs/>
-          <w:color w:val="00B050"/>
-          <w:szCs w:val="24"/>
-          <w:lang w:val="es-GT" w:eastAsia="es-VE"/>
-        </w:rPr>
-        <w:t>Elementos de pruebas</w:t>
-      </w:r>
-    </w:p>
-    <w:p>
-      <w:pPr>
         <w:pStyle w:val="Ttulo2"/>
         <w:numPr>
           <w:ilvl w:val="0"/>
-          <w:numId w:val="9"/>
+          <w:numId w:val="13"/>
         </w:numPr>
         <w:spacing w:before="0"/>
         <w:rPr>
+          <w:rFonts w:eastAsia="Times New Roman" w:cs="Arial"/>
           <w:b w:val="0"/>
           <w:bCs w:val="0"/>
           <w:color w:val="00B050"/>
           <w:sz w:val="22"/>
+          <w:szCs w:val="22"/>
+          <w:lang w:eastAsia="es-VE"/>
         </w:rPr>
       </w:pPr>
       <w:bookmarkStart w:id="6" w:name="_Toc388088232"/>
       <w:r>
         <w:rPr>
+          <w:rFonts w:eastAsia="Times New Roman" w:cs="Arial"/>
           <w:b w:val="0"/>
           <w:bCs w:val="0"/>
           <w:color w:val="00B050"/>
           <w:sz w:val="22"/>
+          <w:szCs w:val="22"/>
+          <w:lang w:eastAsia="es-VE"/>
         </w:rPr>
-        <w:t xml:space="preserve">Módulo de Admisión y </w:t>
+        <w:t>Módulo de Consulta Médica (Ficha del Doctor)</w:t>
       </w:r>
-      <w:proofErr w:type="spellStart"/>
-      <w:r>
+    </w:p>
+    <w:p>
+      <w:pPr>
+        <w:pStyle w:val="Ttulo2"/>
+        <w:numPr>
+          <w:ilvl w:val="0"/>
+          <w:numId w:val="13"/>
+        </w:numPr>
+        <w:spacing w:before="0"/>
         <w:rPr>
+          <w:rFonts w:eastAsia="Times New Roman" w:cs="Arial"/>
           <w:b w:val="0"/>
           <w:bCs w:val="0"/>
           <w:color w:val="00B050"/>
           <w:sz w:val="22"/>
+          <w:szCs w:val="22"/>
+          <w:lang w:eastAsia="es-VE"/>
         </w:rPr>
-        <w:t>Triaje</w:t>
-      </w:r>
-      <w:proofErr w:type="spellEnd"/>
+      </w:pPr>
       <w:r>
         <w:rPr>
+          <w:rFonts w:eastAsia="Times New Roman" w:cs="Arial"/>
           <w:b w:val="0"/>
           <w:bCs w:val="0"/>
           <w:color w:val="00B050"/>
           <w:sz w:val="22"/>
+          <w:szCs w:val="22"/>
+          <w:lang w:eastAsia="es-VE"/>
         </w:rPr>
-        <w:t xml:space="preserve"> </w:t>
+        <w:t>Motor Lógico de Asignación Automática (Algoritmo de Colas)</w:t>
       </w:r>
     </w:p>
     <w:p>
@@ -2707,24 +2581,30 @@
         <w:pStyle w:val="Ttulo2"/>
         <w:numPr>
           <w:ilvl w:val="0"/>
-          <w:numId w:val="9"/>
+          <w:numId w:val="13"/>
         </w:numPr>
         <w:spacing w:before="0"/>
         <w:rPr>
+          <w:rFonts w:eastAsia="Times New Roman" w:cs="Arial"/>
           <w:b w:val="0"/>
           <w:bCs w:val="0"/>
           <w:color w:val="00B050"/>
           <w:sz w:val="22"/>
+          <w:szCs w:val="22"/>
+          <w:lang w:eastAsia="es-VE"/>
         </w:rPr>
       </w:pPr>
       <w:r>
         <w:rPr>
+          <w:rFonts w:eastAsia="Times New Roman" w:cs="Arial"/>
           <w:b w:val="0"/>
           <w:bCs w:val="0"/>
           <w:color w:val="00B050"/>
           <w:sz w:val="22"/>
+          <w:szCs w:val="22"/>
+          <w:lang w:eastAsia="es-VE"/>
         </w:rPr>
-        <w:t>Formulario Clínico (Signos vitales)</w:t>
+        <w:t>Componente de Actualización de Estados Clínicos (Ciclo de Vida)</w:t>
       </w:r>
     </w:p>
     <w:p>
@@ -2732,67 +2612,30 @@
         <w:pStyle w:val="Ttulo2"/>
         <w:numPr>
           <w:ilvl w:val="0"/>
-          <w:numId w:val="9"/>
+          <w:numId w:val="13"/>
         </w:numPr>
         <w:spacing w:before="0"/>
         <w:rPr>
+          <w:rFonts w:eastAsia="Times New Roman" w:cs="Arial"/>
           <w:b w:val="0"/>
           <w:bCs w:val="0"/>
           <w:color w:val="00B050"/>
           <w:sz w:val="22"/>
+          <w:szCs w:val="22"/>
+          <w:lang w:eastAsia="es-VE"/>
         </w:rPr>
       </w:pPr>
       <w:r>
         <w:rPr>
+          <w:rFonts w:eastAsia="Times New Roman" w:cs="Arial"/>
           <w:b w:val="0"/>
           <w:bCs w:val="0"/>
           <w:color w:val="00B050"/>
           <w:sz w:val="22"/>
+          <w:szCs w:val="22"/>
+          <w:lang w:eastAsia="es-VE"/>
         </w:rPr>
-        <w:t>Módulo de Validación de Pago (</w:t>
-      </w:r>
-      <w:r>
-        <w:rPr>
-          <w:b w:val="0"/>
-          <w:bCs w:val="0"/>
-          <w:color w:val="00B050"/>
-          <w:sz w:val="22"/>
-        </w:rPr>
-        <w:t xml:space="preserve">Tarjeta </w:t>
-      </w:r>
-      <w:r>
-        <w:rPr>
-          <w:b w:val="0"/>
-          <w:bCs w:val="0"/>
-          <w:color w:val="00B050"/>
-          <w:sz w:val="22"/>
-        </w:rPr>
-        <w:t>/ Aseguradora)</w:t>
-      </w:r>
-    </w:p>
-    <w:p>
-      <w:pPr>
-        <w:pStyle w:val="Ttulo2"/>
-        <w:numPr>
-          <w:ilvl w:val="0"/>
-          <w:numId w:val="9"/>
-        </w:numPr>
-        <w:spacing w:before="0"/>
-        <w:rPr>
-          <w:b w:val="0"/>
-          <w:bCs w:val="0"/>
-          <w:color w:val="00B050"/>
-          <w:sz w:val="22"/>
-        </w:rPr>
-      </w:pPr>
-      <w:r>
-        <w:rPr>
-          <w:b w:val="0"/>
-          <w:bCs w:val="0"/>
-          <w:color w:val="00B050"/>
-          <w:sz w:val="22"/>
-        </w:rPr>
-        <w:t>Servicio de Alertas Visuales (Semáforo de Prioridades)</w:t>
+        <w:t>Servicio de Historial y Generación de Recetas</w:t>
       </w:r>
     </w:p>
     <w:p>
@@ -2805,7 +2648,6 @@
           <w:lang w:eastAsia="es-VE"/>
         </w:rPr>
       </w:pPr>
-      <w:proofErr w:type="gramStart"/>
       <w:r>
         <w:t xml:space="preserve">Nuevas funcionalidades a </w:t>
       </w:r>
@@ -2819,7 +2661,6 @@
         <w:t>robar</w:t>
       </w:r>
       <w:bookmarkEnd w:id="6"/>
-      <w:proofErr w:type="gramEnd"/>
       <w:r>
         <w:rPr>
           <w:rFonts w:cs="Arial"/>
@@ -2874,7 +2715,7 @@
           <w:szCs w:val="24"/>
           <w:lang w:eastAsia="es-VE"/>
         </w:rPr>
-        <w:t>Captura segmentada por fases (Datos, Emergencia, Pago, Signos Vitales).</w:t>
+        <w:t>Distribución automatizada de expedientes mediante el botón "Siguiente Paciente".</w:t>
       </w:r>
     </w:p>
     <w:p>
@@ -2899,7 +2740,27 @@
           <w:szCs w:val="24"/>
           <w:lang w:eastAsia="es-VE"/>
         </w:rPr>
-        <w:t>Integración cobro base de Q175.00 por cita médica.</w:t>
+        <w:t xml:space="preserve">Validación del algoritmo de colas por gravedad de </w:t>
+      </w:r>
+      <w:proofErr w:type="spellStart"/>
+      <w:r>
+        <w:rPr>
+          <w:rFonts w:eastAsia="Times New Roman" w:cs="Arial"/>
+          <w:color w:val="00B050"/>
+          <w:szCs w:val="24"/>
+          <w:lang w:eastAsia="es-VE"/>
+        </w:rPr>
+        <w:t>triaje</w:t>
+      </w:r>
+      <w:proofErr w:type="spellEnd"/>
+      <w:r>
+        <w:rPr>
+          <w:rFonts w:eastAsia="Times New Roman" w:cs="Arial"/>
+          <w:color w:val="00B050"/>
+          <w:szCs w:val="24"/>
+          <w:lang w:eastAsia="es-VE"/>
+        </w:rPr>
+        <w:t xml:space="preserve"> (Rojo a Verde).</w:t>
       </w:r>
     </w:p>
     <w:p>
@@ -2924,7 +2785,7 @@
           <w:szCs w:val="24"/>
           <w:lang w:eastAsia="es-VE"/>
         </w:rPr>
-        <w:t>Cálculo de prioridad basado en lógica de negocio clínica.</w:t>
+        <w:t>Control de bloqueo para evitar múltiples consultas activas por médico.</w:t>
       </w:r>
     </w:p>
     <w:p>
@@ -2949,7 +2810,7 @@
           <w:szCs w:val="24"/>
           <w:lang w:eastAsia="es-VE"/>
         </w:rPr>
-        <w:t>Despliegue de prioridad visual en el tablero de atención.</w:t>
+        <w:t>Cambio síncrono del estado del paciente a “Consulta Finalizada”.</w:t>
       </w:r>
     </w:p>
     <w:p>
@@ -2974,7 +2835,7 @@
           <w:szCs w:val="24"/>
           <w:lang w:eastAsia="es-VE"/>
         </w:rPr>
-        <w:t>Emisión de orden de servicio con solvencia administrativa.</w:t>
+        <w:t>Registro automatizado de transacciones clínicas y auditorías inmutables.</w:t>
       </w:r>
     </w:p>
     <w:tbl>
@@ -3128,7 +2989,21 @@
                 <w:sz w:val="20"/>
                 <w:lang w:val="es-GT"/>
               </w:rPr>
-              <w:t>Verificar obligatoriedad de campos de identidad (DPI), formatos numéricos en signos vitales y rangos lógicos de la escala Glasgow.</w:t>
+              <w:t>.</w:t>
+            </w:r>
+            <w:r>
+              <w:rPr>
+                <w:lang w:val="es-GT"/>
+              </w:rPr>
+              <w:t xml:space="preserve"> </w:t>
+            </w:r>
+            <w:r>
+              <w:rPr>
+                <w:rFonts w:cs="Arial"/>
+                <w:sz w:val="20"/>
+                <w:lang w:val="es-GT"/>
+              </w:rPr>
+              <w:t>Verificar la recepción de cargas lógicas del expediente, ingreso de textos alfanuméricos de diagnóstico y campos obligatorios de receta.</w:t>
             </w:r>
           </w:p>
         </w:tc>
@@ -3185,7 +3060,116 @@
               </w:rPr>
             </w:pPr>
             <w:r>
-              <w:t>FA03: Identificación de Emergencia Extrema (Código Rojo)</w:t>
+              <w:rPr>
+                <w:rFonts w:cs="Arial"/>
+                <w:b/>
+                <w:bCs/>
+                <w:sz w:val="20"/>
+              </w:rPr>
+              <w:t>RN09</w:t>
+            </w:r>
+            <w:r>
+              <w:rPr>
+                <w:rFonts w:cs="Arial"/>
+                <w:sz w:val="20"/>
+              </w:rPr>
+              <w:t xml:space="preserve"> (Algoritmo de asignación automatizado)</w:t>
+            </w:r>
+          </w:p>
+          <w:p>
+            <w:pPr>
+              <w:pStyle w:val="Prrafodelista"/>
+              <w:numPr>
+                <w:ilvl w:val="0"/>
+                <w:numId w:val="8"/>
+              </w:numPr>
+              <w:rPr>
+                <w:rFonts w:cs="Arial"/>
+                <w:sz w:val="20"/>
+              </w:rPr>
+            </w:pPr>
+            <w:r>
+              <w:rPr>
+                <w:rFonts w:cs="Arial"/>
+                <w:b/>
+                <w:bCs/>
+                <w:sz w:val="20"/>
+              </w:rPr>
+              <w:t>RN03</w:t>
+            </w:r>
+            <w:r>
+              <w:rPr>
+                <w:rFonts w:cs="Arial"/>
+                <w:sz w:val="20"/>
+              </w:rPr>
+              <w:t xml:space="preserve"> (Exigencia de solvencia administrativa previa)</w:t>
+            </w:r>
+          </w:p>
+          <w:p>
+            <w:pPr>
+              <w:pStyle w:val="Prrafodelista"/>
+              <w:numPr>
+                <w:ilvl w:val="0"/>
+                <w:numId w:val="8"/>
+              </w:numPr>
+              <w:rPr>
+                <w:rFonts w:cs="Arial"/>
+                <w:sz w:val="20"/>
+              </w:rPr>
+            </w:pPr>
+            <w:r>
+              <w:rPr>
+                <w:rFonts w:cs="Arial"/>
+                <w:b/>
+                <w:bCs/>
+                <w:sz w:val="20"/>
+                <w:lang w:val="en-US"/>
+              </w:rPr>
+              <w:t>RN10</w:t>
+            </w:r>
+            <w:r>
+              <w:rPr>
+                <w:rFonts w:cs="Arial"/>
+                <w:sz w:val="20"/>
+                <w:lang w:val="en-US"/>
+              </w:rPr>
+              <w:t xml:space="preserve"> (</w:t>
+            </w:r>
+            <w:proofErr w:type="spellStart"/>
+            <w:r>
+              <w:rPr>
+                <w:rFonts w:cs="Arial"/>
+                <w:sz w:val="20"/>
+                <w:lang w:val="en-US"/>
+              </w:rPr>
+              <w:t>Flujo</w:t>
+            </w:r>
+            <w:proofErr w:type="spellEnd"/>
+            <w:r>
+              <w:rPr>
+                <w:rFonts w:cs="Arial"/>
+                <w:sz w:val="20"/>
+                <w:lang w:val="en-US"/>
+              </w:rPr>
+              <w:t xml:space="preserve"> lineal </w:t>
+            </w:r>
+            <w:proofErr w:type="spellStart"/>
+            <w:r>
+              <w:rPr>
+                <w:rFonts w:cs="Arial"/>
+                <w:sz w:val="20"/>
+                <w:lang w:val="en-US"/>
+              </w:rPr>
+              <w:t>obligatorio</w:t>
+            </w:r>
+            <w:proofErr w:type="spellEnd"/>
+            <w:r>
+              <w:rPr>
+                <w:rFonts w:cs="Arial"/>
+                <w:sz w:val="20"/>
+                <w:lang w:val="en-US"/>
+              </w:rPr>
+              <w:t>).</w:t>
             </w:r>
           </w:p>
         </w:tc>
@@ -3243,34 +3227,6 @@
                 <w:sz w:val="20"/>
               </w:rPr>
             </w:pPr>
-            <w:r>
-              <w:rPr>
-                <w:rFonts w:cs="Arial"/>
-                <w:sz w:val="20"/>
-              </w:rPr>
-              <w:t>RN</w:t>
-            </w:r>
-            <w:r>
-              <w:rPr>
-                <w:rFonts w:cs="Arial"/>
-                <w:sz w:val="20"/>
-              </w:rPr>
-              <w:t>04</w:t>
-            </w:r>
-            <w:r>
-              <w:rPr>
-                <w:rFonts w:cs="Arial"/>
-                <w:sz w:val="20"/>
-              </w:rPr>
-              <w:t xml:space="preserve"> </w:t>
-            </w:r>
-            <w:r>
-              <w:rPr>
-                <w:rFonts w:cs="Arial"/>
-                <w:sz w:val="20"/>
-              </w:rPr>
-              <w:t>Protocolo de Priorización clínica</w:t>
-            </w:r>
           </w:p>
         </w:tc>
       </w:tr>
@@ -3356,9 +3312,18 @@
             <w:r>
               <w:rPr>
                 <w:rFonts w:cs="Arial"/>
-                <w:sz w:val="20"/>
-              </w:rPr>
-              <w:t>FA01: Paciente tiene Cita programada</w:t>
+                <w:b/>
+                <w:bCs/>
+                <w:sz w:val="20"/>
+              </w:rPr>
+              <w:t>FA01</w:t>
+            </w:r>
+            <w:r>
+              <w:rPr>
+                <w:rFonts w:cs="Arial"/>
+                <w:sz w:val="20"/>
+              </w:rPr>
+              <w:t xml:space="preserve"> Médico con consulta abierta</w:t>
             </w:r>
           </w:p>
           <w:p>
@@ -3376,9 +3341,27 @@
             <w:r>
               <w:rPr>
                 <w:rFonts w:cs="Arial"/>
-                <w:sz w:val="20"/>
-              </w:rPr>
-              <w:t>FA02: Datos Clínicos Fuera de Rango (Error de captura)</w:t>
+                <w:b/>
+                <w:bCs/>
+                <w:sz w:val="20"/>
+              </w:rPr>
+              <w:t>FA0</w:t>
+            </w:r>
+            <w:r>
+              <w:rPr>
+                <w:rFonts w:cs="Arial"/>
+                <w:b/>
+                <w:bCs/>
+                <w:sz w:val="20"/>
+              </w:rPr>
+              <w:t xml:space="preserve">2 </w:t>
+            </w:r>
+            <w:r>
+              <w:rPr>
+                <w:rFonts w:cs="Arial"/>
+                <w:sz w:val="20"/>
+              </w:rPr>
+              <w:t>Cola en espera Vacía</w:t>
             </w:r>
           </w:p>
           <w:p>
@@ -3396,87 +3379,37 @@
             <w:r>
               <w:rPr>
                 <w:rFonts w:cs="Arial"/>
-                <w:sz w:val="20"/>
-              </w:rPr>
-              <w:lastRenderedPageBreak/>
-              <w:t>FA03: Identificación de Emergencia Extrema (Código Rojo)</w:t>
-            </w:r>
-          </w:p>
-          <w:p>
-            <w:pPr>
-              <w:pStyle w:val="Prrafodelista"/>
-              <w:numPr>
-                <w:ilvl w:val="0"/>
-                <w:numId w:val="6"/>
-              </w:numPr>
-              <w:rPr>
-                <w:rFonts w:cs="Arial"/>
-                <w:sz w:val="20"/>
-              </w:rPr>
-            </w:pPr>
-            <w:r>
-              <w:rPr>
-                <w:rFonts w:cs="Arial"/>
-                <w:sz w:val="20"/>
-              </w:rPr>
-              <w:t>FA04: Saldos insuficientes en tarjeta de crédito/débito</w:t>
-            </w:r>
-          </w:p>
-          <w:p>
-            <w:pPr>
-              <w:pStyle w:val="Prrafodelista"/>
-              <w:numPr>
-                <w:ilvl w:val="0"/>
-                <w:numId w:val="6"/>
-              </w:numPr>
-              <w:rPr>
-                <w:rFonts w:cs="Arial"/>
-                <w:sz w:val="20"/>
-              </w:rPr>
-            </w:pPr>
-            <w:r>
-              <w:rPr>
-                <w:rFonts w:cs="Arial"/>
-                <w:sz w:val="20"/>
-              </w:rPr>
-              <w:t>FA05: No cuenta con método de pago</w:t>
-            </w:r>
-          </w:p>
-          <w:p>
-            <w:pPr>
-              <w:pStyle w:val="Prrafodelista"/>
-              <w:numPr>
-                <w:ilvl w:val="0"/>
-                <w:numId w:val="6"/>
-              </w:numPr>
-              <w:rPr>
-                <w:rFonts w:cs="Arial"/>
-                <w:sz w:val="20"/>
-              </w:rPr>
-            </w:pPr>
+                <w:b/>
+                <w:bCs/>
+                <w:sz w:val="20"/>
+              </w:rPr>
+              <w:t>FA0</w:t>
+            </w:r>
+            <w:r>
+              <w:rPr>
+                <w:rFonts w:cs="Arial"/>
+                <w:b/>
+                <w:bCs/>
+                <w:sz w:val="20"/>
+              </w:rPr>
+              <w:t xml:space="preserve">3 </w:t>
+            </w:r>
+            <w:r>
+              <w:rPr>
+                <w:rFonts w:cs="Arial"/>
+                <w:sz w:val="20"/>
+              </w:rPr>
+              <w:t xml:space="preserve">Seguimiento </w:t>
+            </w:r>
             <w:proofErr w:type="spellStart"/>
             <w:r>
               <w:rPr>
                 <w:rFonts w:cs="Arial"/>
                 <w:sz w:val="20"/>
               </w:rPr>
-              <w:t>Fewqwf</w:t>
+              <w:t>médido</w:t>
             </w:r>
             <w:proofErr w:type="spellEnd"/>
-            <w:r>
-              <w:rPr>
-                <w:rFonts w:cs="Arial"/>
-                <w:sz w:val="20"/>
-              </w:rPr>
-              <w:t xml:space="preserve"> DXZ</w:t>
-            </w:r>
-            <w:r>
-              <w:rPr>
-                <w:rFonts w:cs="Arial"/>
-                <w:sz w:val="20"/>
-              </w:rPr>
-              <w:t>FA06: El paciente ya tiene registro previo</w:t>
-            </w:r>
           </w:p>
         </w:tc>
       </w:tr>
@@ -3512,7 +3445,6 @@
                 <w:bCs/>
                 <w:sz w:val="20"/>
               </w:rPr>
-              <w:lastRenderedPageBreak/>
               <w:t>Flujos</w:t>
             </w:r>
             <w:proofErr w:type="spellEnd"/>
@@ -3590,6 +3522,7 @@
                 <w:bCs/>
                 <w:sz w:val="20"/>
               </w:rPr>
+              <w:lastRenderedPageBreak/>
               <w:t>Flujo</w:t>
             </w:r>
             <w:proofErr w:type="spellEnd"/>
@@ -3647,7 +3580,7 @@
                 <w:sz w:val="20"/>
                 <w:lang w:val="es-GT"/>
               </w:rPr>
-              <w:t>2</w:t>
+              <w:t>6</w:t>
             </w:r>
             <w:r>
               <w:rPr>
@@ -3663,18 +3596,8 @@
                 <w:sz w:val="20"/>
                 <w:lang w:val="es-GT"/>
               </w:rPr>
-              <w:t xml:space="preserve">Registro de Pacientes y </w:t>
-            </w:r>
-            <w:proofErr w:type="spellStart"/>
-            <w:r>
-              <w:rPr>
-                <w:rFonts w:cs="Arial"/>
-                <w:sz w:val="20"/>
-                <w:lang w:val="es-GT"/>
-              </w:rPr>
-              <w:t>Triaje</w:t>
-            </w:r>
-            <w:proofErr w:type="spellEnd"/>
+              <w:t>Atención en clínica y asignación automatizada</w:t>
+            </w:r>
           </w:p>
         </w:tc>
       </w:tr>
@@ -3936,18 +3859,7 @@
                 <w:szCs w:val="20"/>
                 <w:lang w:val="es-GT"/>
               </w:rPr>
-              <w:t>2</w:t>
-            </w:r>
-            <w:r>
-              <w:rPr>
-                <w:rFonts w:cs="Arial"/>
-                <w:i/>
-                <w:color w:val="0000FF"/>
-                <w:sz w:val="20"/>
-                <w:szCs w:val="20"/>
-                <w:lang w:val="es-GT"/>
-              </w:rPr>
-              <w:t>.1</w:t>
+              <w:t>6.1</w:t>
             </w:r>
           </w:p>
         </w:tc>
@@ -4308,7 +4220,7 @@
                 <w:szCs w:val="20"/>
                 <w:lang w:val="es-GT"/>
               </w:rPr>
-              <w:t>Autenticación</w:t>
+              <w:t xml:space="preserve"> </w:t>
             </w:r>
             <w:r>
               <w:rPr>
@@ -4319,7 +4231,29 @@
                 <w:szCs w:val="20"/>
                 <w:lang w:val="es-GT"/>
               </w:rPr>
-              <w:t xml:space="preserve"> – Sistema de Información Hospitalario</w:t>
+              <w:t>Atención en clínica y asignación automatizada</w:t>
+            </w:r>
+            <w:r>
+              <w:rPr>
+                <w:rFonts w:cs="Arial"/>
+                <w:i/>
+                <w:color w:val="0000FF"/>
+                <w:sz w:val="20"/>
+                <w:szCs w:val="20"/>
+                <w:lang w:val="es-GT"/>
+              </w:rPr>
+              <w:t xml:space="preserve"> </w:t>
+            </w:r>
+            <w:r>
+              <w:rPr>
+                <w:rFonts w:cs="Arial"/>
+                <w:i/>
+                <w:color w:val="0000FF"/>
+                <w:sz w:val="20"/>
+                <w:szCs w:val="20"/>
+                <w:lang w:val="es-GT"/>
+              </w:rPr>
+              <w:t>– Sistema de Información Hospitalario</w:t>
             </w:r>
           </w:p>
         </w:tc>
@@ -4412,21 +4346,8 @@
                 <w:szCs w:val="20"/>
                 <w:lang w:val="es-GT"/>
               </w:rPr>
-              <w:t xml:space="preserve">Registro y </w:t>
-            </w:r>
-            <w:proofErr w:type="spellStart"/>
-            <w:r>
-              <w:rPr>
-                <w:rFonts w:cs="Arial"/>
-                <w:i/>
-                <w:color w:val="0000FF"/>
-                <w:sz w:val="20"/>
-                <w:szCs w:val="20"/>
-                <w:lang w:val="es-GT"/>
-              </w:rPr>
-              <w:t>Triaje</w:t>
-            </w:r>
-            <w:proofErr w:type="spellEnd"/>
+              <w:t>Clínica</w:t>
+            </w:r>
           </w:p>
         </w:tc>
       </w:tr>
@@ -4516,6 +4437,73 @@
                 <w:lang w:val="es-GT"/>
               </w:rPr>
             </w:pPr>
+            <w:r>
+              <w:rPr>
+                <w:rFonts w:cs="Arial"/>
+                <w:i/>
+                <w:color w:val="0000FF"/>
+                <w:sz w:val="20"/>
+                <w:szCs w:val="20"/>
+                <w:lang w:val="es-GT"/>
+              </w:rPr>
+              <w:t>Validar que el médico responsable atienda a los paciente  en base  al algoritmo de criticidad que ordena en la tabla de atención a los pacientes</w:t>
+            </w:r>
+          </w:p>
+          <w:p>
+            <w:pPr>
+              <w:numPr>
+                <w:ilvl w:val="12"/>
+                <w:numId w:val="0"/>
+              </w:numPr>
+              <w:spacing w:line="256" w:lineRule="auto"/>
+              <w:rPr>
+                <w:rFonts w:cs="Arial"/>
+                <w:i/>
+                <w:color w:val="0000FF"/>
+                <w:sz w:val="20"/>
+                <w:szCs w:val="20"/>
+                <w:lang w:val="es-GT"/>
+              </w:rPr>
+            </w:pPr>
+            <w:r>
+              <w:rPr>
+                <w:rFonts w:cs="Arial"/>
+                <w:i/>
+                <w:color w:val="0000FF"/>
+                <w:sz w:val="20"/>
+                <w:szCs w:val="20"/>
+                <w:lang w:val="es-GT"/>
+              </w:rPr>
+              <w:t>Validar la correcta creación y asignación de ordenes de laboratorios y asignación de medicamentos</w:t>
+            </w:r>
+          </w:p>
+          <w:p>
+            <w:pPr>
+              <w:numPr>
+                <w:ilvl w:val="12"/>
+                <w:numId w:val="0"/>
+              </w:numPr>
+              <w:spacing w:line="256" w:lineRule="auto"/>
+              <w:rPr>
+                <w:rFonts w:cs="Arial"/>
+                <w:i/>
+                <w:color w:val="0000FF"/>
+                <w:sz w:val="20"/>
+                <w:szCs w:val="20"/>
+                <w:lang w:val="es-GT"/>
+              </w:rPr>
+            </w:pPr>
+            <w:r>
+              <w:rPr>
+                <w:rFonts w:cs="Arial"/>
+                <w:i/>
+                <w:color w:val="0000FF"/>
+                <w:sz w:val="20"/>
+                <w:szCs w:val="20"/>
+                <w:lang w:val="es-GT"/>
+              </w:rPr>
+              <w:t>Validar la correcta creación de diagnóstico médico con seguimiento</w:t>
+            </w:r>
           </w:p>
         </w:tc>
       </w:tr>
@@ -4655,6 +4643,69 @@
                 <w:lang w:val="es-GT"/>
               </w:rPr>
             </w:pPr>
+            <w:r>
+              <w:rPr>
+                <w:rFonts w:cs="Arial"/>
+                <w:i/>
+                <w:color w:val="0000FF"/>
+                <w:sz w:val="20"/>
+                <w:szCs w:val="20"/>
+                <w:lang w:val="es-GT"/>
+              </w:rPr>
+              <w:t xml:space="preserve">1 Que hayan </w:t>
+            </w:r>
+            <w:proofErr w:type="spellStart"/>
+            <w:r>
+              <w:rPr>
+                <w:rFonts w:cs="Arial"/>
+                <w:i/>
+                <w:color w:val="0000FF"/>
+                <w:sz w:val="20"/>
+                <w:szCs w:val="20"/>
+                <w:lang w:val="es-GT"/>
+              </w:rPr>
+              <w:t>triajes</w:t>
+            </w:r>
+            <w:proofErr w:type="spellEnd"/>
+            <w:r>
+              <w:rPr>
+                <w:rFonts w:cs="Arial"/>
+                <w:i/>
+                <w:color w:val="0000FF"/>
+                <w:sz w:val="20"/>
+                <w:szCs w:val="20"/>
+                <w:lang w:val="es-GT"/>
+              </w:rPr>
+              <w:t xml:space="preserve"> por atender</w:t>
+            </w:r>
+          </w:p>
+          <w:p>
+            <w:pPr>
+              <w:numPr>
+                <w:ilvl w:val="12"/>
+                <w:numId w:val="0"/>
+              </w:numPr>
+              <w:spacing w:line="256" w:lineRule="auto"/>
+              <w:rPr>
+                <w:rFonts w:cs="Arial"/>
+                <w:i/>
+                <w:color w:val="0000FF"/>
+                <w:sz w:val="20"/>
+                <w:szCs w:val="20"/>
+                <w:lang w:val="es-GT"/>
+              </w:rPr>
+            </w:pPr>
+            <w:r>
+              <w:rPr>
+                <w:rFonts w:cs="Arial"/>
+                <w:i/>
+                <w:color w:val="0000FF"/>
+                <w:sz w:val="20"/>
+                <w:szCs w:val="20"/>
+                <w:lang w:val="es-GT"/>
+              </w:rPr>
+              <w:t>2 Que el usuario tenga rol de Doctor para tener acceso al módulo</w:t>
+            </w:r>
           </w:p>
         </w:tc>
       </w:tr>
@@ -4755,12 +4806,9 @@
                 <w:szCs w:val="20"/>
                 <w:lang w:val="es-GT"/>
               </w:rPr>
-              <w:t>1.</w:t>
-            </w:r>
-          </w:p>
-          <w:p>
-            <w:pPr>
-              <w:spacing w:line="256" w:lineRule="auto"/>
+              <w:t xml:space="preserve">1. </w:t>
+            </w:r>
+            <w:r>
               <w:rPr>
                 <w:rFonts w:cs="Arial"/>
                 <w:i/>
@@ -4769,8 +4817,12 @@
                 <w:szCs w:val="20"/>
                 <w:lang w:val="es-GT"/>
               </w:rPr>
-            </w:pPr>
-            <w:r>
+              <w:t>El médico hace clic en el botón "Siguiente Paciente" desde su módulo clínico.</w:t>
+            </w:r>
+          </w:p>
+          <w:p>
+            <w:pPr>
+              <w:spacing w:line="256" w:lineRule="auto"/>
               <w:rPr>
                 <w:rFonts w:cs="Arial"/>
                 <w:i/>
@@ -4779,12 +4831,8 @@
                 <w:szCs w:val="20"/>
                 <w:lang w:val="es-GT"/>
               </w:rPr>
-              <w:t>2.</w:t>
-            </w:r>
-          </w:p>
-          <w:p>
-            <w:pPr>
-              <w:spacing w:line="256" w:lineRule="auto"/>
+            </w:pPr>
+            <w:r>
               <w:rPr>
                 <w:rFonts w:cs="Arial"/>
                 <w:i/>
@@ -4793,7 +4841,8 @@
                 <w:szCs w:val="20"/>
                 <w:lang w:val="es-GT"/>
               </w:rPr>
-            </w:pPr>
+              <w:t xml:space="preserve">2 </w:t>
+            </w:r>
             <w:r>
               <w:rPr>
                 <w:rFonts w:cs="Arial"/>
@@ -4803,21 +4852,21 @@
                 <w:szCs w:val="20"/>
                 <w:lang w:val="es-GT"/>
               </w:rPr>
-              <w:t>3.</w:t>
-            </w:r>
-          </w:p>
-          <w:p>
-            <w:pPr>
-              <w:spacing w:line="256" w:lineRule="auto"/>
-              <w:rPr>
-                <w:rFonts w:cs="Arial"/>
+              <w:t>Validar que el sistema aplique el algoritmo (</w:t>
+            </w:r>
+            <w:r>
+              <w:rPr>
+                <w:rFonts w:cs="Arial"/>
+                <w:b/>
+                <w:bCs/>
                 <w:i/>
                 <w:color w:val="0000FF"/>
                 <w:sz w:val="20"/>
                 <w:szCs w:val="20"/>
                 <w:lang w:val="es-GT"/>
               </w:rPr>
-            </w:pPr>
+              <w:t>RN09</w:t>
+            </w:r>
             <w:r>
               <w:rPr>
                 <w:rFonts w:cs="Arial"/>
@@ -4827,8 +4876,174 @@
                 <w:szCs w:val="20"/>
                 <w:lang w:val="es-GT"/>
               </w:rPr>
-              <w:t>4.</w:t>
-            </w:r>
+              <w:t>) y cargue el expediente del paciente con mayor prioridad (ej. Rojo antes que Verde).</w:t>
+            </w:r>
+          </w:p>
+          <w:p>
+            <w:pPr>
+              <w:spacing w:line="256" w:lineRule="auto"/>
+              <w:rPr>
+                <w:rFonts w:cs="Arial"/>
+                <w:i/>
+                <w:color w:val="0000FF"/>
+                <w:sz w:val="20"/>
+                <w:szCs w:val="20"/>
+                <w:lang w:val="es-GT"/>
+              </w:rPr>
+            </w:pPr>
+            <w:r>
+              <w:rPr>
+                <w:rFonts w:cs="Arial"/>
+                <w:i/>
+                <w:color w:val="0000FF"/>
+                <w:sz w:val="20"/>
+                <w:szCs w:val="20"/>
+                <w:lang w:val="es-GT"/>
+              </w:rPr>
+              <w:t xml:space="preserve">3 </w:t>
+            </w:r>
+            <w:r>
+              <w:rPr>
+                <w:rFonts w:cs="Arial"/>
+                <w:i/>
+                <w:color w:val="0000FF"/>
+                <w:sz w:val="20"/>
+                <w:szCs w:val="20"/>
+                <w:lang w:val="es-GT"/>
+              </w:rPr>
+              <w:t>Digitar los campos obligatorios de diagnóstico, tratamiento y receta médica.</w:t>
+            </w:r>
+          </w:p>
+          <w:p>
+            <w:pPr>
+              <w:spacing w:line="256" w:lineRule="auto"/>
+              <w:rPr>
+                <w:rFonts w:cs="Arial"/>
+                <w:i/>
+                <w:color w:val="0000FF"/>
+                <w:sz w:val="20"/>
+                <w:szCs w:val="20"/>
+                <w:lang w:val="es-GT"/>
+              </w:rPr>
+            </w:pPr>
+            <w:r>
+              <w:rPr>
+                <w:rFonts w:cs="Arial"/>
+                <w:i/>
+                <w:color w:val="0000FF"/>
+                <w:sz w:val="20"/>
+                <w:szCs w:val="20"/>
+                <w:lang w:val="es-GT"/>
+              </w:rPr>
+              <w:t xml:space="preserve">4 </w:t>
+            </w:r>
+            <w:r>
+              <w:rPr>
+                <w:rFonts w:cs="Arial"/>
+                <w:i/>
+                <w:color w:val="0000FF"/>
+                <w:sz w:val="20"/>
+                <w:szCs w:val="20"/>
+                <w:lang w:val="es-GT"/>
+              </w:rPr>
+              <w:t>Hacer clic en "Finalizar Consulta".</w:t>
+            </w:r>
+          </w:p>
+          <w:p>
+            <w:pPr>
+              <w:spacing w:line="256" w:lineRule="auto"/>
+              <w:rPr>
+                <w:rFonts w:cs="Arial"/>
+                <w:i/>
+                <w:color w:val="0000FF"/>
+                <w:sz w:val="20"/>
+                <w:szCs w:val="20"/>
+                <w:lang w:val="es-GT"/>
+              </w:rPr>
+            </w:pPr>
+            <w:r>
+              <w:rPr>
+                <w:rFonts w:cs="Arial"/>
+                <w:i/>
+                <w:color w:val="0000FF"/>
+                <w:sz w:val="20"/>
+                <w:szCs w:val="20"/>
+                <w:lang w:val="es-GT"/>
+              </w:rPr>
+              <w:t xml:space="preserve">5 </w:t>
+            </w:r>
+            <w:r>
+              <w:rPr>
+                <w:rFonts w:cs="Arial"/>
+                <w:i/>
+                <w:color w:val="0000FF"/>
+                <w:sz w:val="20"/>
+                <w:szCs w:val="20"/>
+                <w:lang w:val="es-GT"/>
+              </w:rPr>
+              <w:t xml:space="preserve">Verificar en el tablero general que el estado del paciente cambie a </w:t>
+            </w:r>
+            <w:r>
+              <w:rPr>
+                <w:rFonts w:cs="Arial"/>
+                <w:b/>
+                <w:bCs/>
+                <w:i/>
+                <w:color w:val="0000FF"/>
+                <w:sz w:val="20"/>
+                <w:szCs w:val="20"/>
+                <w:lang w:val="es-GT"/>
+              </w:rPr>
+              <w:t>“Consulta Finalizada”</w:t>
+            </w:r>
+            <w:r>
+              <w:rPr>
+                <w:rFonts w:cs="Arial"/>
+                <w:i/>
+                <w:color w:val="0000FF"/>
+                <w:sz w:val="20"/>
+                <w:szCs w:val="20"/>
+                <w:lang w:val="es-GT"/>
+              </w:rPr>
+              <w:t xml:space="preserve"> y que se cree el log inmutable (</w:t>
+            </w:r>
+            <w:r>
+              <w:rPr>
+                <w:rFonts w:cs="Arial"/>
+                <w:b/>
+                <w:bCs/>
+                <w:i/>
+                <w:color w:val="0000FF"/>
+                <w:sz w:val="20"/>
+                <w:szCs w:val="20"/>
+                <w:lang w:val="es-GT"/>
+              </w:rPr>
+              <w:t>RN05</w:t>
+            </w:r>
+            <w:r>
+              <w:rPr>
+                <w:rFonts w:cs="Arial"/>
+                <w:i/>
+                <w:color w:val="0000FF"/>
+                <w:sz w:val="20"/>
+                <w:szCs w:val="20"/>
+                <w:lang w:val="es-GT"/>
+              </w:rPr>
+              <w:t>).</w:t>
+            </w:r>
+          </w:p>
+          <w:p>
+            <w:pPr>
+              <w:spacing w:line="256" w:lineRule="auto"/>
+              <w:rPr>
+                <w:rFonts w:cs="Arial"/>
+                <w:i/>
+                <w:color w:val="0000FF"/>
+                <w:sz w:val="20"/>
+                <w:szCs w:val="20"/>
+                <w:lang w:val="es-GT"/>
+              </w:rPr>
+            </w:pPr>
           </w:p>
         </w:tc>
       </w:tr>
@@ -4935,6 +5150,7 @@
                 <w:sz w:val="20"/>
                 <w:szCs w:val="20"/>
               </w:rPr>
+              <w:lastRenderedPageBreak/>
               <w:t>Hallazgos</w:t>
             </w:r>
             <w:proofErr w:type="spellEnd"/>
@@ -5112,7 +5328,6 @@
                 <w:sz w:val="20"/>
                 <w:szCs w:val="20"/>
               </w:rPr>
-              <w:lastRenderedPageBreak/>
               <w:t>Observaciones</w:t>
             </w:r>
             <w:proofErr w:type="spellEnd"/>
@@ -6403,102 +6618,6 @@
                 <w:lang w:val="es-GT"/>
               </w:rPr>
             </w:pPr>
-            <w:r>
-              <w:rPr>
-                <w:rFonts w:cs="Arial"/>
-                <w:i/>
-                <w:color w:val="0000FF"/>
-                <w:sz w:val="20"/>
-                <w:szCs w:val="20"/>
-                <w:lang w:val="es-GT"/>
-              </w:rPr>
-              <w:t>1.</w:t>
-            </w:r>
-          </w:p>
-          <w:p>
-            <w:pPr>
-              <w:spacing w:line="256" w:lineRule="auto"/>
-              <w:rPr>
-                <w:rFonts w:cs="Arial"/>
-                <w:i/>
-                <w:color w:val="0000FF"/>
-                <w:sz w:val="20"/>
-                <w:szCs w:val="20"/>
-                <w:lang w:val="es-GT"/>
-              </w:rPr>
-            </w:pPr>
-            <w:r>
-              <w:rPr>
-                <w:rFonts w:cs="Arial"/>
-                <w:i/>
-                <w:color w:val="0000FF"/>
-                <w:sz w:val="20"/>
-                <w:szCs w:val="20"/>
-                <w:lang w:val="es-GT"/>
-              </w:rPr>
-              <w:t>2.</w:t>
-            </w:r>
-          </w:p>
-          <w:p>
-            <w:pPr>
-              <w:spacing w:line="256" w:lineRule="auto"/>
-              <w:rPr>
-                <w:rFonts w:cs="Arial"/>
-                <w:i/>
-                <w:color w:val="0000FF"/>
-                <w:sz w:val="20"/>
-                <w:szCs w:val="20"/>
-                <w:lang w:val="es-GT"/>
-              </w:rPr>
-            </w:pPr>
-            <w:r>
-              <w:rPr>
-                <w:rFonts w:cs="Arial"/>
-                <w:i/>
-                <w:color w:val="0000FF"/>
-                <w:sz w:val="20"/>
-                <w:szCs w:val="20"/>
-                <w:lang w:val="es-GT"/>
-              </w:rPr>
-              <w:t>3.</w:t>
-            </w:r>
-          </w:p>
-          <w:p>
-            <w:pPr>
-              <w:spacing w:line="256" w:lineRule="auto"/>
-              <w:rPr>
-                <w:rFonts w:cs="Arial"/>
-                <w:i/>
-                <w:color w:val="0000FF"/>
-                <w:sz w:val="20"/>
-                <w:szCs w:val="20"/>
-                <w:lang w:val="es-GT"/>
-              </w:rPr>
-            </w:pPr>
-            <w:r>
-              <w:rPr>
-                <w:rFonts w:cs="Arial"/>
-                <w:i/>
-                <w:color w:val="0000FF"/>
-                <w:sz w:val="20"/>
-                <w:szCs w:val="20"/>
-                <w:lang w:val="es-GT"/>
-              </w:rPr>
-              <w:t>4.</w:t>
-            </w:r>
-          </w:p>
-          <w:p>
-            <w:pPr>
-              <w:spacing w:line="256" w:lineRule="auto"/>
-              <w:rPr>
-                <w:rFonts w:cs="Arial"/>
-                <w:i/>
-                <w:color w:val="0000FF"/>
-                <w:sz w:val="20"/>
-                <w:szCs w:val="20"/>
-                <w:lang w:val="es-GT"/>
-              </w:rPr>
-            </w:pPr>
           </w:p>
         </w:tc>
       </w:tr>
@@ -6939,7 +7058,6 @@
                 <w:szCs w:val="20"/>
                 <w:lang w:val="es-GT"/>
               </w:rPr>
-              <w:lastRenderedPageBreak/>
               <w:t>Jonathan Guamuch</w:t>
             </w:r>
           </w:p>
@@ -7043,6 +7161,7 @@
                 <w:szCs w:val="20"/>
                 <w:lang w:val="es-GT"/>
               </w:rPr>
+              <w:lastRenderedPageBreak/>
               <w:t>Nombre: Jonathan Guamuch</w:t>
             </w:r>
           </w:p>
@@ -9365,9 +9484,9 @@
     </w:lvl>
   </w:abstractNum>
   <w:abstractNum w:abstractNumId="5" w15:restartNumberingAfterBreak="0">
-    <w:nsid w:val="1B9D10EF"/>
+    <w:nsid w:val="1334534B"/>
     <w:multiLevelType w:val="hybridMultilevel"/>
-    <w:tmpl w:val="AEA0CCE8"/>
+    <w:tmpl w:val="3C224196"/>
     <w:lvl w:ilvl="0" w:tplc="100A0001">
       <w:start w:val="1"/>
       <w:numFmt w:val="bullet"/>
@@ -9478,95 +9597,121 @@
     </w:lvl>
   </w:abstractNum>
   <w:abstractNum w:abstractNumId="6" w15:restartNumberingAfterBreak="0">
-    <w:nsid w:val="203B3D20"/>
+    <w:nsid w:val="13ED20C2"/>
     <w:multiLevelType w:val="hybridMultilevel"/>
-    <w:tmpl w:val="FF806C16"/>
-    <w:lvl w:ilvl="0" w:tplc="240A000F">
+    <w:tmpl w:val="B5308646"/>
+    <w:lvl w:ilvl="0" w:tplc="DA404814">
+      <w:numFmt w:val="bullet"/>
+      <w:lvlText w:val=""/>
+      <w:lvlJc w:val="left"/>
+      <w:pPr>
+        <w:ind w:left="720" w:hanging="360"/>
+      </w:pPr>
+      <w:rPr>
+        <w:rFonts w:ascii="Cambria" w:eastAsia="Times New Roman" w:hAnsi="Cambria" w:cs="Arial" w:hint="default"/>
+      </w:rPr>
+    </w:lvl>
+    <w:lvl w:ilvl="1" w:tplc="100A0003" w:tentative="1">
       <w:start w:val="1"/>
-      <w:numFmt w:val="decimal"/>
-      <w:lvlText w:val="%1."/>
+      <w:numFmt w:val="bullet"/>
+      <w:lvlText w:val="o"/>
       <w:lvlJc w:val="left"/>
       <w:pPr>
-        <w:ind w:left="720" w:hanging="360"/>
-      </w:pPr>
+        <w:ind w:left="1440" w:hanging="360"/>
+      </w:pPr>
+      <w:rPr>
+        <w:rFonts w:ascii="Courier New" w:hAnsi="Courier New" w:cs="Courier New" w:hint="default"/>
+      </w:rPr>
     </w:lvl>
-    <w:lvl w:ilvl="1" w:tplc="240A0019">
+    <w:lvl w:ilvl="2" w:tplc="100A0005" w:tentative="1">
       <w:start w:val="1"/>
-      <w:numFmt w:val="lowerLetter"/>
-      <w:lvlText w:val="%2."/>
+      <w:numFmt w:val="bullet"/>
+      <w:lvlText w:val=""/>
       <w:lvlJc w:val="left"/>
       <w:pPr>
-        <w:ind w:left="1440" w:hanging="360"/>
-      </w:pPr>
+        <w:ind w:left="2160" w:hanging="360"/>
+      </w:pPr>
+      <w:rPr>
+        <w:rFonts w:ascii="Wingdings" w:hAnsi="Wingdings" w:hint="default"/>
+      </w:rPr>
     </w:lvl>
-    <w:lvl w:ilvl="2" w:tplc="240A001B">
+    <w:lvl w:ilvl="3" w:tplc="100A0001" w:tentative="1">
       <w:start w:val="1"/>
-      <w:numFmt w:val="lowerRoman"/>
-      <w:lvlText w:val="%3."/>
-      <w:lvlJc w:val="right"/>
-      <w:pPr>
-        <w:ind w:left="2160" w:hanging="180"/>
-      </w:pPr>
+      <w:numFmt w:val="bullet"/>
+      <w:lvlText w:val=""/>
+      <w:lvlJc w:val="left"/>
+      <w:pPr>
+        <w:ind w:left="2880" w:hanging="360"/>
+      </w:pPr>
+      <w:rPr>
+        <w:rFonts w:ascii="Symbol" w:hAnsi="Symbol" w:hint="default"/>
+      </w:rPr>
     </w:lvl>
-    <w:lvl w:ilvl="3" w:tplc="240A000F">
+    <w:lvl w:ilvl="4" w:tplc="100A0003" w:tentative="1">
       <w:start w:val="1"/>
-      <w:numFmt w:val="decimal"/>
-      <w:lvlText w:val="%4."/>
+      <w:numFmt w:val="bullet"/>
+      <w:lvlText w:val="o"/>
       <w:lvlJc w:val="left"/>
       <w:pPr>
-        <w:ind w:left="2880" w:hanging="360"/>
-      </w:pPr>
+        <w:ind w:left="3600" w:hanging="360"/>
+      </w:pPr>
+      <w:rPr>
+        <w:rFonts w:ascii="Courier New" w:hAnsi="Courier New" w:cs="Courier New" w:hint="default"/>
+      </w:rPr>
     </w:lvl>
-    <w:lvl w:ilvl="4" w:tplc="240A0019">
+    <w:lvl w:ilvl="5" w:tplc="100A0005" w:tentative="1">
       <w:start w:val="1"/>
-      <w:numFmt w:val="lowerLetter"/>
-      <w:lvlText w:val="%5."/>
+      <w:numFmt w:val="bullet"/>
+      <w:lvlText w:val=""/>
       <w:lvlJc w:val="left"/>
       <w:pPr>
-        <w:ind w:left="3600" w:hanging="360"/>
-      </w:pPr>
+        <w:ind w:left="4320" w:hanging="360"/>
+      </w:pPr>
+      <w:rPr>
+        <w:rFonts w:ascii="Wingdings" w:hAnsi="Wingdings" w:hint="default"/>
+      </w:rPr>
     </w:lvl>
-    <w:lvl w:ilvl="5" w:tplc="240A001B">
+    <w:lvl w:ilvl="6" w:tplc="100A0001" w:tentative="1">
       <w:start w:val="1"/>
-      <w:numFmt w:val="lowerRoman"/>
-      <w:lvlText w:val="%6."/>
-      <w:lvlJc w:val="right"/>
-      <w:pPr>
-        <w:ind w:left="4320" w:hanging="180"/>
-      </w:pPr>
+      <w:numFmt w:val="bullet"/>
+      <w:lvlText w:val=""/>
+      <w:lvlJc w:val="left"/>
+      <w:pPr>
+        <w:ind w:left="5040" w:hanging="360"/>
+      </w:pPr>
+      <w:rPr>
+        <w:rFonts w:ascii="Symbol" w:hAnsi="Symbol" w:hint="default"/>
+      </w:rPr>
     </w:lvl>
-    <w:lvl w:ilvl="6" w:tplc="240A000F">
+    <w:lvl w:ilvl="7" w:tplc="100A0003" w:tentative="1">
       <w:start w:val="1"/>
-      <w:numFmt w:val="decimal"/>
-      <w:lvlText w:val="%7."/>
+      <w:numFmt w:val="bullet"/>
+      <w:lvlText w:val="o"/>
       <w:lvlJc w:val="left"/>
       <w:pPr>
-        <w:ind w:left="5040" w:hanging="360"/>
-      </w:pPr>
+        <w:ind w:left="5760" w:hanging="360"/>
+      </w:pPr>
+      <w:rPr>
+        <w:rFonts w:ascii="Courier New" w:hAnsi="Courier New" w:cs="Courier New" w:hint="default"/>
+      </w:rPr>
     </w:lvl>
-    <w:lvl w:ilvl="7" w:tplc="240A0019">
+    <w:lvl w:ilvl="8" w:tplc="100A0005" w:tentative="1">
       <w:start w:val="1"/>
-      <w:numFmt w:val="lowerLetter"/>
-      <w:lvlText w:val="%8."/>
+      <w:numFmt w:val="bullet"/>
+      <w:lvlText w:val=""/>
       <w:lvlJc w:val="left"/>
       <w:pPr>
-        <w:ind w:left="5760" w:hanging="360"/>
-      </w:pPr>
-    </w:lvl>
-    <w:lvl w:ilvl="8" w:tplc="240A001B">
-      <w:start w:val="1"/>
-      <w:numFmt w:val="lowerRoman"/>
-      <w:lvlText w:val="%9."/>
-      <w:lvlJc w:val="right"/>
-      <w:pPr>
-        <w:ind w:left="6480" w:hanging="180"/>
-      </w:pPr>
+        <w:ind w:left="6480" w:hanging="360"/>
+      </w:pPr>
+      <w:rPr>
+        <w:rFonts w:ascii="Wingdings" w:hAnsi="Wingdings" w:hint="default"/>
+      </w:rPr>
     </w:lvl>
   </w:abstractNum>
   <w:abstractNum w:abstractNumId="7" w15:restartNumberingAfterBreak="0">
-    <w:nsid w:val="515E443C"/>
+    <w:nsid w:val="1B9D10EF"/>
     <w:multiLevelType w:val="hybridMultilevel"/>
-    <w:tmpl w:val="EFBEE4C2"/>
+    <w:tmpl w:val="AEA0CCE8"/>
     <w:lvl w:ilvl="0" w:tplc="100A0001">
       <w:start w:val="1"/>
       <w:numFmt w:val="bullet"/>
@@ -9677,9 +9822,95 @@
     </w:lvl>
   </w:abstractNum>
   <w:abstractNum w:abstractNumId="8" w15:restartNumberingAfterBreak="0">
-    <w:nsid w:val="54CD0EDB"/>
+    <w:nsid w:val="203B3D20"/>
     <w:multiLevelType w:val="hybridMultilevel"/>
-    <w:tmpl w:val="2BDCE1BA"/>
+    <w:tmpl w:val="FF806C16"/>
+    <w:lvl w:ilvl="0" w:tplc="240A000F">
+      <w:start w:val="1"/>
+      <w:numFmt w:val="decimal"/>
+      <w:lvlText w:val="%1."/>
+      <w:lvlJc w:val="left"/>
+      <w:pPr>
+        <w:ind w:left="720" w:hanging="360"/>
+      </w:pPr>
+    </w:lvl>
+    <w:lvl w:ilvl="1" w:tplc="240A0019">
+      <w:start w:val="1"/>
+      <w:numFmt w:val="lowerLetter"/>
+      <w:lvlText w:val="%2."/>
+      <w:lvlJc w:val="left"/>
+      <w:pPr>
+        <w:ind w:left="1440" w:hanging="360"/>
+      </w:pPr>
+    </w:lvl>
+    <w:lvl w:ilvl="2" w:tplc="240A001B">
+      <w:start w:val="1"/>
+      <w:numFmt w:val="lowerRoman"/>
+      <w:lvlText w:val="%3."/>
+      <w:lvlJc w:val="right"/>
+      <w:pPr>
+        <w:ind w:left="2160" w:hanging="180"/>
+      </w:pPr>
+    </w:lvl>
+    <w:lvl w:ilvl="3" w:tplc="240A000F">
+      <w:start w:val="1"/>
+      <w:numFmt w:val="decimal"/>
+      <w:lvlText w:val="%4."/>
+      <w:lvlJc w:val="left"/>
+      <w:pPr>
+        <w:ind w:left="2880" w:hanging="360"/>
+      </w:pPr>
+    </w:lvl>
+    <w:lvl w:ilvl="4" w:tplc="240A0019">
+      <w:start w:val="1"/>
+      <w:numFmt w:val="lowerLetter"/>
+      <w:lvlText w:val="%5."/>
+      <w:lvlJc w:val="left"/>
+      <w:pPr>
+        <w:ind w:left="3600" w:hanging="360"/>
+      </w:pPr>
+    </w:lvl>
+    <w:lvl w:ilvl="5" w:tplc="240A001B">
+      <w:start w:val="1"/>
+      <w:numFmt w:val="lowerRoman"/>
+      <w:lvlText w:val="%6."/>
+      <w:lvlJc w:val="right"/>
+      <w:pPr>
+        <w:ind w:left="4320" w:hanging="180"/>
+      </w:pPr>
+    </w:lvl>
+    <w:lvl w:ilvl="6" w:tplc="240A000F">
+      <w:start w:val="1"/>
+      <w:numFmt w:val="decimal"/>
+      <w:lvlText w:val="%7."/>
+      <w:lvlJc w:val="left"/>
+      <w:pPr>
+        <w:ind w:left="5040" w:hanging="360"/>
+      </w:pPr>
+    </w:lvl>
+    <w:lvl w:ilvl="7" w:tplc="240A0019">
+      <w:start w:val="1"/>
+      <w:numFmt w:val="lowerLetter"/>
+      <w:lvlText w:val="%8."/>
+      <w:lvlJc w:val="left"/>
+      <w:pPr>
+        <w:ind w:left="5760" w:hanging="360"/>
+      </w:pPr>
+    </w:lvl>
+    <w:lvl w:ilvl="8" w:tplc="240A001B">
+      <w:start w:val="1"/>
+      <w:numFmt w:val="lowerRoman"/>
+      <w:lvlText w:val="%9."/>
+      <w:lvlJc w:val="right"/>
+      <w:pPr>
+        <w:ind w:left="6480" w:hanging="180"/>
+      </w:pPr>
+    </w:lvl>
+  </w:abstractNum>
+  <w:abstractNum w:abstractNumId="9" w15:restartNumberingAfterBreak="0">
+    <w:nsid w:val="515E443C"/>
+    <w:multiLevelType w:val="hybridMultilevel"/>
+    <w:tmpl w:val="EFBEE4C2"/>
     <w:lvl w:ilvl="0" w:tplc="100A0001">
       <w:start w:val="1"/>
       <w:numFmt w:val="bullet"/>
@@ -9789,8 +10020,346 @@
       </w:rPr>
     </w:lvl>
   </w:abstractNum>
+  <w:abstractNum w:abstractNumId="10" w15:restartNumberingAfterBreak="0">
+    <w:nsid w:val="54CD0EDB"/>
+    <w:multiLevelType w:val="hybridMultilevel"/>
+    <w:tmpl w:val="2BDCE1BA"/>
+    <w:lvl w:ilvl="0" w:tplc="100A0001">
+      <w:start w:val="1"/>
+      <w:numFmt w:val="bullet"/>
+      <w:lvlText w:val=""/>
+      <w:lvlJc w:val="left"/>
+      <w:pPr>
+        <w:ind w:left="720" w:hanging="360"/>
+      </w:pPr>
+      <w:rPr>
+        <w:rFonts w:ascii="Symbol" w:hAnsi="Symbol" w:hint="default"/>
+      </w:rPr>
+    </w:lvl>
+    <w:lvl w:ilvl="1" w:tplc="100A0003" w:tentative="1">
+      <w:start w:val="1"/>
+      <w:numFmt w:val="bullet"/>
+      <w:lvlText w:val="o"/>
+      <w:lvlJc w:val="left"/>
+      <w:pPr>
+        <w:ind w:left="1440" w:hanging="360"/>
+      </w:pPr>
+      <w:rPr>
+        <w:rFonts w:ascii="Courier New" w:hAnsi="Courier New" w:cs="Courier New" w:hint="default"/>
+      </w:rPr>
+    </w:lvl>
+    <w:lvl w:ilvl="2" w:tplc="100A0005" w:tentative="1">
+      <w:start w:val="1"/>
+      <w:numFmt w:val="bullet"/>
+      <w:lvlText w:val=""/>
+      <w:lvlJc w:val="left"/>
+      <w:pPr>
+        <w:ind w:left="2160" w:hanging="360"/>
+      </w:pPr>
+      <w:rPr>
+        <w:rFonts w:ascii="Wingdings" w:hAnsi="Wingdings" w:hint="default"/>
+      </w:rPr>
+    </w:lvl>
+    <w:lvl w:ilvl="3" w:tplc="100A0001" w:tentative="1">
+      <w:start w:val="1"/>
+      <w:numFmt w:val="bullet"/>
+      <w:lvlText w:val=""/>
+      <w:lvlJc w:val="left"/>
+      <w:pPr>
+        <w:ind w:left="2880" w:hanging="360"/>
+      </w:pPr>
+      <w:rPr>
+        <w:rFonts w:ascii="Symbol" w:hAnsi="Symbol" w:hint="default"/>
+      </w:rPr>
+    </w:lvl>
+    <w:lvl w:ilvl="4" w:tplc="100A0003" w:tentative="1">
+      <w:start w:val="1"/>
+      <w:numFmt w:val="bullet"/>
+      <w:lvlText w:val="o"/>
+      <w:lvlJc w:val="left"/>
+      <w:pPr>
+        <w:ind w:left="3600" w:hanging="360"/>
+      </w:pPr>
+      <w:rPr>
+        <w:rFonts w:ascii="Courier New" w:hAnsi="Courier New" w:cs="Courier New" w:hint="default"/>
+      </w:rPr>
+    </w:lvl>
+    <w:lvl w:ilvl="5" w:tplc="100A0005" w:tentative="1">
+      <w:start w:val="1"/>
+      <w:numFmt w:val="bullet"/>
+      <w:lvlText w:val=""/>
+      <w:lvlJc w:val="left"/>
+      <w:pPr>
+        <w:ind w:left="4320" w:hanging="360"/>
+      </w:pPr>
+      <w:rPr>
+        <w:rFonts w:ascii="Wingdings" w:hAnsi="Wingdings" w:hint="default"/>
+      </w:rPr>
+    </w:lvl>
+    <w:lvl w:ilvl="6" w:tplc="100A0001" w:tentative="1">
+      <w:start w:val="1"/>
+      <w:numFmt w:val="bullet"/>
+      <w:lvlText w:val=""/>
+      <w:lvlJc w:val="left"/>
+      <w:pPr>
+        <w:ind w:left="5040" w:hanging="360"/>
+      </w:pPr>
+      <w:rPr>
+        <w:rFonts w:ascii="Symbol" w:hAnsi="Symbol" w:hint="default"/>
+      </w:rPr>
+    </w:lvl>
+    <w:lvl w:ilvl="7" w:tplc="100A0003" w:tentative="1">
+      <w:start w:val="1"/>
+      <w:numFmt w:val="bullet"/>
+      <w:lvlText w:val="o"/>
+      <w:lvlJc w:val="left"/>
+      <w:pPr>
+        <w:ind w:left="5760" w:hanging="360"/>
+      </w:pPr>
+      <w:rPr>
+        <w:rFonts w:ascii="Courier New" w:hAnsi="Courier New" w:cs="Courier New" w:hint="default"/>
+      </w:rPr>
+    </w:lvl>
+    <w:lvl w:ilvl="8" w:tplc="100A0005" w:tentative="1">
+      <w:start w:val="1"/>
+      <w:numFmt w:val="bullet"/>
+      <w:lvlText w:val=""/>
+      <w:lvlJc w:val="left"/>
+      <w:pPr>
+        <w:ind w:left="6480" w:hanging="360"/>
+      </w:pPr>
+      <w:rPr>
+        <w:rFonts w:ascii="Wingdings" w:hAnsi="Wingdings" w:hint="default"/>
+      </w:rPr>
+    </w:lvl>
+  </w:abstractNum>
+  <w:abstractNum w:abstractNumId="11" w15:restartNumberingAfterBreak="0">
+    <w:nsid w:val="6CD7489F"/>
+    <w:multiLevelType w:val="hybridMultilevel"/>
+    <w:tmpl w:val="3012ABAA"/>
+    <w:lvl w:ilvl="0" w:tplc="100A0001">
+      <w:start w:val="1"/>
+      <w:numFmt w:val="bullet"/>
+      <w:lvlText w:val=""/>
+      <w:lvlJc w:val="left"/>
+      <w:pPr>
+        <w:ind w:left="720" w:hanging="360"/>
+      </w:pPr>
+      <w:rPr>
+        <w:rFonts w:ascii="Symbol" w:hAnsi="Symbol" w:hint="default"/>
+      </w:rPr>
+    </w:lvl>
+    <w:lvl w:ilvl="1" w:tplc="FFFFFFFF" w:tentative="1">
+      <w:start w:val="1"/>
+      <w:numFmt w:val="bullet"/>
+      <w:lvlText w:val="o"/>
+      <w:lvlJc w:val="left"/>
+      <w:pPr>
+        <w:ind w:left="1440" w:hanging="360"/>
+      </w:pPr>
+      <w:rPr>
+        <w:rFonts w:ascii="Courier New" w:hAnsi="Courier New" w:cs="Courier New" w:hint="default"/>
+      </w:rPr>
+    </w:lvl>
+    <w:lvl w:ilvl="2" w:tplc="FFFFFFFF" w:tentative="1">
+      <w:start w:val="1"/>
+      <w:numFmt w:val="bullet"/>
+      <w:lvlText w:val=""/>
+      <w:lvlJc w:val="left"/>
+      <w:pPr>
+        <w:ind w:left="2160" w:hanging="360"/>
+      </w:pPr>
+      <w:rPr>
+        <w:rFonts w:ascii="Wingdings" w:hAnsi="Wingdings" w:hint="default"/>
+      </w:rPr>
+    </w:lvl>
+    <w:lvl w:ilvl="3" w:tplc="FFFFFFFF" w:tentative="1">
+      <w:start w:val="1"/>
+      <w:numFmt w:val="bullet"/>
+      <w:lvlText w:val=""/>
+      <w:lvlJc w:val="left"/>
+      <w:pPr>
+        <w:ind w:left="2880" w:hanging="360"/>
+      </w:pPr>
+      <w:rPr>
+        <w:rFonts w:ascii="Symbol" w:hAnsi="Symbol" w:hint="default"/>
+      </w:rPr>
+    </w:lvl>
+    <w:lvl w:ilvl="4" w:tplc="FFFFFFFF" w:tentative="1">
+      <w:start w:val="1"/>
+      <w:numFmt w:val="bullet"/>
+      <w:lvlText w:val="o"/>
+      <w:lvlJc w:val="left"/>
+      <w:pPr>
+        <w:ind w:left="3600" w:hanging="360"/>
+      </w:pPr>
+      <w:rPr>
+        <w:rFonts w:ascii="Courier New" w:hAnsi="Courier New" w:cs="Courier New" w:hint="default"/>
+      </w:rPr>
+    </w:lvl>
+    <w:lvl w:ilvl="5" w:tplc="FFFFFFFF" w:tentative="1">
+      <w:start w:val="1"/>
+      <w:numFmt w:val="bullet"/>
+      <w:lvlText w:val=""/>
+      <w:lvlJc w:val="left"/>
+      <w:pPr>
+        <w:ind w:left="4320" w:hanging="360"/>
+      </w:pPr>
+      <w:rPr>
+        <w:rFonts w:ascii="Wingdings" w:hAnsi="Wingdings" w:hint="default"/>
+      </w:rPr>
+    </w:lvl>
+    <w:lvl w:ilvl="6" w:tplc="FFFFFFFF" w:tentative="1">
+      <w:start w:val="1"/>
+      <w:numFmt w:val="bullet"/>
+      <w:lvlText w:val=""/>
+      <w:lvlJc w:val="left"/>
+      <w:pPr>
+        <w:ind w:left="5040" w:hanging="360"/>
+      </w:pPr>
+      <w:rPr>
+        <w:rFonts w:ascii="Symbol" w:hAnsi="Symbol" w:hint="default"/>
+      </w:rPr>
+    </w:lvl>
+    <w:lvl w:ilvl="7" w:tplc="FFFFFFFF" w:tentative="1">
+      <w:start w:val="1"/>
+      <w:numFmt w:val="bullet"/>
+      <w:lvlText w:val="o"/>
+      <w:lvlJc w:val="left"/>
+      <w:pPr>
+        <w:ind w:left="5760" w:hanging="360"/>
+      </w:pPr>
+      <w:rPr>
+        <w:rFonts w:ascii="Courier New" w:hAnsi="Courier New" w:cs="Courier New" w:hint="default"/>
+      </w:rPr>
+    </w:lvl>
+    <w:lvl w:ilvl="8" w:tplc="FFFFFFFF" w:tentative="1">
+      <w:start w:val="1"/>
+      <w:numFmt w:val="bullet"/>
+      <w:lvlText w:val=""/>
+      <w:lvlJc w:val="left"/>
+      <w:pPr>
+        <w:ind w:left="6480" w:hanging="360"/>
+      </w:pPr>
+      <w:rPr>
+        <w:rFonts w:ascii="Wingdings" w:hAnsi="Wingdings" w:hint="default"/>
+      </w:rPr>
+    </w:lvl>
+  </w:abstractNum>
+  <w:abstractNum w:abstractNumId="12" w15:restartNumberingAfterBreak="0">
+    <w:nsid w:val="7696252E"/>
+    <w:multiLevelType w:val="hybridMultilevel"/>
+    <w:tmpl w:val="308CC65E"/>
+    <w:lvl w:ilvl="0" w:tplc="DA404814">
+      <w:numFmt w:val="bullet"/>
+      <w:lvlText w:val=""/>
+      <w:lvlJc w:val="left"/>
+      <w:pPr>
+        <w:ind w:left="720" w:hanging="360"/>
+      </w:pPr>
+      <w:rPr>
+        <w:rFonts w:ascii="Cambria" w:eastAsia="Times New Roman" w:hAnsi="Cambria" w:cs="Arial" w:hint="default"/>
+      </w:rPr>
+    </w:lvl>
+    <w:lvl w:ilvl="1" w:tplc="100A0003" w:tentative="1">
+      <w:start w:val="1"/>
+      <w:numFmt w:val="bullet"/>
+      <w:lvlText w:val="o"/>
+      <w:lvlJc w:val="left"/>
+      <w:pPr>
+        <w:ind w:left="1440" w:hanging="360"/>
+      </w:pPr>
+      <w:rPr>
+        <w:rFonts w:ascii="Courier New" w:hAnsi="Courier New" w:cs="Courier New" w:hint="default"/>
+      </w:rPr>
+    </w:lvl>
+    <w:lvl w:ilvl="2" w:tplc="100A0005" w:tentative="1">
+      <w:start w:val="1"/>
+      <w:numFmt w:val="bullet"/>
+      <w:lvlText w:val=""/>
+      <w:lvlJc w:val="left"/>
+      <w:pPr>
+        <w:ind w:left="2160" w:hanging="360"/>
+      </w:pPr>
+      <w:rPr>
+        <w:rFonts w:ascii="Wingdings" w:hAnsi="Wingdings" w:hint="default"/>
+      </w:rPr>
+    </w:lvl>
+    <w:lvl w:ilvl="3" w:tplc="100A0001" w:tentative="1">
+      <w:start w:val="1"/>
+      <w:numFmt w:val="bullet"/>
+      <w:lvlText w:val=""/>
+      <w:lvlJc w:val="left"/>
+      <w:pPr>
+        <w:ind w:left="2880" w:hanging="360"/>
+      </w:pPr>
+      <w:rPr>
+        <w:rFonts w:ascii="Symbol" w:hAnsi="Symbol" w:hint="default"/>
+      </w:rPr>
+    </w:lvl>
+    <w:lvl w:ilvl="4" w:tplc="100A0003" w:tentative="1">
+      <w:start w:val="1"/>
+      <w:numFmt w:val="bullet"/>
+      <w:lvlText w:val="o"/>
+      <w:lvlJc w:val="left"/>
+      <w:pPr>
+        <w:ind w:left="3600" w:hanging="360"/>
+      </w:pPr>
+      <w:rPr>
+        <w:rFonts w:ascii="Courier New" w:hAnsi="Courier New" w:cs="Courier New" w:hint="default"/>
+      </w:rPr>
+    </w:lvl>
+    <w:lvl w:ilvl="5" w:tplc="100A0005" w:tentative="1">
+      <w:start w:val="1"/>
+      <w:numFmt w:val="bullet"/>
+      <w:lvlText w:val=""/>
+      <w:lvlJc w:val="left"/>
+      <w:pPr>
+        <w:ind w:left="4320" w:hanging="360"/>
+      </w:pPr>
+      <w:rPr>
+        <w:rFonts w:ascii="Wingdings" w:hAnsi="Wingdings" w:hint="default"/>
+      </w:rPr>
+    </w:lvl>
+    <w:lvl w:ilvl="6" w:tplc="100A0001" w:tentative="1">
+      <w:start w:val="1"/>
+      <w:numFmt w:val="bullet"/>
+      <w:lvlText w:val=""/>
+      <w:lvlJc w:val="left"/>
+      <w:pPr>
+        <w:ind w:left="5040" w:hanging="360"/>
+      </w:pPr>
+      <w:rPr>
+        <w:rFonts w:ascii="Symbol" w:hAnsi="Symbol" w:hint="default"/>
+      </w:rPr>
+    </w:lvl>
+    <w:lvl w:ilvl="7" w:tplc="100A0003" w:tentative="1">
+      <w:start w:val="1"/>
+      <w:numFmt w:val="bullet"/>
+      <w:lvlText w:val="o"/>
+      <w:lvlJc w:val="left"/>
+      <w:pPr>
+        <w:ind w:left="5760" w:hanging="360"/>
+      </w:pPr>
+      <w:rPr>
+        <w:rFonts w:ascii="Courier New" w:hAnsi="Courier New" w:cs="Courier New" w:hint="default"/>
+      </w:rPr>
+    </w:lvl>
+    <w:lvl w:ilvl="8" w:tplc="100A0005" w:tentative="1">
+      <w:start w:val="1"/>
+      <w:numFmt w:val="bullet"/>
+      <w:lvlText w:val=""/>
+      <w:lvlJc w:val="left"/>
+      <w:pPr>
+        <w:ind w:left="6480" w:hanging="360"/>
+      </w:pPr>
+      <w:rPr>
+        <w:rFonts w:ascii="Wingdings" w:hAnsi="Wingdings" w:hint="default"/>
+      </w:rPr>
+    </w:lvl>
+  </w:abstractNum>
   <w:num w:numId="1" w16cid:durableId="314533654">
-    <w:abstractNumId w:val="6"/>
+    <w:abstractNumId w:val="8"/>
     <w:lvlOverride w:ilvl="0">
       <w:startOverride w:val="1"/>
     </w:lvlOverride>
@@ -9859,16 +10428,28 @@
     <w:abstractNumId w:val="1"/>
   </w:num>
   <w:num w:numId="6" w16cid:durableId="1187207852">
-    <w:abstractNumId w:val="7"/>
+    <w:abstractNumId w:val="9"/>
   </w:num>
   <w:num w:numId="7" w16cid:durableId="393360729">
-    <w:abstractNumId w:val="8"/>
+    <w:abstractNumId w:val="10"/>
   </w:num>
   <w:num w:numId="8" w16cid:durableId="465316536">
-    <w:abstractNumId w:val="5"/>
+    <w:abstractNumId w:val="7"/>
   </w:num>
   <w:num w:numId="9" w16cid:durableId="221526823">
     <w:abstractNumId w:val="3"/>
+  </w:num>
+  <w:num w:numId="10" w16cid:durableId="1667435543">
+    <w:abstractNumId w:val="5"/>
+  </w:num>
+  <w:num w:numId="11" w16cid:durableId="1526359819">
+    <w:abstractNumId w:val="6"/>
+  </w:num>
+  <w:num w:numId="12" w16cid:durableId="472605455">
+    <w:abstractNumId w:val="12"/>
+  </w:num>
+  <w:num w:numId="13" w16cid:durableId="1009603336">
+    <w:abstractNumId w:val="11"/>
   </w:num>
   <w:numIdMacAtCleanup w:val="8"/>
 </w:numbering>

--- a/documentación/Informes de Pruebas de Calidad/6.0 CU Atención a Clínica y Asignación automatizada - Informe Prueba de Calidad.docx
+++ b/documentación/Informes de Pruebas de Calidad/6.0 CU Atención a Clínica y Asignación automatizada - Informe Prueba de Calidad.docx
@@ -2648,6 +2648,7 @@
           <w:lang w:eastAsia="es-VE"/>
         </w:rPr>
       </w:pPr>
+      <w:proofErr w:type="gramStart"/>
       <w:r>
         <w:t xml:space="preserve">Nuevas funcionalidades a </w:t>
       </w:r>
@@ -2661,6 +2662,7 @@
         <w:t>robar</w:t>
       </w:r>
       <w:bookmarkEnd w:id="6"/>
+      <w:proofErr w:type="gramEnd"/>
       <w:r>
         <w:rPr>
           <w:rFonts w:cs="Arial"/>
@@ -4446,7 +4448,55 @@
                 <w:szCs w:val="20"/>
                 <w:lang w:val="es-GT"/>
               </w:rPr>
-              <w:t>Validar que el médico responsable atienda a los paciente  en base  al algoritmo de criticidad que ordena en la tabla de atención a los pacientes</w:t>
+              <w:t xml:space="preserve">Validar que el médico responsable atienda a los </w:t>
+            </w:r>
+            <w:proofErr w:type="gramStart"/>
+            <w:r>
+              <w:rPr>
+                <w:rFonts w:cs="Arial"/>
+                <w:i/>
+                <w:color w:val="0000FF"/>
+                <w:sz w:val="20"/>
+                <w:szCs w:val="20"/>
+                <w:lang w:val="es-GT"/>
+              </w:rPr>
+              <w:t>paciente  en</w:t>
+            </w:r>
+            <w:proofErr w:type="gramEnd"/>
+            <w:r>
+              <w:rPr>
+                <w:rFonts w:cs="Arial"/>
+                <w:i/>
+                <w:color w:val="0000FF"/>
+                <w:sz w:val="20"/>
+                <w:szCs w:val="20"/>
+                <w:lang w:val="es-GT"/>
+              </w:rPr>
+              <w:t xml:space="preserve"> </w:t>
+            </w:r>
+            <w:proofErr w:type="gramStart"/>
+            <w:r>
+              <w:rPr>
+                <w:rFonts w:cs="Arial"/>
+                <w:i/>
+                <w:color w:val="0000FF"/>
+                <w:sz w:val="20"/>
+                <w:szCs w:val="20"/>
+                <w:lang w:val="es-GT"/>
+              </w:rPr>
+              <w:t>base  al</w:t>
+            </w:r>
+            <w:proofErr w:type="gramEnd"/>
+            <w:r>
+              <w:rPr>
+                <w:rFonts w:cs="Arial"/>
+                <w:i/>
+                <w:color w:val="0000FF"/>
+                <w:sz w:val="20"/>
+                <w:szCs w:val="20"/>
+                <w:lang w:val="es-GT"/>
+              </w:rPr>
+              <w:t xml:space="preserve"> algoritmo de criticidad que ordena en la tabla de atención a los pacientes</w:t>
             </w:r>
           </w:p>
           <w:p>
@@ -4652,7 +4702,31 @@
                 <w:szCs w:val="20"/>
                 <w:lang w:val="es-GT"/>
               </w:rPr>
-              <w:t xml:space="preserve">1 Que hayan </w:t>
+              <w:t xml:space="preserve">1 </w:t>
+            </w:r>
+            <w:proofErr w:type="gramStart"/>
+            <w:r>
+              <w:rPr>
+                <w:rFonts w:cs="Arial"/>
+                <w:i/>
+                <w:color w:val="0000FF"/>
+                <w:sz w:val="20"/>
+                <w:szCs w:val="20"/>
+                <w:lang w:val="es-GT"/>
+              </w:rPr>
+              <w:t>Que</w:t>
+            </w:r>
+            <w:proofErr w:type="gramEnd"/>
+            <w:r>
+              <w:rPr>
+                <w:rFonts w:cs="Arial"/>
+                <w:i/>
+                <w:color w:val="0000FF"/>
+                <w:sz w:val="20"/>
+                <w:szCs w:val="20"/>
+                <w:lang w:val="es-GT"/>
+              </w:rPr>
+              <w:t xml:space="preserve"> hayan </w:t>
             </w:r>
             <w:proofErr w:type="spellStart"/>
             <w:r>
@@ -4704,7 +4778,31 @@
                 <w:szCs w:val="20"/>
                 <w:lang w:val="es-GT"/>
               </w:rPr>
-              <w:t>2 Que el usuario tenga rol de Doctor para tener acceso al módulo</w:t>
+              <w:t xml:space="preserve">2 </w:t>
+            </w:r>
+            <w:proofErr w:type="gramStart"/>
+            <w:r>
+              <w:rPr>
+                <w:rFonts w:cs="Arial"/>
+                <w:i/>
+                <w:color w:val="0000FF"/>
+                <w:sz w:val="20"/>
+                <w:szCs w:val="20"/>
+                <w:lang w:val="es-GT"/>
+              </w:rPr>
+              <w:t>Que</w:t>
+            </w:r>
+            <w:proofErr w:type="gramEnd"/>
+            <w:r>
+              <w:rPr>
+                <w:rFonts w:cs="Arial"/>
+                <w:i/>
+                <w:color w:val="0000FF"/>
+                <w:sz w:val="20"/>
+                <w:szCs w:val="20"/>
+                <w:lang w:val="es-GT"/>
+              </w:rPr>
+              <w:t xml:space="preserve"> el usuario tenga rol de Doctor para tener acceso al módulo</w:t>
             </w:r>
           </w:p>
         </w:tc>
@@ -4832,7 +4930,23 @@
                 <w:lang w:val="es-GT"/>
               </w:rPr>
             </w:pPr>
-            <w:r>
+            <w:hyperlink r:id="rId8" w:history="1">
+              <w:r>
+                <w:rPr>
+                  <w:rStyle w:val="Hipervnculo"/>
+                  <w:rFonts w:cs="Arial"/>
+                  <w:i/>
+                  <w:sz w:val="20"/>
+                  <w:szCs w:val="20"/>
+                  <w:lang w:val="es-GT"/>
+                </w:rPr>
+                <w:t>http://localhost:5173/doctor/appointments/attention</w:t>
+              </w:r>
+            </w:hyperlink>
+          </w:p>
+          <w:p>
+            <w:pPr>
+              <w:spacing w:line="256" w:lineRule="auto"/>
               <w:rPr>
                 <w:rFonts w:cs="Arial"/>
                 <w:i/>
@@ -4841,8 +4955,7 @@
                 <w:szCs w:val="20"/>
                 <w:lang w:val="es-GT"/>
               </w:rPr>
-              <w:t xml:space="preserve">2 </w:t>
-            </w:r>
+            </w:pPr>
             <w:r>
               <w:rPr>
                 <w:rFonts w:cs="Arial"/>
@@ -4852,7 +4965,90 @@
                 <w:szCs w:val="20"/>
                 <w:lang w:val="es-GT"/>
               </w:rPr>
-              <w:t>Validar que el sistema aplique el algoritmo (</w:t>
+              <w:lastRenderedPageBreak/>
+              <w:drawing>
+                <wp:inline distT="0" distB="0" distL="0" distR="0" wp14:anchorId="0DB529DB" wp14:editId="20941065">
+                  <wp:extent cx="6473825" cy="2888615"/>
+                  <wp:effectExtent l="0" t="0" r="3175" b="6985"/>
+                  <wp:docPr id="1421384443" name="Imagen 1"/>
+                  <wp:cNvGraphicFramePr>
+                    <a:graphicFrameLocks xmlns:a="http://schemas.openxmlformats.org/drawingml/2006/main" noChangeAspect="1"/>
+                  </wp:cNvGraphicFramePr>
+                  <a:graphic xmlns:a="http://schemas.openxmlformats.org/drawingml/2006/main">
+                    <a:graphicData uri="http://schemas.openxmlformats.org/drawingml/2006/picture">
+                      <pic:pic xmlns:pic="http://schemas.openxmlformats.org/drawingml/2006/picture">
+                        <pic:nvPicPr>
+                          <pic:cNvPr id="1421384443" name=""/>
+                          <pic:cNvPicPr/>
+                        </pic:nvPicPr>
+                        <pic:blipFill>
+                          <a:blip r:embed="rId9"/>
+                          <a:stretch>
+                            <a:fillRect/>
+                          </a:stretch>
+                        </pic:blipFill>
+                        <pic:spPr>
+                          <a:xfrm>
+                            <a:off x="0" y="0"/>
+                            <a:ext cx="6473825" cy="2888615"/>
+                          </a:xfrm>
+                          <a:prstGeom prst="rect">
+                            <a:avLst/>
+                          </a:prstGeom>
+                        </pic:spPr>
+                      </pic:pic>
+                    </a:graphicData>
+                  </a:graphic>
+                </wp:inline>
+              </w:drawing>
+            </w:r>
+          </w:p>
+          <w:p>
+            <w:pPr>
+              <w:spacing w:line="256" w:lineRule="auto"/>
+              <w:rPr>
+                <w:rFonts w:cs="Arial"/>
+                <w:i/>
+                <w:color w:val="0000FF"/>
+                <w:sz w:val="20"/>
+                <w:szCs w:val="20"/>
+                <w:lang w:val="es-GT"/>
+              </w:rPr>
+            </w:pPr>
+            <w:r>
+              <w:rPr>
+                <w:rFonts w:cs="Arial"/>
+                <w:i/>
+                <w:color w:val="0000FF"/>
+                <w:sz w:val="20"/>
+                <w:szCs w:val="20"/>
+                <w:lang w:val="es-GT"/>
+              </w:rPr>
+              <w:t xml:space="preserve">2 </w:t>
+            </w:r>
+            <w:proofErr w:type="gramStart"/>
+            <w:r>
+              <w:rPr>
+                <w:rFonts w:cs="Arial"/>
+                <w:i/>
+                <w:color w:val="0000FF"/>
+                <w:sz w:val="20"/>
+                <w:szCs w:val="20"/>
+                <w:lang w:val="es-GT"/>
+              </w:rPr>
+              <w:t>Validar</w:t>
+            </w:r>
+            <w:proofErr w:type="gramEnd"/>
+            <w:r>
+              <w:rPr>
+                <w:rFonts w:cs="Arial"/>
+                <w:i/>
+                <w:color w:val="0000FF"/>
+                <w:sz w:val="20"/>
+                <w:szCs w:val="20"/>
+                <w:lang w:val="es-GT"/>
+              </w:rPr>
+              <w:t xml:space="preserve"> que el sistema aplique el algoritmo (</w:t>
             </w:r>
             <w:r>
               <w:rPr>
@@ -4895,12 +5091,91 @@
               <w:rPr>
                 <w:rFonts w:cs="Arial"/>
                 <w:i/>
+                <w:noProof/>
                 <w:color w:val="0000FF"/>
                 <w:sz w:val="20"/>
                 <w:szCs w:val="20"/>
                 <w:lang w:val="es-GT"/>
               </w:rPr>
-              <w:t xml:space="preserve">3 </w:t>
+              <mc:AlternateContent>
+                <mc:Choice Requires="wps">
+                  <w:drawing>
+                    <wp:anchor distT="0" distB="0" distL="114300" distR="114300" simplePos="0" relativeHeight="251659264" behindDoc="0" locked="0" layoutInCell="1" allowOverlap="1" wp14:anchorId="424F98FC" wp14:editId="38FD48ED">
+                      <wp:simplePos x="0" y="0"/>
+                      <wp:positionH relativeFrom="column">
+                        <wp:posOffset>5819775</wp:posOffset>
+                      </wp:positionH>
+                      <wp:positionV relativeFrom="paragraph">
+                        <wp:posOffset>614045</wp:posOffset>
+                      </wp:positionV>
+                      <wp:extent cx="727710" cy="1695450"/>
+                      <wp:effectExtent l="19050" t="19050" r="34290" b="38100"/>
+                      <wp:wrapNone/>
+                      <wp:docPr id="1655830109" name="Rectángulo 1"/>
+                      <wp:cNvGraphicFramePr/>
+                      <a:graphic xmlns:a="http://schemas.openxmlformats.org/drawingml/2006/main">
+                        <a:graphicData uri="http://schemas.microsoft.com/office/word/2010/wordprocessingShape">
+                          <wps:wsp>
+                            <wps:cNvSpPr/>
+                            <wps:spPr>
+                              <a:xfrm>
+                                <a:off x="0" y="0"/>
+                                <a:ext cx="727710" cy="1695450"/>
+                              </a:xfrm>
+                              <a:prstGeom prst="rect">
+                                <a:avLst/>
+                              </a:prstGeom>
+                              <a:noFill/>
+                              <a:ln w="57150" cap="flat" cmpd="sng" algn="ctr">
+                                <a:solidFill>
+                                  <a:srgbClr val="EE0000"/>
+                                </a:solidFill>
+                                <a:prstDash val="solid"/>
+                                <a:round/>
+                                <a:headEnd type="none" w="med" len="med"/>
+                                <a:tailEnd type="none" w="med" len="med"/>
+                              </a:ln>
+                            </wps:spPr>
+                            <wps:style>
+                              <a:lnRef idx="0">
+                                <a:scrgbClr r="0" g="0" b="0"/>
+                              </a:lnRef>
+                              <a:fillRef idx="0">
+                                <a:scrgbClr r="0" g="0" b="0"/>
+                              </a:fillRef>
+                              <a:effectRef idx="0">
+                                <a:scrgbClr r="0" g="0" b="0"/>
+                              </a:effectRef>
+                              <a:fontRef idx="minor">
+                                <a:schemeClr val="accent2"/>
+                              </a:fontRef>
+                            </wps:style>
+                            <wps:bodyPr rot="0" spcFirstLastPara="0" vertOverflow="overflow" horzOverflow="overflow" vert="horz" wrap="square" lIns="91440" tIns="45720" rIns="91440" bIns="45720" numCol="1" spcCol="0" rtlCol="0" fromWordArt="0" anchor="ctr" anchorCtr="0" forceAA="0" compatLnSpc="1">
+                              <a:prstTxWarp prst="textNoShape">
+                                <a:avLst/>
+                              </a:prstTxWarp>
+                              <a:noAutofit/>
+                            </wps:bodyPr>
+                          </wps:wsp>
+                        </a:graphicData>
+                      </a:graphic>
+                      <wp14:sizeRelH relativeFrom="margin">
+                        <wp14:pctWidth>0</wp14:pctWidth>
+                      </wp14:sizeRelH>
+                      <wp14:sizeRelV relativeFrom="margin">
+                        <wp14:pctHeight>0</wp14:pctHeight>
+                      </wp14:sizeRelV>
+                    </wp:anchor>
+                  </w:drawing>
+                </mc:Choice>
+                <mc:Fallback>
+                  <w:pict>
+                    <v:rect w14:anchorId="0A722EC1" id="Rectángulo 1" o:spid="_x0000_s1026" style="position:absolute;margin-left:458.25pt;margin-top:48.35pt;width:57.3pt;height:133.5pt;z-index:251659264;visibility:visible;mso-wrap-style:square;mso-width-percent:0;mso-height-percent:0;mso-wrap-distance-left:9pt;mso-wrap-distance-top:0;mso-wrap-distance-right:9pt;mso-wrap-distance-bottom:0;mso-position-horizontal:absolute;mso-position-horizontal-relative:text;mso-position-vertical:absolute;mso-position-vertical-relative:text;mso-width-percent:0;mso-height-percent:0;mso-width-relative:margin;mso-height-relative:margin;v-text-anchor:middle" o:gfxdata="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" filled="f" strokecolor="#e00" strokeweight="4.5pt">
+                      <v:stroke joinstyle="round"/>
+                    </v:rect>
+                  </w:pict>
+                </mc:Fallback>
+              </mc:AlternateContent>
             </w:r>
             <w:r>
               <w:rPr>
@@ -4911,7 +5186,41 @@
                 <w:szCs w:val="20"/>
                 <w:lang w:val="es-GT"/>
               </w:rPr>
-              <w:t>Digitar los campos obligatorios de diagnóstico, tratamiento y receta médica.</w:t>
+              <w:drawing>
+                <wp:inline distT="0" distB="0" distL="0" distR="0" wp14:anchorId="7FB36259" wp14:editId="1FD0F209">
+                  <wp:extent cx="6473825" cy="2888615"/>
+                  <wp:effectExtent l="0" t="0" r="3175" b="6985"/>
+                  <wp:docPr id="25728864" name="Imagen 1"/>
+                  <wp:cNvGraphicFramePr>
+                    <a:graphicFrameLocks xmlns:a="http://schemas.openxmlformats.org/drawingml/2006/main" noChangeAspect="1"/>
+                  </wp:cNvGraphicFramePr>
+                  <a:graphic xmlns:a="http://schemas.openxmlformats.org/drawingml/2006/main">
+                    <a:graphicData uri="http://schemas.openxmlformats.org/drawingml/2006/picture">
+                      <pic:pic xmlns:pic="http://schemas.openxmlformats.org/drawingml/2006/picture">
+                        <pic:nvPicPr>
+                          <pic:cNvPr id="1421384443" name=""/>
+                          <pic:cNvPicPr/>
+                        </pic:nvPicPr>
+                        <pic:blipFill>
+                          <a:blip r:embed="rId9"/>
+                          <a:stretch>
+                            <a:fillRect/>
+                          </a:stretch>
+                        </pic:blipFill>
+                        <pic:spPr>
+                          <a:xfrm>
+                            <a:off x="0" y="0"/>
+                            <a:ext cx="6473825" cy="2888615"/>
+                          </a:xfrm>
+                          <a:prstGeom prst="rect">
+                            <a:avLst/>
+                          </a:prstGeom>
+                        </pic:spPr>
+                      </pic:pic>
+                    </a:graphicData>
+                  </a:graphic>
+                </wp:inline>
+              </w:drawing>
             </w:r>
           </w:p>
           <w:p>
@@ -4935,8 +5244,9 @@
                 <w:szCs w:val="20"/>
                 <w:lang w:val="es-GT"/>
               </w:rPr>
-              <w:t xml:space="preserve">4 </w:t>
-            </w:r>
+              <w:t xml:space="preserve">3 </w:t>
+            </w:r>
+            <w:proofErr w:type="gramStart"/>
             <w:r>
               <w:rPr>
                 <w:rFonts w:cs="Arial"/>
@@ -4946,12 +5256,10 @@
                 <w:szCs w:val="20"/>
                 <w:lang w:val="es-GT"/>
               </w:rPr>
-              <w:t>Hacer clic en "Finalizar Consulta".</w:t>
-            </w:r>
-          </w:p>
-          <w:p>
-            <w:pPr>
-              <w:spacing w:line="256" w:lineRule="auto"/>
+              <w:t>El</w:t>
+            </w:r>
+            <w:proofErr w:type="gramEnd"/>
+            <w:r>
               <w:rPr>
                 <w:rFonts w:cs="Arial"/>
                 <w:i/>
@@ -4960,8 +5268,12 @@
                 <w:szCs w:val="20"/>
                 <w:lang w:val="es-GT"/>
               </w:rPr>
-            </w:pPr>
-            <w:r>
+              <w:t xml:space="preserve"> sistema redirige al doctor al módulo de atención personalizada</w:t>
+            </w:r>
+          </w:p>
+          <w:p>
+            <w:pPr>
+              <w:spacing w:line="256" w:lineRule="auto"/>
               <w:rPr>
                 <w:rFonts w:cs="Arial"/>
                 <w:i/>
@@ -4970,9 +5282,24 @@
                 <w:szCs w:val="20"/>
                 <w:lang w:val="es-GT"/>
               </w:rPr>
-              <w:t xml:space="preserve">5 </w:t>
-            </w:r>
-            <w:r>
+            </w:pPr>
+            <w:hyperlink r:id="rId10" w:history="1">
+              <w:r>
+                <w:rPr>
+                  <w:rStyle w:val="Hipervnculo"/>
+                  <w:rFonts w:cs="Arial"/>
+                  <w:i/>
+                  <w:sz w:val="20"/>
+                  <w:szCs w:val="20"/>
+                  <w:lang w:val="es-GT"/>
+                </w:rPr>
+                <w:t>http://localhost:5173/doctor/appointments/attention/current</w:t>
+              </w:r>
+            </w:hyperlink>
+          </w:p>
+          <w:p>
+            <w:pPr>
+              <w:spacing w:line="256" w:lineRule="auto"/>
               <w:rPr>
                 <w:rFonts w:cs="Arial"/>
                 <w:i/>
@@ -4981,22 +5308,57 @@
                 <w:szCs w:val="20"/>
                 <w:lang w:val="es-GT"/>
               </w:rPr>
-              <w:t xml:space="preserve">Verificar en el tablero general que el estado del paciente cambie a </w:t>
-            </w:r>
-            <w:r>
-              <w:rPr>
-                <w:rFonts w:cs="Arial"/>
-                <w:b/>
-                <w:bCs/>
+            </w:pPr>
+            <w:r>
+              <w:rPr>
+                <w:rFonts w:cs="Arial"/>
                 <w:i/>
                 <w:color w:val="0000FF"/>
                 <w:sz w:val="20"/>
                 <w:szCs w:val="20"/>
                 <w:lang w:val="es-GT"/>
               </w:rPr>
-              <w:t>“Consulta Finalizada”</w:t>
-            </w:r>
-            <w:r>
+              <w:lastRenderedPageBreak/>
+              <w:drawing>
+                <wp:inline distT="0" distB="0" distL="0" distR="0" wp14:anchorId="5CB16058" wp14:editId="1BCA0010">
+                  <wp:extent cx="6473825" cy="3496945"/>
+                  <wp:effectExtent l="0" t="0" r="3175" b="8255"/>
+                  <wp:docPr id="1876344839" name="Imagen 1"/>
+                  <wp:cNvGraphicFramePr>
+                    <a:graphicFrameLocks xmlns:a="http://schemas.openxmlformats.org/drawingml/2006/main" noChangeAspect="1"/>
+                  </wp:cNvGraphicFramePr>
+                  <a:graphic xmlns:a="http://schemas.openxmlformats.org/drawingml/2006/main">
+                    <a:graphicData uri="http://schemas.openxmlformats.org/drawingml/2006/picture">
+                      <pic:pic xmlns:pic="http://schemas.openxmlformats.org/drawingml/2006/picture">
+                        <pic:nvPicPr>
+                          <pic:cNvPr id="1876344839" name=""/>
+                          <pic:cNvPicPr/>
+                        </pic:nvPicPr>
+                        <pic:blipFill>
+                          <a:blip r:embed="rId11"/>
+                          <a:stretch>
+                            <a:fillRect/>
+                          </a:stretch>
+                        </pic:blipFill>
+                        <pic:spPr>
+                          <a:xfrm>
+                            <a:off x="0" y="0"/>
+                            <a:ext cx="6473825" cy="3496945"/>
+                          </a:xfrm>
+                          <a:prstGeom prst="rect">
+                            <a:avLst/>
+                          </a:prstGeom>
+                        </pic:spPr>
+                      </pic:pic>
+                    </a:graphicData>
+                  </a:graphic>
+                </wp:inline>
+              </w:drawing>
+            </w:r>
+          </w:p>
+          <w:p>
+            <w:pPr>
+              <w:spacing w:line="256" w:lineRule="auto"/>
               <w:rPr>
                 <w:rFonts w:cs="Arial"/>
                 <w:i/>
@@ -5005,21 +5367,19 @@
                 <w:szCs w:val="20"/>
                 <w:lang w:val="es-GT"/>
               </w:rPr>
-              <w:t xml:space="preserve"> y que se cree el log inmutable (</w:t>
-            </w:r>
-            <w:r>
-              <w:rPr>
-                <w:rFonts w:cs="Arial"/>
-                <w:b/>
-                <w:bCs/>
+            </w:pPr>
+            <w:r>
+              <w:rPr>
+                <w:rFonts w:cs="Arial"/>
                 <w:i/>
                 <w:color w:val="0000FF"/>
                 <w:sz w:val="20"/>
                 <w:szCs w:val="20"/>
                 <w:lang w:val="es-GT"/>
               </w:rPr>
-              <w:t>RN05</w:t>
-            </w:r>
+              <w:t xml:space="preserve">3 </w:t>
+            </w:r>
+            <w:proofErr w:type="gramStart"/>
             <w:r>
               <w:rPr>
                 <w:rFonts w:cs="Arial"/>
@@ -5029,12 +5389,10 @@
                 <w:szCs w:val="20"/>
                 <w:lang w:val="es-GT"/>
               </w:rPr>
-              <w:t>).</w:t>
-            </w:r>
-          </w:p>
-          <w:p>
-            <w:pPr>
-              <w:spacing w:line="256" w:lineRule="auto"/>
+              <w:t>Digitar</w:t>
+            </w:r>
+            <w:proofErr w:type="gramEnd"/>
+            <w:r>
               <w:rPr>
                 <w:rFonts w:cs="Arial"/>
                 <w:i/>
@@ -5043,7 +5401,381 @@
                 <w:szCs w:val="20"/>
                 <w:lang w:val="es-GT"/>
               </w:rPr>
-            </w:pPr>
+              <w:t xml:space="preserve"> los campos obligatorios de diagnóstico, tratamiento y receta médica.</w:t>
+            </w:r>
+          </w:p>
+          <w:p>
+            <w:pPr>
+              <w:spacing w:line="256" w:lineRule="auto"/>
+              <w:rPr>
+                <w:rFonts w:cs="Arial"/>
+                <w:i/>
+                <w:color w:val="0000FF"/>
+                <w:sz w:val="20"/>
+                <w:szCs w:val="20"/>
+                <w:lang w:val="es-GT"/>
+              </w:rPr>
+            </w:pPr>
+            <w:r>
+              <w:rPr>
+                <w:rFonts w:cs="Arial"/>
+                <w:i/>
+                <w:color w:val="0000FF"/>
+                <w:sz w:val="20"/>
+                <w:szCs w:val="20"/>
+                <w:lang w:val="es-GT"/>
+              </w:rPr>
+              <w:drawing>
+                <wp:inline distT="0" distB="0" distL="0" distR="0" wp14:anchorId="2500C857" wp14:editId="2A128228">
+                  <wp:extent cx="6473825" cy="3498215"/>
+                  <wp:effectExtent l="0" t="0" r="3175" b="6985"/>
+                  <wp:docPr id="367111401" name="Imagen 1"/>
+                  <wp:cNvGraphicFramePr>
+                    <a:graphicFrameLocks xmlns:a="http://schemas.openxmlformats.org/drawingml/2006/main" noChangeAspect="1"/>
+                  </wp:cNvGraphicFramePr>
+                  <a:graphic xmlns:a="http://schemas.openxmlformats.org/drawingml/2006/main">
+                    <a:graphicData uri="http://schemas.openxmlformats.org/drawingml/2006/picture">
+                      <pic:pic xmlns:pic="http://schemas.openxmlformats.org/drawingml/2006/picture">
+                        <pic:nvPicPr>
+                          <pic:cNvPr id="367111401" name=""/>
+                          <pic:cNvPicPr/>
+                        </pic:nvPicPr>
+                        <pic:blipFill>
+                          <a:blip r:embed="rId12"/>
+                          <a:stretch>
+                            <a:fillRect/>
+                          </a:stretch>
+                        </pic:blipFill>
+                        <pic:spPr>
+                          <a:xfrm>
+                            <a:off x="0" y="0"/>
+                            <a:ext cx="6473825" cy="3498215"/>
+                          </a:xfrm>
+                          <a:prstGeom prst="rect">
+                            <a:avLst/>
+                          </a:prstGeom>
+                        </pic:spPr>
+                      </pic:pic>
+                    </a:graphicData>
+                  </a:graphic>
+                </wp:inline>
+              </w:drawing>
+            </w:r>
+          </w:p>
+          <w:p>
+            <w:pPr>
+              <w:spacing w:line="256" w:lineRule="auto"/>
+              <w:rPr>
+                <w:rFonts w:cs="Arial"/>
+                <w:i/>
+                <w:color w:val="0000FF"/>
+                <w:sz w:val="20"/>
+                <w:szCs w:val="20"/>
+                <w:lang w:val="es-GT"/>
+              </w:rPr>
+            </w:pPr>
+            <w:r>
+              <w:rPr>
+                <w:rFonts w:cs="Arial"/>
+                <w:i/>
+                <w:color w:val="0000FF"/>
+                <w:sz w:val="20"/>
+                <w:szCs w:val="20"/>
+                <w:lang w:val="es-GT"/>
+              </w:rPr>
+              <w:t xml:space="preserve">4 </w:t>
+            </w:r>
+            <w:proofErr w:type="gramStart"/>
+            <w:r>
+              <w:rPr>
+                <w:rFonts w:cs="Arial"/>
+                <w:i/>
+                <w:color w:val="0000FF"/>
+                <w:sz w:val="20"/>
+                <w:szCs w:val="20"/>
+                <w:lang w:val="es-GT"/>
+              </w:rPr>
+              <w:t>Hacer</w:t>
+            </w:r>
+            <w:proofErr w:type="gramEnd"/>
+            <w:r>
+              <w:rPr>
+                <w:rFonts w:cs="Arial"/>
+                <w:i/>
+                <w:color w:val="0000FF"/>
+                <w:sz w:val="20"/>
+                <w:szCs w:val="20"/>
+                <w:lang w:val="es-GT"/>
+              </w:rPr>
+              <w:t xml:space="preserve"> clic en "Finalizar Consulta".</w:t>
+            </w:r>
+          </w:p>
+          <w:p>
+            <w:pPr>
+              <w:spacing w:line="256" w:lineRule="auto"/>
+              <w:jc w:val="center"/>
+              <w:rPr>
+                <w:rFonts w:cs="Arial"/>
+                <w:i/>
+                <w:color w:val="0000FF"/>
+                <w:sz w:val="20"/>
+                <w:szCs w:val="20"/>
+                <w:lang w:val="es-GT"/>
+              </w:rPr>
+            </w:pPr>
+            <w:r>
+              <w:rPr>
+                <w:rFonts w:cs="Arial"/>
+                <w:i/>
+                <w:color w:val="0000FF"/>
+                <w:sz w:val="20"/>
+                <w:szCs w:val="20"/>
+                <w:lang w:val="es-GT"/>
+              </w:rPr>
+              <w:lastRenderedPageBreak/>
+              <w:drawing>
+                <wp:inline distT="0" distB="0" distL="0" distR="0" wp14:anchorId="59FA8DB6" wp14:editId="7C1B65B1">
+                  <wp:extent cx="2949196" cy="739204"/>
+                  <wp:effectExtent l="0" t="0" r="3810" b="3810"/>
+                  <wp:docPr id="131399947" name="Imagen 1"/>
+                  <wp:cNvGraphicFramePr>
+                    <a:graphicFrameLocks xmlns:a="http://schemas.openxmlformats.org/drawingml/2006/main" noChangeAspect="1"/>
+                  </wp:cNvGraphicFramePr>
+                  <a:graphic xmlns:a="http://schemas.openxmlformats.org/drawingml/2006/main">
+                    <a:graphicData uri="http://schemas.openxmlformats.org/drawingml/2006/picture">
+                      <pic:pic xmlns:pic="http://schemas.openxmlformats.org/drawingml/2006/picture">
+                        <pic:nvPicPr>
+                          <pic:cNvPr id="131399947" name=""/>
+                          <pic:cNvPicPr/>
+                        </pic:nvPicPr>
+                        <pic:blipFill>
+                          <a:blip r:embed="rId13"/>
+                          <a:stretch>
+                            <a:fillRect/>
+                          </a:stretch>
+                        </pic:blipFill>
+                        <pic:spPr>
+                          <a:xfrm>
+                            <a:off x="0" y="0"/>
+                            <a:ext cx="2949196" cy="739204"/>
+                          </a:xfrm>
+                          <a:prstGeom prst="rect">
+                            <a:avLst/>
+                          </a:prstGeom>
+                        </pic:spPr>
+                      </pic:pic>
+                    </a:graphicData>
+                  </a:graphic>
+                </wp:inline>
+              </w:drawing>
+            </w:r>
+          </w:p>
+          <w:p>
+            <w:pPr>
+              <w:spacing w:line="256" w:lineRule="auto"/>
+              <w:rPr>
+                <w:rFonts w:cs="Arial"/>
+                <w:i/>
+                <w:color w:val="0000FF"/>
+                <w:sz w:val="20"/>
+                <w:szCs w:val="20"/>
+                <w:lang w:val="es-GT"/>
+              </w:rPr>
+            </w:pPr>
+            <w:r>
+              <w:rPr>
+                <w:rFonts w:cs="Arial"/>
+                <w:i/>
+                <w:color w:val="0000FF"/>
+                <w:sz w:val="20"/>
+                <w:szCs w:val="20"/>
+                <w:lang w:val="es-GT"/>
+              </w:rPr>
+              <w:t xml:space="preserve">5 </w:t>
+            </w:r>
+            <w:proofErr w:type="gramStart"/>
+            <w:r>
+              <w:rPr>
+                <w:rFonts w:cs="Arial"/>
+                <w:i/>
+                <w:color w:val="0000FF"/>
+                <w:sz w:val="20"/>
+                <w:szCs w:val="20"/>
+                <w:lang w:val="es-GT"/>
+              </w:rPr>
+              <w:t>Verificar</w:t>
+            </w:r>
+            <w:proofErr w:type="gramEnd"/>
+            <w:r>
+              <w:rPr>
+                <w:rFonts w:cs="Arial"/>
+                <w:i/>
+                <w:color w:val="0000FF"/>
+                <w:sz w:val="20"/>
+                <w:szCs w:val="20"/>
+                <w:lang w:val="es-GT"/>
+              </w:rPr>
+              <w:t xml:space="preserve"> en el tablero general </w:t>
+            </w:r>
+            <w:r>
+              <w:rPr>
+                <w:rFonts w:cs="Arial"/>
+                <w:i/>
+                <w:color w:val="0000FF"/>
+                <w:sz w:val="20"/>
+                <w:szCs w:val="20"/>
+                <w:lang w:val="es-GT"/>
+              </w:rPr>
+              <w:t>que el paciente desaparezca de la lista de espera</w:t>
+            </w:r>
+          </w:p>
+          <w:p>
+            <w:pPr>
+              <w:spacing w:line="256" w:lineRule="auto"/>
+              <w:rPr>
+                <w:rFonts w:cs="Arial"/>
+                <w:i/>
+                <w:color w:val="0000FF"/>
+                <w:sz w:val="20"/>
+                <w:szCs w:val="20"/>
+                <w:lang w:val="es-GT"/>
+              </w:rPr>
+            </w:pPr>
+            <w:r>
+              <w:rPr>
+                <w:rFonts w:cs="Arial"/>
+                <w:i/>
+                <w:noProof/>
+                <w:color w:val="0000FF"/>
+                <w:sz w:val="20"/>
+                <w:szCs w:val="20"/>
+                <w:lang w:val="es-GT"/>
+              </w:rPr>
+              <mc:AlternateContent>
+                <mc:Choice Requires="wps">
+                  <w:drawing>
+                    <wp:anchor distT="0" distB="0" distL="114300" distR="114300" simplePos="0" relativeHeight="251661312" behindDoc="0" locked="0" layoutInCell="1" allowOverlap="1" wp14:anchorId="09CED719" wp14:editId="590D0627">
+                      <wp:simplePos x="0" y="0"/>
+                      <wp:positionH relativeFrom="column">
+                        <wp:posOffset>-87630</wp:posOffset>
+                      </wp:positionH>
+                      <wp:positionV relativeFrom="paragraph">
+                        <wp:posOffset>615950</wp:posOffset>
+                      </wp:positionV>
+                      <wp:extent cx="6561455" cy="609600"/>
+                      <wp:effectExtent l="19050" t="19050" r="29845" b="38100"/>
+                      <wp:wrapNone/>
+                      <wp:docPr id="1411899590" name="Rectángulo 1"/>
+                      <wp:cNvGraphicFramePr/>
+                      <a:graphic xmlns:a="http://schemas.openxmlformats.org/drawingml/2006/main">
+                        <a:graphicData uri="http://schemas.microsoft.com/office/word/2010/wordprocessingShape">
+                          <wps:wsp>
+                            <wps:cNvSpPr/>
+                            <wps:spPr>
+                              <a:xfrm>
+                                <a:off x="0" y="0"/>
+                                <a:ext cx="6561455" cy="609600"/>
+                              </a:xfrm>
+                              <a:prstGeom prst="rect">
+                                <a:avLst/>
+                              </a:prstGeom>
+                              <a:noFill/>
+                              <a:ln w="57150" cap="flat" cmpd="sng" algn="ctr">
+                                <a:solidFill>
+                                  <a:srgbClr val="EE0000"/>
+                                </a:solidFill>
+                                <a:prstDash val="solid"/>
+                                <a:round/>
+                                <a:headEnd type="none" w="med" len="med"/>
+                                <a:tailEnd type="none" w="med" len="med"/>
+                              </a:ln>
+                            </wps:spPr>
+                            <wps:style>
+                              <a:lnRef idx="0">
+                                <a:scrgbClr r="0" g="0" b="0"/>
+                              </a:lnRef>
+                              <a:fillRef idx="0">
+                                <a:scrgbClr r="0" g="0" b="0"/>
+                              </a:fillRef>
+                              <a:effectRef idx="0">
+                                <a:scrgbClr r="0" g="0" b="0"/>
+                              </a:effectRef>
+                              <a:fontRef idx="minor">
+                                <a:schemeClr val="accent2"/>
+                              </a:fontRef>
+                            </wps:style>
+                            <wps:bodyPr rot="0" spcFirstLastPara="0" vertOverflow="overflow" horzOverflow="overflow" vert="horz" wrap="square" lIns="91440" tIns="45720" rIns="91440" bIns="45720" numCol="1" spcCol="0" rtlCol="0" fromWordArt="0" anchor="ctr" anchorCtr="0" forceAA="0" compatLnSpc="1">
+                              <a:prstTxWarp prst="textNoShape">
+                                <a:avLst/>
+                              </a:prstTxWarp>
+                              <a:noAutofit/>
+                            </wps:bodyPr>
+                          </wps:wsp>
+                        </a:graphicData>
+                      </a:graphic>
+                      <wp14:sizeRelH relativeFrom="margin">
+                        <wp14:pctWidth>0</wp14:pctWidth>
+                      </wp14:sizeRelH>
+                      <wp14:sizeRelV relativeFrom="margin">
+                        <wp14:pctHeight>0</wp14:pctHeight>
+                      </wp14:sizeRelV>
+                    </wp:anchor>
+                  </w:drawing>
+                </mc:Choice>
+                <mc:Fallback>
+                  <w:pict>
+                    <v:rect w14:anchorId="7D94452D" id="Rectángulo 1" o:spid="_x0000_s1026" style="position:absolute;margin-left:-6.9pt;margin-top:48.5pt;width:516.65pt;height:48pt;z-index:251661312;visibility:visible;mso-wrap-style:square;mso-width-percent:0;mso-height-percent:0;mso-wrap-distance-left:9pt;mso-wrap-distance-top:0;mso-wrap-distance-right:9pt;mso-wrap-distance-bottom:0;mso-position-horizontal:absolute;mso-position-horizontal-relative:text;mso-position-vertical:absolute;mso-position-vertical-relative:text;mso-width-percent:0;mso-height-percent:0;mso-width-relative:margin;mso-height-relative:margin;v-text-anchor:middle" o:gfxdata="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" filled="f" strokecolor="#e00" strokeweight="4.5pt">
+                      <v:stroke joinstyle="round"/>
+                    </v:rect>
+                  </w:pict>
+                </mc:Fallback>
+              </mc:AlternateContent>
+            </w:r>
+            <w:r>
+              <w:rPr>
+                <w:rFonts w:cs="Arial"/>
+                <w:i/>
+                <w:color w:val="0000FF"/>
+                <w:sz w:val="20"/>
+                <w:szCs w:val="20"/>
+                <w:lang w:val="es-GT"/>
+              </w:rPr>
+              <w:drawing>
+                <wp:inline distT="0" distB="0" distL="0" distR="0" wp14:anchorId="7CDDE538" wp14:editId="67AF7FBD">
+                  <wp:extent cx="6473825" cy="2569845"/>
+                  <wp:effectExtent l="0" t="0" r="3175" b="1905"/>
+                  <wp:docPr id="697812951" name="Imagen 1"/>
+                  <wp:cNvGraphicFramePr>
+                    <a:graphicFrameLocks xmlns:a="http://schemas.openxmlformats.org/drawingml/2006/main" noChangeAspect="1"/>
+                  </wp:cNvGraphicFramePr>
+                  <a:graphic xmlns:a="http://schemas.openxmlformats.org/drawingml/2006/main">
+                    <a:graphicData uri="http://schemas.openxmlformats.org/drawingml/2006/picture">
+                      <pic:pic xmlns:pic="http://schemas.openxmlformats.org/drawingml/2006/picture">
+                        <pic:nvPicPr>
+                          <pic:cNvPr id="697812951" name=""/>
+                          <pic:cNvPicPr/>
+                        </pic:nvPicPr>
+                        <pic:blipFill>
+                          <a:blip r:embed="rId14"/>
+                          <a:stretch>
+                            <a:fillRect/>
+                          </a:stretch>
+                        </pic:blipFill>
+                        <pic:spPr>
+                          <a:xfrm>
+                            <a:off x="0" y="0"/>
+                            <a:ext cx="6473825" cy="2569845"/>
+                          </a:xfrm>
+                          <a:prstGeom prst="rect">
+                            <a:avLst/>
+                          </a:prstGeom>
+                        </pic:spPr>
+                      </pic:pic>
+                    </a:graphicData>
+                  </a:graphic>
+                </wp:inline>
+              </w:drawing>
+            </w:r>
           </w:p>
         </w:tc>
       </w:tr>
@@ -5100,6 +5832,7 @@
                 <w:sz w:val="20"/>
                 <w:szCs w:val="20"/>
               </w:rPr>
+              <w:lastRenderedPageBreak/>
               <w:t>RESULTADOS DE LA PRUEBA</w:t>
             </w:r>
           </w:p>
@@ -5150,7 +5883,6 @@
                 <w:sz w:val="20"/>
                 <w:szCs w:val="20"/>
               </w:rPr>
-              <w:lastRenderedPageBreak/>
               <w:t>Hallazgos</w:t>
             </w:r>
             <w:proofErr w:type="spellEnd"/>
@@ -5640,1569 +6372,6 @@
         </w:rPr>
       </w:pPr>
     </w:p>
-    <w:tbl>
-      <w:tblPr>
-        <w:tblW w:w="10335" w:type="dxa"/>
-        <w:jc w:val="center"/>
-        <w:tblBorders>
-          <w:top w:val="single" w:sz="6" w:space="0" w:color="000000"/>
-          <w:left w:val="single" w:sz="6" w:space="0" w:color="000000"/>
-          <w:bottom w:val="single" w:sz="6" w:space="0" w:color="000000"/>
-          <w:right w:val="single" w:sz="6" w:space="0" w:color="000000"/>
-          <w:insideH w:val="single" w:sz="6" w:space="0" w:color="000000"/>
-          <w:insideV w:val="single" w:sz="6" w:space="0" w:color="000000"/>
-        </w:tblBorders>
-        <w:tblLayout w:type="fixed"/>
-        <w:tblLook w:val="04A0" w:firstRow="1" w:lastRow="0" w:firstColumn="1" w:lastColumn="0" w:noHBand="0" w:noVBand="1"/>
-      </w:tblPr>
-      <w:tblGrid>
-        <w:gridCol w:w="2373"/>
-        <w:gridCol w:w="3338"/>
-        <w:gridCol w:w="7"/>
-        <w:gridCol w:w="2050"/>
-        <w:gridCol w:w="380"/>
-        <w:gridCol w:w="2187"/>
-      </w:tblGrid>
-      <w:tr>
-        <w:trPr>
-          <w:trHeight w:val="321"/>
-          <w:jc w:val="center"/>
-        </w:trPr>
-        <w:tc>
-          <w:tcPr>
-            <w:tcW w:w="10335" w:type="dxa"/>
-            <w:gridSpan w:val="6"/>
-            <w:tcBorders>
-              <w:top w:val="single" w:sz="6" w:space="0" w:color="000000"/>
-              <w:left w:val="single" w:sz="6" w:space="0" w:color="000000"/>
-              <w:bottom w:val="single" w:sz="6" w:space="0" w:color="000000"/>
-              <w:right w:val="single" w:sz="6" w:space="0" w:color="000000"/>
-            </w:tcBorders>
-            <w:shd w:val="clear" w:color="auto" w:fill="BFBFBF"/>
-            <w:vAlign w:val="center"/>
-            <w:hideMark/>
-          </w:tcPr>
-          <w:p>
-            <w:pPr>
-              <w:numPr>
-                <w:ilvl w:val="12"/>
-                <w:numId w:val="0"/>
-              </w:numPr>
-              <w:spacing w:line="256" w:lineRule="auto"/>
-              <w:rPr>
-                <w:rFonts w:cs="Arial"/>
-                <w:b/>
-                <w:bCs/>
-                <w:sz w:val="20"/>
-                <w:szCs w:val="20"/>
-                <w:lang w:val="es-MX" w:eastAsia="es-ES"/>
-              </w:rPr>
-            </w:pPr>
-            <w:r>
-              <w:rPr>
-                <w:rFonts w:cs="Arial"/>
-                <w:b/>
-                <w:bCs/>
-                <w:sz w:val="20"/>
-                <w:szCs w:val="20"/>
-                <w:lang w:val="es-GT"/>
-              </w:rPr>
-              <w:t>INFORMACIÓN GLOBAL DEL CASO DE PRUEBA</w:t>
-            </w:r>
-          </w:p>
-        </w:tc>
-      </w:tr>
-      <w:tr>
-        <w:trPr>
-          <w:trHeight w:val="885"/>
-          <w:jc w:val="center"/>
-        </w:trPr>
-        <w:tc>
-          <w:tcPr>
-            <w:tcW w:w="2373" w:type="dxa"/>
-            <w:vMerge w:val="restart"/>
-            <w:tcBorders>
-              <w:top w:val="single" w:sz="6" w:space="0" w:color="000000"/>
-              <w:left w:val="single" w:sz="6" w:space="0" w:color="000000"/>
-              <w:bottom w:val="single" w:sz="6" w:space="0" w:color="000000"/>
-              <w:right w:val="single" w:sz="6" w:space="0" w:color="000000"/>
-            </w:tcBorders>
-            <w:tcMar>
-              <w:top w:w="0" w:type="dxa"/>
-              <w:left w:w="70" w:type="dxa"/>
-              <w:bottom w:w="0" w:type="dxa"/>
-              <w:right w:w="70" w:type="dxa"/>
-            </w:tcMar>
-            <w:vAlign w:val="center"/>
-            <w:hideMark/>
-          </w:tcPr>
-          <w:p>
-            <w:pPr>
-              <w:numPr>
-                <w:ilvl w:val="12"/>
-                <w:numId w:val="0"/>
-              </w:numPr>
-              <w:spacing w:line="256" w:lineRule="auto"/>
-              <w:rPr>
-                <w:rFonts w:cs="Arial"/>
-                <w:b/>
-                <w:bCs/>
-                <w:sz w:val="20"/>
-                <w:szCs w:val="20"/>
-              </w:rPr>
-            </w:pPr>
-            <w:r>
-              <w:rPr>
-                <w:rFonts w:cs="Arial"/>
-                <w:b/>
-                <w:bCs/>
-                <w:sz w:val="20"/>
-                <w:szCs w:val="20"/>
-              </w:rPr>
-              <w:t>CASO DE PRUEBA No.</w:t>
-            </w:r>
-          </w:p>
-        </w:tc>
-        <w:tc>
-          <w:tcPr>
-            <w:tcW w:w="3345" w:type="dxa"/>
-            <w:gridSpan w:val="2"/>
-            <w:vMerge w:val="restart"/>
-            <w:tcBorders>
-              <w:top w:val="single" w:sz="6" w:space="0" w:color="000000"/>
-              <w:left w:val="single" w:sz="6" w:space="0" w:color="000000"/>
-              <w:bottom w:val="single" w:sz="6" w:space="0" w:color="000000"/>
-              <w:right w:val="single" w:sz="4" w:space="0" w:color="auto"/>
-            </w:tcBorders>
-            <w:tcMar>
-              <w:top w:w="0" w:type="dxa"/>
-              <w:left w:w="70" w:type="dxa"/>
-              <w:bottom w:w="0" w:type="dxa"/>
-              <w:right w:w="70" w:type="dxa"/>
-            </w:tcMar>
-            <w:hideMark/>
-          </w:tcPr>
-          <w:p>
-            <w:pPr>
-              <w:numPr>
-                <w:ilvl w:val="12"/>
-                <w:numId w:val="0"/>
-              </w:numPr>
-              <w:spacing w:line="256" w:lineRule="auto"/>
-              <w:rPr>
-                <w:rFonts w:cs="Arial"/>
-                <w:b/>
-                <w:bCs/>
-                <w:i/>
-                <w:sz w:val="20"/>
-                <w:szCs w:val="20"/>
-                <w:lang w:val="es-GT"/>
-              </w:rPr>
-            </w:pPr>
-            <w:r>
-              <w:rPr>
-                <w:rFonts w:cs="Arial"/>
-                <w:i/>
-                <w:color w:val="0000FF"/>
-                <w:sz w:val="20"/>
-                <w:szCs w:val="20"/>
-                <w:lang w:val="es-GT"/>
-              </w:rPr>
-              <w:t>1.</w:t>
-            </w:r>
-            <w:r>
-              <w:rPr>
-                <w:rFonts w:cs="Arial"/>
-                <w:i/>
-                <w:color w:val="0000FF"/>
-                <w:sz w:val="20"/>
-                <w:szCs w:val="20"/>
-                <w:lang w:val="es-GT"/>
-              </w:rPr>
-              <w:t>2</w:t>
-            </w:r>
-          </w:p>
-        </w:tc>
-        <w:tc>
-          <w:tcPr>
-            <w:tcW w:w="2430" w:type="dxa"/>
-            <w:gridSpan w:val="2"/>
-            <w:tcBorders>
-              <w:top w:val="single" w:sz="6" w:space="0" w:color="000000"/>
-              <w:left w:val="single" w:sz="4" w:space="0" w:color="auto"/>
-              <w:bottom w:val="single" w:sz="4" w:space="0" w:color="auto"/>
-              <w:right w:val="single" w:sz="4" w:space="0" w:color="auto"/>
-            </w:tcBorders>
-            <w:tcMar>
-              <w:top w:w="0" w:type="dxa"/>
-              <w:left w:w="70" w:type="dxa"/>
-              <w:bottom w:w="0" w:type="dxa"/>
-              <w:right w:w="70" w:type="dxa"/>
-            </w:tcMar>
-            <w:vAlign w:val="center"/>
-          </w:tcPr>
-          <w:p>
-            <w:pPr>
-              <w:numPr>
-                <w:ilvl w:val="12"/>
-                <w:numId w:val="0"/>
-              </w:numPr>
-              <w:spacing w:line="256" w:lineRule="auto"/>
-              <w:jc w:val="center"/>
-              <w:rPr>
-                <w:rFonts w:cs="Arial"/>
-                <w:b/>
-                <w:bCs/>
-                <w:sz w:val="20"/>
-                <w:szCs w:val="20"/>
-              </w:rPr>
-            </w:pPr>
-            <w:r>
-              <w:rPr>
-                <w:rFonts w:cs="Arial"/>
-                <w:b/>
-                <w:bCs/>
-                <w:sz w:val="20"/>
-                <w:szCs w:val="20"/>
-              </w:rPr>
-              <w:t>VERSIÓN DE EJECUCIÓN</w:t>
-            </w:r>
-          </w:p>
-          <w:p>
-            <w:pPr>
-              <w:numPr>
-                <w:ilvl w:val="12"/>
-                <w:numId w:val="0"/>
-              </w:numPr>
-              <w:spacing w:line="256" w:lineRule="auto"/>
-              <w:jc w:val="center"/>
-              <w:rPr>
-                <w:rFonts w:cs="Arial"/>
-                <w:b/>
-                <w:bCs/>
-                <w:sz w:val="20"/>
-                <w:szCs w:val="20"/>
-              </w:rPr>
-            </w:pPr>
-          </w:p>
-        </w:tc>
-        <w:tc>
-          <w:tcPr>
-            <w:tcW w:w="2187" w:type="dxa"/>
-            <w:tcBorders>
-              <w:top w:val="single" w:sz="6" w:space="0" w:color="000000"/>
-              <w:left w:val="single" w:sz="4" w:space="0" w:color="auto"/>
-              <w:bottom w:val="single" w:sz="4" w:space="0" w:color="auto"/>
-              <w:right w:val="single" w:sz="6" w:space="0" w:color="000000"/>
-            </w:tcBorders>
-            <w:tcMar>
-              <w:top w:w="0" w:type="dxa"/>
-              <w:left w:w="70" w:type="dxa"/>
-              <w:bottom w:w="0" w:type="dxa"/>
-              <w:right w:w="70" w:type="dxa"/>
-            </w:tcMar>
-            <w:hideMark/>
-          </w:tcPr>
-          <w:p>
-            <w:pPr>
-              <w:numPr>
-                <w:ilvl w:val="12"/>
-                <w:numId w:val="0"/>
-              </w:numPr>
-              <w:spacing w:line="256" w:lineRule="auto"/>
-              <w:rPr>
-                <w:rFonts w:cs="Arial"/>
-                <w:i/>
-                <w:color w:val="0000FF"/>
-                <w:sz w:val="20"/>
-                <w:szCs w:val="20"/>
-              </w:rPr>
-            </w:pPr>
-            <w:r>
-              <w:rPr>
-                <w:rFonts w:cs="Arial"/>
-                <w:i/>
-                <w:color w:val="0000FF"/>
-                <w:sz w:val="20"/>
-                <w:szCs w:val="20"/>
-                <w:lang w:val="es-GT"/>
-              </w:rPr>
-              <w:t>1.0</w:t>
-            </w:r>
-          </w:p>
-        </w:tc>
-      </w:tr>
-      <w:tr>
-        <w:trPr>
-          <w:trHeight w:val="300"/>
-          <w:jc w:val="center"/>
-        </w:trPr>
-        <w:tc>
-          <w:tcPr>
-            <w:tcW w:w="2373" w:type="dxa"/>
-            <w:vMerge/>
-            <w:tcBorders>
-              <w:top w:val="single" w:sz="6" w:space="0" w:color="000000"/>
-              <w:left w:val="single" w:sz="6" w:space="0" w:color="000000"/>
-              <w:bottom w:val="single" w:sz="6" w:space="0" w:color="000000"/>
-              <w:right w:val="single" w:sz="6" w:space="0" w:color="000000"/>
-            </w:tcBorders>
-            <w:vAlign w:val="center"/>
-            <w:hideMark/>
-          </w:tcPr>
-          <w:p>
-            <w:pPr>
-              <w:spacing w:line="256" w:lineRule="auto"/>
-              <w:rPr>
-                <w:rFonts w:eastAsia="Times New Roman" w:cs="Arial"/>
-                <w:b/>
-                <w:bCs/>
-                <w:sz w:val="20"/>
-                <w:szCs w:val="20"/>
-                <w:lang w:val="es-MX" w:eastAsia="es-ES"/>
-              </w:rPr>
-            </w:pPr>
-          </w:p>
-        </w:tc>
-        <w:tc>
-          <w:tcPr>
-            <w:tcW w:w="3345" w:type="dxa"/>
-            <w:gridSpan w:val="2"/>
-            <w:vMerge/>
-            <w:tcBorders>
-              <w:top w:val="single" w:sz="6" w:space="0" w:color="000000"/>
-              <w:left w:val="single" w:sz="6" w:space="0" w:color="000000"/>
-              <w:bottom w:val="single" w:sz="6" w:space="0" w:color="000000"/>
-              <w:right w:val="single" w:sz="4" w:space="0" w:color="auto"/>
-            </w:tcBorders>
-            <w:vAlign w:val="center"/>
-            <w:hideMark/>
-          </w:tcPr>
-          <w:p>
-            <w:pPr>
-              <w:spacing w:line="256" w:lineRule="auto"/>
-              <w:rPr>
-                <w:rFonts w:eastAsia="Times New Roman" w:cs="Arial"/>
-                <w:b/>
-                <w:bCs/>
-                <w:i/>
-                <w:sz w:val="20"/>
-                <w:szCs w:val="20"/>
-                <w:lang w:val="es-MX" w:eastAsia="es-ES"/>
-              </w:rPr>
-            </w:pPr>
-          </w:p>
-        </w:tc>
-        <w:tc>
-          <w:tcPr>
-            <w:tcW w:w="2430" w:type="dxa"/>
-            <w:gridSpan w:val="2"/>
-            <w:tcBorders>
-              <w:top w:val="single" w:sz="4" w:space="0" w:color="auto"/>
-              <w:left w:val="single" w:sz="4" w:space="0" w:color="auto"/>
-              <w:bottom w:val="single" w:sz="6" w:space="0" w:color="000000"/>
-              <w:right w:val="single" w:sz="4" w:space="0" w:color="auto"/>
-            </w:tcBorders>
-            <w:tcMar>
-              <w:top w:w="0" w:type="dxa"/>
-              <w:left w:w="70" w:type="dxa"/>
-              <w:bottom w:w="0" w:type="dxa"/>
-              <w:right w:w="70" w:type="dxa"/>
-            </w:tcMar>
-            <w:vAlign w:val="center"/>
-            <w:hideMark/>
-          </w:tcPr>
-          <w:p>
-            <w:pPr>
-              <w:numPr>
-                <w:ilvl w:val="12"/>
-                <w:numId w:val="0"/>
-              </w:numPr>
-              <w:spacing w:line="256" w:lineRule="auto"/>
-              <w:jc w:val="center"/>
-              <w:rPr>
-                <w:rFonts w:cs="Arial"/>
-                <w:b/>
-                <w:bCs/>
-                <w:sz w:val="20"/>
-                <w:szCs w:val="20"/>
-              </w:rPr>
-            </w:pPr>
-            <w:r>
-              <w:rPr>
-                <w:rFonts w:cs="Arial"/>
-                <w:b/>
-                <w:bCs/>
-                <w:sz w:val="20"/>
-                <w:szCs w:val="20"/>
-              </w:rPr>
-              <w:t>FECHA EJECUCIÓN</w:t>
-            </w:r>
-          </w:p>
-        </w:tc>
-        <w:tc>
-          <w:tcPr>
-            <w:tcW w:w="2187" w:type="dxa"/>
-            <w:tcBorders>
-              <w:top w:val="single" w:sz="4" w:space="0" w:color="auto"/>
-              <w:left w:val="single" w:sz="4" w:space="0" w:color="auto"/>
-              <w:bottom w:val="single" w:sz="6" w:space="0" w:color="000000"/>
-              <w:right w:val="single" w:sz="6" w:space="0" w:color="000000"/>
-            </w:tcBorders>
-            <w:tcMar>
-              <w:top w:w="0" w:type="dxa"/>
-              <w:left w:w="70" w:type="dxa"/>
-              <w:bottom w:w="0" w:type="dxa"/>
-              <w:right w:w="70" w:type="dxa"/>
-            </w:tcMar>
-            <w:hideMark/>
-          </w:tcPr>
-          <w:p>
-            <w:pPr>
-              <w:numPr>
-                <w:ilvl w:val="12"/>
-                <w:numId w:val="0"/>
-              </w:numPr>
-              <w:spacing w:line="256" w:lineRule="auto"/>
-              <w:rPr>
-                <w:rFonts w:cs="Arial"/>
-                <w:i/>
-                <w:color w:val="0000FF"/>
-                <w:sz w:val="20"/>
-                <w:szCs w:val="20"/>
-                <w:lang w:val="es-GT"/>
-              </w:rPr>
-            </w:pPr>
-            <w:r>
-              <w:rPr>
-                <w:rFonts w:cs="Arial"/>
-                <w:i/>
-                <w:color w:val="0000FF"/>
-                <w:sz w:val="20"/>
-                <w:szCs w:val="20"/>
-                <w:lang w:val="es-GT"/>
-              </w:rPr>
-              <w:t>27-05-2026</w:t>
-            </w:r>
-          </w:p>
-        </w:tc>
-      </w:tr>
-      <w:tr>
-        <w:trPr>
-          <w:trHeight w:val="518"/>
-          <w:jc w:val="center"/>
-        </w:trPr>
-        <w:tc>
-          <w:tcPr>
-            <w:tcW w:w="2373" w:type="dxa"/>
-            <w:tcBorders>
-              <w:top w:val="single" w:sz="6" w:space="0" w:color="000000"/>
-              <w:left w:val="single" w:sz="6" w:space="0" w:color="000000"/>
-              <w:bottom w:val="single" w:sz="6" w:space="0" w:color="000000"/>
-              <w:right w:val="single" w:sz="6" w:space="0" w:color="000000"/>
-            </w:tcBorders>
-            <w:tcMar>
-              <w:top w:w="0" w:type="dxa"/>
-              <w:left w:w="70" w:type="dxa"/>
-              <w:bottom w:w="0" w:type="dxa"/>
-              <w:right w:w="70" w:type="dxa"/>
-            </w:tcMar>
-            <w:vAlign w:val="center"/>
-            <w:hideMark/>
-          </w:tcPr>
-          <w:p>
-            <w:pPr>
-              <w:numPr>
-                <w:ilvl w:val="12"/>
-                <w:numId w:val="0"/>
-              </w:numPr>
-              <w:spacing w:line="256" w:lineRule="auto"/>
-              <w:rPr>
-                <w:rFonts w:cs="Arial"/>
-                <w:b/>
-                <w:bCs/>
-                <w:sz w:val="20"/>
-                <w:szCs w:val="20"/>
-              </w:rPr>
-            </w:pPr>
-            <w:r>
-              <w:rPr>
-                <w:rFonts w:cs="Arial"/>
-                <w:b/>
-                <w:bCs/>
-                <w:sz w:val="20"/>
-                <w:szCs w:val="20"/>
-              </w:rPr>
-              <w:t>CASO DE USO:</w:t>
-            </w:r>
-          </w:p>
-        </w:tc>
-        <w:tc>
-          <w:tcPr>
-            <w:tcW w:w="3345" w:type="dxa"/>
-            <w:gridSpan w:val="2"/>
-            <w:tcBorders>
-              <w:top w:val="single" w:sz="6" w:space="0" w:color="000000"/>
-              <w:left w:val="single" w:sz="6" w:space="0" w:color="000000"/>
-              <w:bottom w:val="single" w:sz="6" w:space="0" w:color="000000"/>
-              <w:right w:val="single" w:sz="4" w:space="0" w:color="auto"/>
-            </w:tcBorders>
-            <w:tcMar>
-              <w:top w:w="0" w:type="dxa"/>
-              <w:left w:w="70" w:type="dxa"/>
-              <w:bottom w:w="0" w:type="dxa"/>
-              <w:right w:w="70" w:type="dxa"/>
-            </w:tcMar>
-            <w:hideMark/>
-          </w:tcPr>
-          <w:p>
-            <w:pPr>
-              <w:numPr>
-                <w:ilvl w:val="12"/>
-                <w:numId w:val="0"/>
-              </w:numPr>
-              <w:spacing w:line="256" w:lineRule="auto"/>
-              <w:rPr>
-                <w:rFonts w:cs="Arial"/>
-                <w:i/>
-                <w:color w:val="0000FF"/>
-                <w:sz w:val="20"/>
-                <w:szCs w:val="20"/>
-                <w:lang w:val="es-GT"/>
-              </w:rPr>
-            </w:pPr>
-            <w:r>
-              <w:rPr>
-                <w:rFonts w:cs="Arial"/>
-                <w:i/>
-                <w:color w:val="0000FF"/>
-                <w:sz w:val="20"/>
-                <w:szCs w:val="20"/>
-                <w:lang w:val="es-GT"/>
-              </w:rPr>
-              <w:t>Autenticación – Sistema de Información Hospitalario</w:t>
-            </w:r>
-          </w:p>
-        </w:tc>
-        <w:tc>
-          <w:tcPr>
-            <w:tcW w:w="2430" w:type="dxa"/>
-            <w:gridSpan w:val="2"/>
-            <w:tcBorders>
-              <w:top w:val="single" w:sz="6" w:space="0" w:color="000000"/>
-              <w:left w:val="single" w:sz="4" w:space="0" w:color="auto"/>
-              <w:bottom w:val="single" w:sz="6" w:space="0" w:color="000000"/>
-              <w:right w:val="single" w:sz="4" w:space="0" w:color="auto"/>
-            </w:tcBorders>
-            <w:tcMar>
-              <w:top w:w="0" w:type="dxa"/>
-              <w:left w:w="70" w:type="dxa"/>
-              <w:bottom w:w="0" w:type="dxa"/>
-              <w:right w:w="70" w:type="dxa"/>
-            </w:tcMar>
-            <w:vAlign w:val="center"/>
-            <w:hideMark/>
-          </w:tcPr>
-          <w:p>
-            <w:pPr>
-              <w:numPr>
-                <w:ilvl w:val="12"/>
-                <w:numId w:val="0"/>
-              </w:numPr>
-              <w:spacing w:line="256" w:lineRule="auto"/>
-              <w:jc w:val="center"/>
-              <w:rPr>
-                <w:rFonts w:cs="Arial"/>
-                <w:b/>
-                <w:bCs/>
-                <w:sz w:val="20"/>
-                <w:szCs w:val="20"/>
-              </w:rPr>
-            </w:pPr>
-            <w:r>
-              <w:rPr>
-                <w:rFonts w:cs="Arial"/>
-                <w:b/>
-                <w:bCs/>
-                <w:sz w:val="20"/>
-                <w:szCs w:val="20"/>
-              </w:rPr>
-              <w:t>MODULO DEL SISTEMA</w:t>
-            </w:r>
-          </w:p>
-        </w:tc>
-        <w:tc>
-          <w:tcPr>
-            <w:tcW w:w="2187" w:type="dxa"/>
-            <w:tcBorders>
-              <w:top w:val="single" w:sz="6" w:space="0" w:color="000000"/>
-              <w:left w:val="single" w:sz="4" w:space="0" w:color="auto"/>
-              <w:bottom w:val="single" w:sz="6" w:space="0" w:color="000000"/>
-              <w:right w:val="single" w:sz="6" w:space="0" w:color="000000"/>
-            </w:tcBorders>
-            <w:tcMar>
-              <w:top w:w="0" w:type="dxa"/>
-              <w:left w:w="70" w:type="dxa"/>
-              <w:bottom w:w="0" w:type="dxa"/>
-              <w:right w:w="70" w:type="dxa"/>
-            </w:tcMar>
-            <w:hideMark/>
-          </w:tcPr>
-          <w:p>
-            <w:pPr>
-              <w:numPr>
-                <w:ilvl w:val="12"/>
-                <w:numId w:val="0"/>
-              </w:numPr>
-              <w:spacing w:line="256" w:lineRule="auto"/>
-              <w:rPr>
-                <w:rFonts w:cs="Arial"/>
-                <w:i/>
-                <w:color w:val="0000FF"/>
-                <w:sz w:val="20"/>
-                <w:szCs w:val="20"/>
-                <w:lang w:val="es-GT"/>
-              </w:rPr>
-            </w:pPr>
-            <w:r>
-              <w:rPr>
-                <w:rFonts w:cs="Arial"/>
-                <w:i/>
-                <w:color w:val="0000FF"/>
-                <w:sz w:val="20"/>
-                <w:szCs w:val="20"/>
-                <w:lang w:val="es-GT"/>
-              </w:rPr>
-              <w:t xml:space="preserve">Registro y </w:t>
-            </w:r>
-            <w:proofErr w:type="spellStart"/>
-            <w:r>
-              <w:rPr>
-                <w:rFonts w:cs="Arial"/>
-                <w:i/>
-                <w:color w:val="0000FF"/>
-                <w:sz w:val="20"/>
-                <w:szCs w:val="20"/>
-                <w:lang w:val="es-GT"/>
-              </w:rPr>
-              <w:t>Triaje</w:t>
-            </w:r>
-            <w:proofErr w:type="spellEnd"/>
-          </w:p>
-        </w:tc>
-      </w:tr>
-      <w:tr>
-        <w:trPr>
-          <w:trHeight w:val="518"/>
-          <w:jc w:val="center"/>
-        </w:trPr>
-        <w:tc>
-          <w:tcPr>
-            <w:tcW w:w="2373" w:type="dxa"/>
-            <w:tcBorders>
-              <w:top w:val="single" w:sz="6" w:space="0" w:color="000000"/>
-              <w:left w:val="single" w:sz="6" w:space="0" w:color="000000"/>
-              <w:bottom w:val="single" w:sz="6" w:space="0" w:color="000000"/>
-              <w:right w:val="single" w:sz="6" w:space="0" w:color="000000"/>
-            </w:tcBorders>
-            <w:tcMar>
-              <w:top w:w="0" w:type="dxa"/>
-              <w:left w:w="70" w:type="dxa"/>
-              <w:bottom w:w="0" w:type="dxa"/>
-              <w:right w:w="70" w:type="dxa"/>
-            </w:tcMar>
-            <w:vAlign w:val="center"/>
-            <w:hideMark/>
-          </w:tcPr>
-          <w:p>
-            <w:pPr>
-              <w:numPr>
-                <w:ilvl w:val="12"/>
-                <w:numId w:val="0"/>
-              </w:numPr>
-              <w:spacing w:line="256" w:lineRule="auto"/>
-              <w:rPr>
-                <w:rFonts w:cs="Arial"/>
-                <w:b/>
-                <w:bCs/>
-                <w:sz w:val="20"/>
-                <w:szCs w:val="20"/>
-                <w:lang w:val="es-GT"/>
-              </w:rPr>
-            </w:pPr>
-            <w:r>
-              <w:rPr>
-                <w:rFonts w:cs="Arial"/>
-                <w:b/>
-                <w:bCs/>
-                <w:sz w:val="20"/>
-                <w:szCs w:val="20"/>
-                <w:lang w:val="es-GT"/>
-              </w:rPr>
-              <w:t>Descripción del caso de prueba:</w:t>
-            </w:r>
-          </w:p>
-        </w:tc>
-        <w:tc>
-          <w:tcPr>
-            <w:tcW w:w="7962" w:type="dxa"/>
-            <w:gridSpan w:val="5"/>
-            <w:tcBorders>
-              <w:top w:val="single" w:sz="6" w:space="0" w:color="000000"/>
-              <w:left w:val="single" w:sz="6" w:space="0" w:color="000000"/>
-              <w:bottom w:val="single" w:sz="6" w:space="0" w:color="000000"/>
-              <w:right w:val="single" w:sz="6" w:space="0" w:color="000000"/>
-            </w:tcBorders>
-            <w:tcMar>
-              <w:top w:w="0" w:type="dxa"/>
-              <w:left w:w="70" w:type="dxa"/>
-              <w:bottom w:w="0" w:type="dxa"/>
-              <w:right w:w="70" w:type="dxa"/>
-            </w:tcMar>
-            <w:hideMark/>
-          </w:tcPr>
-          <w:p>
-            <w:pPr>
-              <w:numPr>
-                <w:ilvl w:val="12"/>
-                <w:numId w:val="0"/>
-              </w:numPr>
-              <w:spacing w:line="256" w:lineRule="auto"/>
-              <w:rPr>
-                <w:rFonts w:cs="Arial"/>
-                <w:i/>
-                <w:color w:val="0000FF"/>
-                <w:sz w:val="20"/>
-                <w:szCs w:val="20"/>
-                <w:lang w:val="es-GT"/>
-              </w:rPr>
-            </w:pPr>
-          </w:p>
-        </w:tc>
-      </w:tr>
-      <w:tr>
-        <w:trPr>
-          <w:trHeight w:val="363"/>
-          <w:jc w:val="center"/>
-        </w:trPr>
-        <w:tc>
-          <w:tcPr>
-            <w:tcW w:w="10335" w:type="dxa"/>
-            <w:gridSpan w:val="6"/>
-            <w:tcBorders>
-              <w:top w:val="single" w:sz="6" w:space="0" w:color="000000"/>
-              <w:left w:val="single" w:sz="6" w:space="0" w:color="000000"/>
-              <w:bottom w:val="single" w:sz="6" w:space="0" w:color="000000"/>
-              <w:right w:val="single" w:sz="6" w:space="0" w:color="000000"/>
-            </w:tcBorders>
-            <w:shd w:val="clear" w:color="auto" w:fill="BFBFBF"/>
-            <w:vAlign w:val="center"/>
-            <w:hideMark/>
-          </w:tcPr>
-          <w:p>
-            <w:pPr>
-              <w:pStyle w:val="Prrafodelista"/>
-              <w:widowControl w:val="0"/>
-              <w:numPr>
-                <w:ilvl w:val="0"/>
-                <w:numId w:val="1"/>
-              </w:numPr>
-              <w:autoSpaceDE w:val="0"/>
-              <w:autoSpaceDN w:val="0"/>
-              <w:adjustRightInd w:val="0"/>
-              <w:spacing w:after="0" w:line="256" w:lineRule="auto"/>
-              <w:rPr>
-                <w:rFonts w:cs="Arial"/>
-                <w:b/>
-                <w:bCs/>
-                <w:sz w:val="20"/>
-                <w:szCs w:val="20"/>
-              </w:rPr>
-            </w:pPr>
-            <w:r>
-              <w:rPr>
-                <w:rFonts w:cs="Arial"/>
-                <w:b/>
-                <w:bCs/>
-                <w:sz w:val="20"/>
-                <w:szCs w:val="20"/>
-              </w:rPr>
-              <w:t>CASO DE PRUEBA</w:t>
-            </w:r>
-          </w:p>
-        </w:tc>
-      </w:tr>
-      <w:tr>
-        <w:trPr>
-          <w:trHeight w:val="225"/>
-          <w:jc w:val="center"/>
-        </w:trPr>
-        <w:tc>
-          <w:tcPr>
-            <w:tcW w:w="10335" w:type="dxa"/>
-            <w:gridSpan w:val="6"/>
-            <w:tcBorders>
-              <w:top w:val="single" w:sz="6" w:space="0" w:color="000000"/>
-              <w:left w:val="single" w:sz="6" w:space="0" w:color="000000"/>
-              <w:bottom w:val="single" w:sz="6" w:space="0" w:color="000000"/>
-              <w:right w:val="single" w:sz="6" w:space="0" w:color="000000"/>
-            </w:tcBorders>
-            <w:shd w:val="clear" w:color="auto" w:fill="BFBFBF"/>
-            <w:vAlign w:val="center"/>
-            <w:hideMark/>
-          </w:tcPr>
-          <w:p>
-            <w:pPr>
-              <w:pStyle w:val="Prrafodelista"/>
-              <w:widowControl w:val="0"/>
-              <w:numPr>
-                <w:ilvl w:val="0"/>
-                <w:numId w:val="2"/>
-              </w:numPr>
-              <w:autoSpaceDE w:val="0"/>
-              <w:autoSpaceDN w:val="0"/>
-              <w:adjustRightInd w:val="0"/>
-              <w:spacing w:after="0" w:line="256" w:lineRule="auto"/>
-              <w:rPr>
-                <w:rFonts w:cs="Arial"/>
-                <w:b/>
-                <w:bCs/>
-                <w:sz w:val="20"/>
-                <w:szCs w:val="20"/>
-              </w:rPr>
-            </w:pPr>
-            <w:r>
-              <w:rPr>
-                <w:rFonts w:cs="Arial"/>
-                <w:b/>
-                <w:bCs/>
-                <w:sz w:val="20"/>
-                <w:szCs w:val="20"/>
-              </w:rPr>
-              <w:t>Precondiciones</w:t>
-            </w:r>
-          </w:p>
-        </w:tc>
-      </w:tr>
-      <w:tr>
-        <w:trPr>
-          <w:trHeight w:val="148"/>
-          <w:jc w:val="center"/>
-        </w:trPr>
-        <w:tc>
-          <w:tcPr>
-            <w:tcW w:w="10335" w:type="dxa"/>
-            <w:gridSpan w:val="6"/>
-            <w:tcBorders>
-              <w:top w:val="single" w:sz="6" w:space="0" w:color="000000"/>
-              <w:left w:val="single" w:sz="6" w:space="0" w:color="000000"/>
-              <w:bottom w:val="single" w:sz="6" w:space="0" w:color="000000"/>
-              <w:right w:val="single" w:sz="6" w:space="0" w:color="000000"/>
-            </w:tcBorders>
-          </w:tcPr>
-          <w:p>
-            <w:pPr>
-              <w:numPr>
-                <w:ilvl w:val="12"/>
-                <w:numId w:val="0"/>
-              </w:numPr>
-              <w:spacing w:line="256" w:lineRule="auto"/>
-              <w:rPr>
-                <w:rFonts w:cs="Arial"/>
-                <w:i/>
-                <w:color w:val="0000FF"/>
-                <w:sz w:val="20"/>
-                <w:szCs w:val="20"/>
-                <w:lang w:val="es-GT"/>
-              </w:rPr>
-            </w:pPr>
-            <w:r>
-              <w:rPr>
-                <w:rFonts w:cs="Arial"/>
-                <w:i/>
-                <w:color w:val="0000FF"/>
-                <w:sz w:val="20"/>
-                <w:szCs w:val="20"/>
-                <w:lang w:val="es-GT"/>
-              </w:rPr>
-              <w:t xml:space="preserve">1. </w:t>
-            </w:r>
-          </w:p>
-        </w:tc>
-      </w:tr>
-      <w:tr>
-        <w:trPr>
-          <w:trHeight w:val="171"/>
-          <w:jc w:val="center"/>
-        </w:trPr>
-        <w:tc>
-          <w:tcPr>
-            <w:tcW w:w="10335" w:type="dxa"/>
-            <w:gridSpan w:val="6"/>
-            <w:tcBorders>
-              <w:top w:val="single" w:sz="6" w:space="0" w:color="000000"/>
-              <w:left w:val="single" w:sz="6" w:space="0" w:color="000000"/>
-              <w:bottom w:val="single" w:sz="6" w:space="0" w:color="000000"/>
-              <w:right w:val="single" w:sz="6" w:space="0" w:color="000000"/>
-            </w:tcBorders>
-            <w:shd w:val="clear" w:color="auto" w:fill="BFBFBF"/>
-            <w:hideMark/>
-          </w:tcPr>
-          <w:p>
-            <w:pPr>
-              <w:pStyle w:val="Prrafodelista"/>
-              <w:widowControl w:val="0"/>
-              <w:numPr>
-                <w:ilvl w:val="0"/>
-                <w:numId w:val="2"/>
-              </w:numPr>
-              <w:autoSpaceDE w:val="0"/>
-              <w:autoSpaceDN w:val="0"/>
-              <w:adjustRightInd w:val="0"/>
-              <w:spacing w:after="0" w:line="256" w:lineRule="auto"/>
-              <w:rPr>
-                <w:rFonts w:cs="Arial"/>
-                <w:b/>
-                <w:bCs/>
-                <w:i/>
-                <w:sz w:val="20"/>
-                <w:szCs w:val="20"/>
-              </w:rPr>
-            </w:pPr>
-            <w:r>
-              <w:rPr>
-                <w:rFonts w:cs="Arial"/>
-                <w:b/>
-                <w:bCs/>
-                <w:i/>
-                <w:sz w:val="20"/>
-                <w:szCs w:val="20"/>
-              </w:rPr>
-              <w:t>Pasos de la prueba</w:t>
-            </w:r>
-          </w:p>
-        </w:tc>
-      </w:tr>
-      <w:tr>
-        <w:trPr>
-          <w:trHeight w:val="360"/>
-          <w:jc w:val="center"/>
-        </w:trPr>
-        <w:tc>
-          <w:tcPr>
-            <w:tcW w:w="10335" w:type="dxa"/>
-            <w:gridSpan w:val="6"/>
-            <w:tcBorders>
-              <w:top w:val="single" w:sz="6" w:space="0" w:color="000000"/>
-              <w:left w:val="single" w:sz="6" w:space="0" w:color="000000"/>
-              <w:bottom w:val="single" w:sz="6" w:space="0" w:color="000000"/>
-              <w:right w:val="single" w:sz="6" w:space="0" w:color="000000"/>
-            </w:tcBorders>
-            <w:shd w:val="clear" w:color="auto" w:fill="FFFFFF"/>
-            <w:tcMar>
-              <w:top w:w="0" w:type="dxa"/>
-              <w:left w:w="70" w:type="dxa"/>
-              <w:bottom w:w="0" w:type="dxa"/>
-              <w:right w:w="70" w:type="dxa"/>
-            </w:tcMar>
-          </w:tcPr>
-          <w:p>
-            <w:pPr>
-              <w:spacing w:line="256" w:lineRule="auto"/>
-              <w:rPr>
-                <w:rFonts w:cs="Arial"/>
-                <w:i/>
-                <w:color w:val="0000FF"/>
-                <w:sz w:val="20"/>
-                <w:szCs w:val="20"/>
-                <w:lang w:val="es-GT"/>
-              </w:rPr>
-            </w:pPr>
-          </w:p>
-        </w:tc>
-      </w:tr>
-      <w:tr>
-        <w:trPr>
-          <w:trHeight w:val="283"/>
-          <w:jc w:val="center"/>
-        </w:trPr>
-        <w:tc>
-          <w:tcPr>
-            <w:tcW w:w="10335" w:type="dxa"/>
-            <w:gridSpan w:val="6"/>
-            <w:tcBorders>
-              <w:top w:val="single" w:sz="6" w:space="0" w:color="000000"/>
-              <w:left w:val="single" w:sz="6" w:space="0" w:color="000000"/>
-              <w:bottom w:val="single" w:sz="6" w:space="0" w:color="000000"/>
-              <w:right w:val="single" w:sz="6" w:space="0" w:color="000000"/>
-            </w:tcBorders>
-            <w:shd w:val="clear" w:color="auto" w:fill="BFBFBF"/>
-            <w:tcMar>
-              <w:top w:w="0" w:type="dxa"/>
-              <w:left w:w="70" w:type="dxa"/>
-              <w:bottom w:w="0" w:type="dxa"/>
-              <w:right w:w="70" w:type="dxa"/>
-            </w:tcMar>
-            <w:vAlign w:val="center"/>
-            <w:hideMark/>
-          </w:tcPr>
-          <w:p>
-            <w:pPr>
-              <w:pStyle w:val="Prrafodelista"/>
-              <w:widowControl w:val="0"/>
-              <w:numPr>
-                <w:ilvl w:val="0"/>
-                <w:numId w:val="1"/>
-              </w:numPr>
-              <w:autoSpaceDE w:val="0"/>
-              <w:autoSpaceDN w:val="0"/>
-              <w:adjustRightInd w:val="0"/>
-              <w:spacing w:after="0" w:line="256" w:lineRule="auto"/>
-              <w:rPr>
-                <w:rFonts w:cs="Arial"/>
-                <w:b/>
-                <w:bCs/>
-                <w:sz w:val="20"/>
-                <w:szCs w:val="20"/>
-              </w:rPr>
-            </w:pPr>
-            <w:r>
-              <w:rPr>
-                <w:rFonts w:cs="Arial"/>
-                <w:b/>
-                <w:bCs/>
-                <w:sz w:val="20"/>
-                <w:szCs w:val="20"/>
-              </w:rPr>
-              <w:t>RESULTADOS DE LA PRUEBA</w:t>
-            </w:r>
-          </w:p>
-        </w:tc>
-      </w:tr>
-      <w:tr>
-        <w:trPr>
-          <w:trHeight w:val="360"/>
-          <w:jc w:val="center"/>
-        </w:trPr>
-        <w:tc>
-          <w:tcPr>
-            <w:tcW w:w="7768" w:type="dxa"/>
-            <w:gridSpan w:val="4"/>
-            <w:tcBorders>
-              <w:top w:val="single" w:sz="6" w:space="0" w:color="000000"/>
-              <w:left w:val="single" w:sz="6" w:space="0" w:color="000000"/>
-              <w:bottom w:val="single" w:sz="6" w:space="0" w:color="000000"/>
-              <w:right w:val="single" w:sz="4" w:space="0" w:color="auto"/>
-            </w:tcBorders>
-            <w:shd w:val="clear" w:color="auto" w:fill="BFBFBF"/>
-            <w:tcMar>
-              <w:top w:w="0" w:type="dxa"/>
-              <w:left w:w="70" w:type="dxa"/>
-              <w:bottom w:w="0" w:type="dxa"/>
-              <w:right w:w="70" w:type="dxa"/>
-            </w:tcMar>
-            <w:vAlign w:val="center"/>
-            <w:hideMark/>
-          </w:tcPr>
-          <w:p>
-            <w:pPr>
-              <w:spacing w:line="256" w:lineRule="auto"/>
-              <w:rPr>
-                <w:rFonts w:cs="Arial"/>
-                <w:b/>
-                <w:bCs/>
-                <w:sz w:val="20"/>
-                <w:szCs w:val="20"/>
-              </w:rPr>
-            </w:pPr>
-            <w:proofErr w:type="spellStart"/>
-            <w:r>
-              <w:rPr>
-                <w:rFonts w:cs="Arial"/>
-                <w:b/>
-                <w:bCs/>
-                <w:sz w:val="20"/>
-                <w:szCs w:val="20"/>
-              </w:rPr>
-              <w:t>Hallazgos</w:t>
-            </w:r>
-            <w:proofErr w:type="spellEnd"/>
-          </w:p>
-        </w:tc>
-        <w:tc>
-          <w:tcPr>
-            <w:tcW w:w="2567" w:type="dxa"/>
-            <w:gridSpan w:val="2"/>
-            <w:tcBorders>
-              <w:top w:val="single" w:sz="6" w:space="0" w:color="000000"/>
-              <w:left w:val="single" w:sz="4" w:space="0" w:color="auto"/>
-              <w:bottom w:val="single" w:sz="6" w:space="0" w:color="000000"/>
-              <w:right w:val="single" w:sz="6" w:space="0" w:color="000000"/>
-            </w:tcBorders>
-            <w:shd w:val="clear" w:color="auto" w:fill="BFBFBF"/>
-            <w:tcMar>
-              <w:top w:w="0" w:type="dxa"/>
-              <w:left w:w="70" w:type="dxa"/>
-              <w:bottom w:w="0" w:type="dxa"/>
-              <w:right w:w="70" w:type="dxa"/>
-            </w:tcMar>
-            <w:vAlign w:val="center"/>
-            <w:hideMark/>
-          </w:tcPr>
-          <w:p>
-            <w:pPr>
-              <w:spacing w:line="256" w:lineRule="auto"/>
-              <w:rPr>
-                <w:rFonts w:cs="Arial"/>
-                <w:b/>
-                <w:bCs/>
-                <w:sz w:val="20"/>
-                <w:szCs w:val="20"/>
-              </w:rPr>
-            </w:pPr>
-            <w:proofErr w:type="spellStart"/>
-            <w:r>
-              <w:rPr>
-                <w:rFonts w:cs="Arial"/>
-                <w:b/>
-                <w:bCs/>
-                <w:sz w:val="20"/>
-                <w:szCs w:val="20"/>
-              </w:rPr>
-              <w:t>Veredicto</w:t>
-            </w:r>
-            <w:proofErr w:type="spellEnd"/>
-          </w:p>
-        </w:tc>
-      </w:tr>
-      <w:tr>
-        <w:trPr>
-          <w:trHeight w:val="360"/>
-          <w:jc w:val="center"/>
-        </w:trPr>
-        <w:tc>
-          <w:tcPr>
-            <w:tcW w:w="7768" w:type="dxa"/>
-            <w:gridSpan w:val="4"/>
-            <w:tcBorders>
-              <w:top w:val="single" w:sz="6" w:space="0" w:color="000000"/>
-              <w:left w:val="single" w:sz="6" w:space="0" w:color="000000"/>
-              <w:bottom w:val="single" w:sz="6" w:space="0" w:color="000000"/>
-              <w:right w:val="single" w:sz="4" w:space="0" w:color="auto"/>
-            </w:tcBorders>
-            <w:tcMar>
-              <w:top w:w="0" w:type="dxa"/>
-              <w:left w:w="70" w:type="dxa"/>
-              <w:bottom w:w="0" w:type="dxa"/>
-              <w:right w:w="70" w:type="dxa"/>
-            </w:tcMar>
-            <w:vAlign w:val="center"/>
-          </w:tcPr>
-          <w:p>
-            <w:pPr>
-              <w:spacing w:line="256" w:lineRule="auto"/>
-              <w:rPr>
-                <w:rFonts w:cs="Arial"/>
-                <w:b/>
-                <w:bCs/>
-                <w:sz w:val="20"/>
-                <w:szCs w:val="20"/>
-                <w:lang w:val="es-GT"/>
-              </w:rPr>
-            </w:pPr>
-          </w:p>
-        </w:tc>
-        <w:tc>
-          <w:tcPr>
-            <w:tcW w:w="2567" w:type="dxa"/>
-            <w:gridSpan w:val="2"/>
-            <w:tcBorders>
-              <w:top w:val="single" w:sz="6" w:space="0" w:color="000000"/>
-              <w:left w:val="single" w:sz="4" w:space="0" w:color="auto"/>
-              <w:bottom w:val="single" w:sz="6" w:space="0" w:color="000000"/>
-              <w:right w:val="single" w:sz="6" w:space="0" w:color="000000"/>
-            </w:tcBorders>
-            <w:tcMar>
-              <w:top w:w="0" w:type="dxa"/>
-              <w:left w:w="70" w:type="dxa"/>
-              <w:bottom w:w="0" w:type="dxa"/>
-              <w:right w:w="70" w:type="dxa"/>
-            </w:tcMar>
-            <w:vAlign w:val="center"/>
-            <w:hideMark/>
-          </w:tcPr>
-          <w:p>
-            <w:pPr>
-              <w:spacing w:line="256" w:lineRule="auto"/>
-              <w:rPr>
-                <w:rFonts w:cs="Arial"/>
-                <w:b/>
-                <w:bCs/>
-                <w:sz w:val="20"/>
-                <w:szCs w:val="20"/>
-              </w:rPr>
-            </w:pPr>
-            <w:r>
-              <w:rPr>
-                <w:rFonts w:cs="Arial"/>
-                <w:b/>
-                <w:noProof/>
-                <w:sz w:val="20"/>
-                <w:szCs w:val="20"/>
-                <w:lang w:val="es-ES"/>
-              </w:rPr>
-              <w:t xml:space="preserve">Aprobado </w:t>
-            </w:r>
-          </w:p>
-        </w:tc>
-      </w:tr>
-      <w:tr>
-        <w:trPr>
-          <w:trHeight w:val="360"/>
-          <w:jc w:val="center"/>
-        </w:trPr>
-        <w:tc>
-          <w:tcPr>
-            <w:tcW w:w="5711" w:type="dxa"/>
-            <w:gridSpan w:val="2"/>
-            <w:tcBorders>
-              <w:top w:val="single" w:sz="6" w:space="0" w:color="000000"/>
-              <w:left w:val="single" w:sz="6" w:space="0" w:color="000000"/>
-              <w:bottom w:val="single" w:sz="6" w:space="0" w:color="000000"/>
-              <w:right w:val="single" w:sz="4" w:space="0" w:color="auto"/>
-            </w:tcBorders>
-            <w:shd w:val="clear" w:color="auto" w:fill="BFBFBF"/>
-            <w:tcMar>
-              <w:top w:w="0" w:type="dxa"/>
-              <w:left w:w="70" w:type="dxa"/>
-              <w:bottom w:w="0" w:type="dxa"/>
-              <w:right w:w="70" w:type="dxa"/>
-            </w:tcMar>
-            <w:vAlign w:val="center"/>
-            <w:hideMark/>
-          </w:tcPr>
-          <w:p>
-            <w:pPr>
-              <w:spacing w:line="256" w:lineRule="auto"/>
-              <w:rPr>
-                <w:rFonts w:cs="Arial"/>
-                <w:b/>
-                <w:bCs/>
-                <w:sz w:val="20"/>
-                <w:szCs w:val="20"/>
-              </w:rPr>
-            </w:pPr>
-            <w:proofErr w:type="spellStart"/>
-            <w:r>
-              <w:rPr>
-                <w:rFonts w:cs="Arial"/>
-                <w:b/>
-                <w:bCs/>
-                <w:sz w:val="20"/>
-                <w:szCs w:val="20"/>
-              </w:rPr>
-              <w:t>Observaciones</w:t>
-            </w:r>
-            <w:proofErr w:type="spellEnd"/>
-          </w:p>
-        </w:tc>
-        <w:tc>
-          <w:tcPr>
-            <w:tcW w:w="4624" w:type="dxa"/>
-            <w:gridSpan w:val="4"/>
-            <w:tcBorders>
-              <w:top w:val="single" w:sz="6" w:space="0" w:color="000000"/>
-              <w:left w:val="single" w:sz="4" w:space="0" w:color="auto"/>
-              <w:bottom w:val="single" w:sz="6" w:space="0" w:color="000000"/>
-              <w:right w:val="single" w:sz="6" w:space="0" w:color="000000"/>
-            </w:tcBorders>
-            <w:shd w:val="clear" w:color="auto" w:fill="BFBFBF"/>
-            <w:tcMar>
-              <w:top w:w="0" w:type="dxa"/>
-              <w:left w:w="70" w:type="dxa"/>
-              <w:bottom w:w="0" w:type="dxa"/>
-              <w:right w:w="70" w:type="dxa"/>
-            </w:tcMar>
-            <w:vAlign w:val="center"/>
-            <w:hideMark/>
-          </w:tcPr>
-          <w:p>
-            <w:pPr>
-              <w:spacing w:line="256" w:lineRule="auto"/>
-              <w:rPr>
-                <w:rFonts w:cs="Arial"/>
-                <w:b/>
-                <w:bCs/>
-                <w:sz w:val="20"/>
-                <w:szCs w:val="20"/>
-              </w:rPr>
-            </w:pPr>
-            <w:proofErr w:type="spellStart"/>
-            <w:r>
-              <w:rPr>
-                <w:rFonts w:cs="Arial"/>
-                <w:b/>
-                <w:bCs/>
-                <w:sz w:val="20"/>
-                <w:szCs w:val="20"/>
-              </w:rPr>
-              <w:t>Analista</w:t>
-            </w:r>
-            <w:proofErr w:type="spellEnd"/>
-            <w:r>
-              <w:rPr>
-                <w:rFonts w:cs="Arial"/>
-                <w:b/>
-                <w:bCs/>
-                <w:sz w:val="20"/>
-                <w:szCs w:val="20"/>
-              </w:rPr>
-              <w:t xml:space="preserve"> de QA</w:t>
-            </w:r>
-          </w:p>
-        </w:tc>
-      </w:tr>
-      <w:tr>
-        <w:trPr>
-          <w:trHeight w:val="692"/>
-          <w:jc w:val="center"/>
-        </w:trPr>
-        <w:tc>
-          <w:tcPr>
-            <w:tcW w:w="5711" w:type="dxa"/>
-            <w:gridSpan w:val="2"/>
-            <w:vMerge w:val="restart"/>
-            <w:tcBorders>
-              <w:top w:val="single" w:sz="6" w:space="0" w:color="000000"/>
-              <w:left w:val="single" w:sz="6" w:space="0" w:color="000000"/>
-              <w:bottom w:val="single" w:sz="6" w:space="0" w:color="000000"/>
-              <w:right w:val="single" w:sz="4" w:space="0" w:color="auto"/>
-            </w:tcBorders>
-            <w:tcMar>
-              <w:top w:w="0" w:type="dxa"/>
-              <w:left w:w="70" w:type="dxa"/>
-              <w:bottom w:w="0" w:type="dxa"/>
-              <w:right w:w="70" w:type="dxa"/>
-            </w:tcMar>
-            <w:vAlign w:val="center"/>
-            <w:hideMark/>
-          </w:tcPr>
-          <w:p>
-            <w:pPr>
-              <w:numPr>
-                <w:ilvl w:val="12"/>
-                <w:numId w:val="0"/>
-              </w:numPr>
-              <w:spacing w:line="256" w:lineRule="auto"/>
-              <w:rPr>
-                <w:rFonts w:cs="Arial"/>
-                <w:b/>
-                <w:bCs/>
-                <w:i/>
-                <w:sz w:val="20"/>
-                <w:szCs w:val="20"/>
-                <w:lang w:val="es-GT"/>
-              </w:rPr>
-            </w:pPr>
-          </w:p>
-        </w:tc>
-        <w:tc>
-          <w:tcPr>
-            <w:tcW w:w="4624" w:type="dxa"/>
-            <w:gridSpan w:val="4"/>
-            <w:tcBorders>
-              <w:top w:val="single" w:sz="6" w:space="0" w:color="000000"/>
-              <w:left w:val="single" w:sz="4" w:space="0" w:color="auto"/>
-              <w:bottom w:val="single" w:sz="4" w:space="0" w:color="auto"/>
-              <w:right w:val="single" w:sz="6" w:space="0" w:color="000000"/>
-            </w:tcBorders>
-            <w:tcMar>
-              <w:top w:w="0" w:type="dxa"/>
-              <w:left w:w="70" w:type="dxa"/>
-              <w:bottom w:w="0" w:type="dxa"/>
-              <w:right w:w="70" w:type="dxa"/>
-            </w:tcMar>
-            <w:vAlign w:val="center"/>
-          </w:tcPr>
-          <w:p>
-            <w:pPr>
-              <w:spacing w:line="256" w:lineRule="auto"/>
-              <w:rPr>
-                <w:rFonts w:cs="Arial"/>
-                <w:b/>
-                <w:bCs/>
-                <w:sz w:val="20"/>
-                <w:szCs w:val="20"/>
-                <w:lang w:val="es-GT"/>
-              </w:rPr>
-            </w:pPr>
-          </w:p>
-          <w:p>
-            <w:pPr>
-              <w:spacing w:line="256" w:lineRule="auto"/>
-              <w:rPr>
-                <w:rFonts w:cs="Arial"/>
-                <w:b/>
-                <w:bCs/>
-                <w:sz w:val="20"/>
-                <w:szCs w:val="20"/>
-                <w:lang w:val="es-GT"/>
-              </w:rPr>
-            </w:pPr>
-            <w:r>
-              <w:rPr>
-                <w:rFonts w:cs="Arial"/>
-                <w:b/>
-                <w:bCs/>
-                <w:sz w:val="20"/>
-                <w:szCs w:val="20"/>
-                <w:lang w:val="es-GT"/>
-              </w:rPr>
-              <w:t>Jonathan Guamuch</w:t>
-            </w:r>
-          </w:p>
-        </w:tc>
-      </w:tr>
-      <w:tr>
-        <w:trPr>
-          <w:trHeight w:val="503"/>
-          <w:jc w:val="center"/>
-        </w:trPr>
-        <w:tc>
-          <w:tcPr>
-            <w:tcW w:w="5711" w:type="dxa"/>
-            <w:gridSpan w:val="2"/>
-            <w:vMerge/>
-            <w:tcBorders>
-              <w:top w:val="single" w:sz="6" w:space="0" w:color="000000"/>
-              <w:left w:val="single" w:sz="6" w:space="0" w:color="000000"/>
-              <w:bottom w:val="single" w:sz="6" w:space="0" w:color="000000"/>
-              <w:right w:val="single" w:sz="4" w:space="0" w:color="auto"/>
-            </w:tcBorders>
-            <w:vAlign w:val="center"/>
-            <w:hideMark/>
-          </w:tcPr>
-          <w:p>
-            <w:pPr>
-              <w:spacing w:line="256" w:lineRule="auto"/>
-              <w:rPr>
-                <w:rFonts w:eastAsia="Times New Roman" w:cs="Arial"/>
-                <w:b/>
-                <w:bCs/>
-                <w:i/>
-                <w:sz w:val="20"/>
-                <w:szCs w:val="20"/>
-                <w:lang w:val="es-MX" w:eastAsia="es-ES"/>
-              </w:rPr>
-            </w:pPr>
-          </w:p>
-        </w:tc>
-        <w:tc>
-          <w:tcPr>
-            <w:tcW w:w="4624" w:type="dxa"/>
-            <w:gridSpan w:val="4"/>
-            <w:tcBorders>
-              <w:top w:val="single" w:sz="4" w:space="0" w:color="auto"/>
-              <w:left w:val="single" w:sz="4" w:space="0" w:color="auto"/>
-              <w:bottom w:val="single" w:sz="6" w:space="0" w:color="000000"/>
-              <w:right w:val="single" w:sz="6" w:space="0" w:color="000000"/>
-            </w:tcBorders>
-            <w:tcMar>
-              <w:top w:w="0" w:type="dxa"/>
-              <w:left w:w="70" w:type="dxa"/>
-              <w:bottom w:w="0" w:type="dxa"/>
-              <w:right w:w="70" w:type="dxa"/>
-            </w:tcMar>
-            <w:vAlign w:val="center"/>
-            <w:hideMark/>
-          </w:tcPr>
-          <w:p>
-            <w:pPr>
-              <w:spacing w:line="256" w:lineRule="auto"/>
-              <w:rPr>
-                <w:rFonts w:cs="Arial"/>
-                <w:b/>
-                <w:bCs/>
-                <w:sz w:val="20"/>
-                <w:szCs w:val="20"/>
-                <w:lang w:val="es-GT"/>
-              </w:rPr>
-            </w:pPr>
-            <w:r>
-              <w:rPr>
-                <w:rFonts w:cs="Arial"/>
-                <w:b/>
-                <w:bCs/>
-                <w:sz w:val="20"/>
-                <w:szCs w:val="20"/>
-                <w:lang w:val="es-GT"/>
-              </w:rPr>
-              <w:t>Firma:</w:t>
-            </w:r>
-          </w:p>
-          <w:p>
-            <w:pPr>
-              <w:spacing w:line="256" w:lineRule="auto"/>
-              <w:rPr>
-                <w:rFonts w:cs="Arial"/>
-                <w:b/>
-                <w:bCs/>
-                <w:sz w:val="20"/>
-                <w:szCs w:val="20"/>
-                <w:lang w:val="es-GT"/>
-              </w:rPr>
-            </w:pPr>
-            <w:r>
-              <w:rPr>
-                <w:rFonts w:cs="Arial"/>
-                <w:b/>
-                <w:bCs/>
-                <w:sz w:val="20"/>
-                <w:szCs w:val="20"/>
-                <w:lang w:val="es-GT"/>
-              </w:rPr>
-              <w:lastRenderedPageBreak/>
-              <w:t>Nombre: Jonathan Guamuch</w:t>
-            </w:r>
-          </w:p>
-          <w:p>
-            <w:pPr>
-              <w:spacing w:line="256" w:lineRule="auto"/>
-              <w:rPr>
-                <w:rFonts w:cs="Arial"/>
-                <w:b/>
-                <w:bCs/>
-                <w:sz w:val="20"/>
-                <w:szCs w:val="20"/>
-                <w:lang w:val="es-GT"/>
-              </w:rPr>
-            </w:pPr>
-            <w:r>
-              <w:rPr>
-                <w:rFonts w:cs="Arial"/>
-                <w:b/>
-                <w:bCs/>
-                <w:sz w:val="20"/>
-                <w:szCs w:val="20"/>
-                <w:lang w:val="es-GT"/>
-              </w:rPr>
-              <w:t>Fecha:</w:t>
-            </w:r>
-            <w:r>
-              <w:rPr>
-                <w:rFonts w:cs="Arial"/>
-                <w:b/>
-                <w:bCs/>
-                <w:sz w:val="20"/>
-                <w:szCs w:val="20"/>
-                <w:lang w:val="es-GT"/>
-              </w:rPr>
-              <w:t xml:space="preserve"> 27-05-2026</w:t>
-            </w:r>
-          </w:p>
-        </w:tc>
-      </w:tr>
-    </w:tbl>
     <w:p>
       <w:pPr>
         <w:spacing w:after="0" w:line="480" w:lineRule="auto"/>
@@ -7214,1649 +6383,6 @@
         </w:rPr>
       </w:pPr>
     </w:p>
-    <w:tbl>
-      <w:tblPr>
-        <w:tblW w:w="10335" w:type="dxa"/>
-        <w:jc w:val="center"/>
-        <w:tblBorders>
-          <w:top w:val="single" w:sz="6" w:space="0" w:color="000000"/>
-          <w:left w:val="single" w:sz="6" w:space="0" w:color="000000"/>
-          <w:bottom w:val="single" w:sz="6" w:space="0" w:color="000000"/>
-          <w:right w:val="single" w:sz="6" w:space="0" w:color="000000"/>
-          <w:insideH w:val="single" w:sz="6" w:space="0" w:color="000000"/>
-          <w:insideV w:val="single" w:sz="6" w:space="0" w:color="000000"/>
-        </w:tblBorders>
-        <w:tblLayout w:type="fixed"/>
-        <w:tblLook w:val="04A0" w:firstRow="1" w:lastRow="0" w:firstColumn="1" w:lastColumn="0" w:noHBand="0" w:noVBand="1"/>
-      </w:tblPr>
-      <w:tblGrid>
-        <w:gridCol w:w="2373"/>
-        <w:gridCol w:w="3338"/>
-        <w:gridCol w:w="7"/>
-        <w:gridCol w:w="2050"/>
-        <w:gridCol w:w="380"/>
-        <w:gridCol w:w="2187"/>
-      </w:tblGrid>
-      <w:tr>
-        <w:trPr>
-          <w:trHeight w:val="321"/>
-          <w:jc w:val="center"/>
-        </w:trPr>
-        <w:tc>
-          <w:tcPr>
-            <w:tcW w:w="10335" w:type="dxa"/>
-            <w:gridSpan w:val="6"/>
-            <w:tcBorders>
-              <w:top w:val="single" w:sz="6" w:space="0" w:color="000000"/>
-              <w:left w:val="single" w:sz="6" w:space="0" w:color="000000"/>
-              <w:bottom w:val="single" w:sz="6" w:space="0" w:color="000000"/>
-              <w:right w:val="single" w:sz="6" w:space="0" w:color="000000"/>
-            </w:tcBorders>
-            <w:shd w:val="clear" w:color="auto" w:fill="BFBFBF"/>
-            <w:vAlign w:val="center"/>
-            <w:hideMark/>
-          </w:tcPr>
-          <w:p>
-            <w:pPr>
-              <w:numPr>
-                <w:ilvl w:val="12"/>
-                <w:numId w:val="0"/>
-              </w:numPr>
-              <w:spacing w:line="256" w:lineRule="auto"/>
-              <w:rPr>
-                <w:rFonts w:cs="Arial"/>
-                <w:b/>
-                <w:bCs/>
-                <w:sz w:val="20"/>
-                <w:szCs w:val="20"/>
-                <w:lang w:val="es-MX" w:eastAsia="es-ES"/>
-              </w:rPr>
-            </w:pPr>
-            <w:r>
-              <w:rPr>
-                <w:rFonts w:cs="Arial"/>
-                <w:b/>
-                <w:bCs/>
-                <w:sz w:val="20"/>
-                <w:szCs w:val="20"/>
-                <w:lang w:val="es-GT"/>
-              </w:rPr>
-              <w:t>INFORMACIÓN GLOBAL DEL CASO DE PRUEBA</w:t>
-            </w:r>
-          </w:p>
-        </w:tc>
-      </w:tr>
-      <w:tr>
-        <w:trPr>
-          <w:trHeight w:val="885"/>
-          <w:jc w:val="center"/>
-        </w:trPr>
-        <w:tc>
-          <w:tcPr>
-            <w:tcW w:w="2373" w:type="dxa"/>
-            <w:vMerge w:val="restart"/>
-            <w:tcBorders>
-              <w:top w:val="single" w:sz="6" w:space="0" w:color="000000"/>
-              <w:left w:val="single" w:sz="6" w:space="0" w:color="000000"/>
-              <w:bottom w:val="single" w:sz="6" w:space="0" w:color="000000"/>
-              <w:right w:val="single" w:sz="6" w:space="0" w:color="000000"/>
-            </w:tcBorders>
-            <w:tcMar>
-              <w:top w:w="0" w:type="dxa"/>
-              <w:left w:w="70" w:type="dxa"/>
-              <w:bottom w:w="0" w:type="dxa"/>
-              <w:right w:w="70" w:type="dxa"/>
-            </w:tcMar>
-            <w:vAlign w:val="center"/>
-            <w:hideMark/>
-          </w:tcPr>
-          <w:p>
-            <w:pPr>
-              <w:numPr>
-                <w:ilvl w:val="12"/>
-                <w:numId w:val="0"/>
-              </w:numPr>
-              <w:spacing w:line="256" w:lineRule="auto"/>
-              <w:rPr>
-                <w:rFonts w:cs="Arial"/>
-                <w:b/>
-                <w:bCs/>
-                <w:sz w:val="20"/>
-                <w:szCs w:val="20"/>
-              </w:rPr>
-            </w:pPr>
-            <w:r>
-              <w:rPr>
-                <w:rFonts w:cs="Arial"/>
-                <w:b/>
-                <w:bCs/>
-                <w:sz w:val="20"/>
-                <w:szCs w:val="20"/>
-              </w:rPr>
-              <w:t>CASO DE PRUEBA No.</w:t>
-            </w:r>
-          </w:p>
-        </w:tc>
-        <w:tc>
-          <w:tcPr>
-            <w:tcW w:w="3345" w:type="dxa"/>
-            <w:gridSpan w:val="2"/>
-            <w:vMerge w:val="restart"/>
-            <w:tcBorders>
-              <w:top w:val="single" w:sz="6" w:space="0" w:color="000000"/>
-              <w:left w:val="single" w:sz="6" w:space="0" w:color="000000"/>
-              <w:bottom w:val="single" w:sz="6" w:space="0" w:color="000000"/>
-              <w:right w:val="single" w:sz="4" w:space="0" w:color="auto"/>
-            </w:tcBorders>
-            <w:tcMar>
-              <w:top w:w="0" w:type="dxa"/>
-              <w:left w:w="70" w:type="dxa"/>
-              <w:bottom w:w="0" w:type="dxa"/>
-              <w:right w:w="70" w:type="dxa"/>
-            </w:tcMar>
-            <w:hideMark/>
-          </w:tcPr>
-          <w:p>
-            <w:pPr>
-              <w:numPr>
-                <w:ilvl w:val="12"/>
-                <w:numId w:val="0"/>
-              </w:numPr>
-              <w:spacing w:line="256" w:lineRule="auto"/>
-              <w:rPr>
-                <w:rFonts w:cs="Arial"/>
-                <w:b/>
-                <w:bCs/>
-                <w:i/>
-                <w:sz w:val="20"/>
-                <w:szCs w:val="20"/>
-                <w:lang w:val="es-GT"/>
-              </w:rPr>
-            </w:pPr>
-            <w:r>
-              <w:rPr>
-                <w:rFonts w:cs="Arial"/>
-                <w:i/>
-                <w:color w:val="0000FF"/>
-                <w:sz w:val="20"/>
-                <w:szCs w:val="20"/>
-                <w:lang w:val="es-GT"/>
-              </w:rPr>
-              <w:t>1.</w:t>
-            </w:r>
-            <w:r>
-              <w:rPr>
-                <w:rFonts w:cs="Arial"/>
-                <w:i/>
-                <w:color w:val="0000FF"/>
-                <w:sz w:val="20"/>
-                <w:szCs w:val="20"/>
-                <w:lang w:val="es-GT"/>
-              </w:rPr>
-              <w:t>3</w:t>
-            </w:r>
-          </w:p>
-        </w:tc>
-        <w:tc>
-          <w:tcPr>
-            <w:tcW w:w="2430" w:type="dxa"/>
-            <w:gridSpan w:val="2"/>
-            <w:tcBorders>
-              <w:top w:val="single" w:sz="6" w:space="0" w:color="000000"/>
-              <w:left w:val="single" w:sz="4" w:space="0" w:color="auto"/>
-              <w:bottom w:val="single" w:sz="4" w:space="0" w:color="auto"/>
-              <w:right w:val="single" w:sz="4" w:space="0" w:color="auto"/>
-            </w:tcBorders>
-            <w:tcMar>
-              <w:top w:w="0" w:type="dxa"/>
-              <w:left w:w="70" w:type="dxa"/>
-              <w:bottom w:w="0" w:type="dxa"/>
-              <w:right w:w="70" w:type="dxa"/>
-            </w:tcMar>
-            <w:vAlign w:val="center"/>
-          </w:tcPr>
-          <w:p>
-            <w:pPr>
-              <w:numPr>
-                <w:ilvl w:val="12"/>
-                <w:numId w:val="0"/>
-              </w:numPr>
-              <w:spacing w:line="256" w:lineRule="auto"/>
-              <w:jc w:val="center"/>
-              <w:rPr>
-                <w:rFonts w:cs="Arial"/>
-                <w:b/>
-                <w:bCs/>
-                <w:sz w:val="20"/>
-                <w:szCs w:val="20"/>
-              </w:rPr>
-            </w:pPr>
-            <w:r>
-              <w:rPr>
-                <w:rFonts w:cs="Arial"/>
-                <w:b/>
-                <w:bCs/>
-                <w:sz w:val="20"/>
-                <w:szCs w:val="20"/>
-              </w:rPr>
-              <w:t>VERSIÓN DE EJECUCIÓN</w:t>
-            </w:r>
-          </w:p>
-          <w:p>
-            <w:pPr>
-              <w:numPr>
-                <w:ilvl w:val="12"/>
-                <w:numId w:val="0"/>
-              </w:numPr>
-              <w:spacing w:line="256" w:lineRule="auto"/>
-              <w:jc w:val="center"/>
-              <w:rPr>
-                <w:rFonts w:cs="Arial"/>
-                <w:b/>
-                <w:bCs/>
-                <w:sz w:val="20"/>
-                <w:szCs w:val="20"/>
-              </w:rPr>
-            </w:pPr>
-          </w:p>
-        </w:tc>
-        <w:tc>
-          <w:tcPr>
-            <w:tcW w:w="2187" w:type="dxa"/>
-            <w:tcBorders>
-              <w:top w:val="single" w:sz="6" w:space="0" w:color="000000"/>
-              <w:left w:val="single" w:sz="4" w:space="0" w:color="auto"/>
-              <w:bottom w:val="single" w:sz="4" w:space="0" w:color="auto"/>
-              <w:right w:val="single" w:sz="6" w:space="0" w:color="000000"/>
-            </w:tcBorders>
-            <w:tcMar>
-              <w:top w:w="0" w:type="dxa"/>
-              <w:left w:w="70" w:type="dxa"/>
-              <w:bottom w:w="0" w:type="dxa"/>
-              <w:right w:w="70" w:type="dxa"/>
-            </w:tcMar>
-            <w:hideMark/>
-          </w:tcPr>
-          <w:p>
-            <w:pPr>
-              <w:numPr>
-                <w:ilvl w:val="12"/>
-                <w:numId w:val="0"/>
-              </w:numPr>
-              <w:spacing w:line="256" w:lineRule="auto"/>
-              <w:rPr>
-                <w:rFonts w:cs="Arial"/>
-                <w:i/>
-                <w:color w:val="0000FF"/>
-                <w:sz w:val="20"/>
-                <w:szCs w:val="20"/>
-              </w:rPr>
-            </w:pPr>
-            <w:r>
-              <w:rPr>
-                <w:rFonts w:cs="Arial"/>
-                <w:i/>
-                <w:color w:val="0000FF"/>
-                <w:sz w:val="20"/>
-                <w:szCs w:val="20"/>
-                <w:lang w:val="es-GT"/>
-              </w:rPr>
-              <w:t>1.0</w:t>
-            </w:r>
-          </w:p>
-        </w:tc>
-      </w:tr>
-      <w:tr>
-        <w:trPr>
-          <w:trHeight w:val="300"/>
-          <w:jc w:val="center"/>
-        </w:trPr>
-        <w:tc>
-          <w:tcPr>
-            <w:tcW w:w="2373" w:type="dxa"/>
-            <w:vMerge/>
-            <w:tcBorders>
-              <w:top w:val="single" w:sz="6" w:space="0" w:color="000000"/>
-              <w:left w:val="single" w:sz="6" w:space="0" w:color="000000"/>
-              <w:bottom w:val="single" w:sz="6" w:space="0" w:color="000000"/>
-              <w:right w:val="single" w:sz="6" w:space="0" w:color="000000"/>
-            </w:tcBorders>
-            <w:vAlign w:val="center"/>
-            <w:hideMark/>
-          </w:tcPr>
-          <w:p>
-            <w:pPr>
-              <w:spacing w:line="256" w:lineRule="auto"/>
-              <w:rPr>
-                <w:rFonts w:eastAsia="Times New Roman" w:cs="Arial"/>
-                <w:b/>
-                <w:bCs/>
-                <w:sz w:val="20"/>
-                <w:szCs w:val="20"/>
-                <w:lang w:val="es-MX" w:eastAsia="es-ES"/>
-              </w:rPr>
-            </w:pPr>
-          </w:p>
-        </w:tc>
-        <w:tc>
-          <w:tcPr>
-            <w:tcW w:w="3345" w:type="dxa"/>
-            <w:gridSpan w:val="2"/>
-            <w:vMerge/>
-            <w:tcBorders>
-              <w:top w:val="single" w:sz="6" w:space="0" w:color="000000"/>
-              <w:left w:val="single" w:sz="6" w:space="0" w:color="000000"/>
-              <w:bottom w:val="single" w:sz="6" w:space="0" w:color="000000"/>
-              <w:right w:val="single" w:sz="4" w:space="0" w:color="auto"/>
-            </w:tcBorders>
-            <w:vAlign w:val="center"/>
-            <w:hideMark/>
-          </w:tcPr>
-          <w:p>
-            <w:pPr>
-              <w:spacing w:line="256" w:lineRule="auto"/>
-              <w:rPr>
-                <w:rFonts w:eastAsia="Times New Roman" w:cs="Arial"/>
-                <w:b/>
-                <w:bCs/>
-                <w:i/>
-                <w:sz w:val="20"/>
-                <w:szCs w:val="20"/>
-                <w:lang w:val="es-MX" w:eastAsia="es-ES"/>
-              </w:rPr>
-            </w:pPr>
-          </w:p>
-        </w:tc>
-        <w:tc>
-          <w:tcPr>
-            <w:tcW w:w="2430" w:type="dxa"/>
-            <w:gridSpan w:val="2"/>
-            <w:tcBorders>
-              <w:top w:val="single" w:sz="4" w:space="0" w:color="auto"/>
-              <w:left w:val="single" w:sz="4" w:space="0" w:color="auto"/>
-              <w:bottom w:val="single" w:sz="6" w:space="0" w:color="000000"/>
-              <w:right w:val="single" w:sz="4" w:space="0" w:color="auto"/>
-            </w:tcBorders>
-            <w:tcMar>
-              <w:top w:w="0" w:type="dxa"/>
-              <w:left w:w="70" w:type="dxa"/>
-              <w:bottom w:w="0" w:type="dxa"/>
-              <w:right w:w="70" w:type="dxa"/>
-            </w:tcMar>
-            <w:vAlign w:val="center"/>
-            <w:hideMark/>
-          </w:tcPr>
-          <w:p>
-            <w:pPr>
-              <w:numPr>
-                <w:ilvl w:val="12"/>
-                <w:numId w:val="0"/>
-              </w:numPr>
-              <w:spacing w:line="256" w:lineRule="auto"/>
-              <w:jc w:val="center"/>
-              <w:rPr>
-                <w:rFonts w:cs="Arial"/>
-                <w:b/>
-                <w:bCs/>
-                <w:sz w:val="20"/>
-                <w:szCs w:val="20"/>
-              </w:rPr>
-            </w:pPr>
-            <w:r>
-              <w:rPr>
-                <w:rFonts w:cs="Arial"/>
-                <w:b/>
-                <w:bCs/>
-                <w:sz w:val="20"/>
-                <w:szCs w:val="20"/>
-              </w:rPr>
-              <w:t>FECHA EJECUCIÓN</w:t>
-            </w:r>
-          </w:p>
-        </w:tc>
-        <w:tc>
-          <w:tcPr>
-            <w:tcW w:w="2187" w:type="dxa"/>
-            <w:tcBorders>
-              <w:top w:val="single" w:sz="4" w:space="0" w:color="auto"/>
-              <w:left w:val="single" w:sz="4" w:space="0" w:color="auto"/>
-              <w:bottom w:val="single" w:sz="6" w:space="0" w:color="000000"/>
-              <w:right w:val="single" w:sz="6" w:space="0" w:color="000000"/>
-            </w:tcBorders>
-            <w:tcMar>
-              <w:top w:w="0" w:type="dxa"/>
-              <w:left w:w="70" w:type="dxa"/>
-              <w:bottom w:w="0" w:type="dxa"/>
-              <w:right w:w="70" w:type="dxa"/>
-            </w:tcMar>
-            <w:hideMark/>
-          </w:tcPr>
-          <w:p>
-            <w:pPr>
-              <w:numPr>
-                <w:ilvl w:val="12"/>
-                <w:numId w:val="0"/>
-              </w:numPr>
-              <w:spacing w:line="256" w:lineRule="auto"/>
-              <w:rPr>
-                <w:rFonts w:cs="Arial"/>
-                <w:i/>
-                <w:color w:val="0000FF"/>
-                <w:sz w:val="20"/>
-                <w:szCs w:val="20"/>
-                <w:lang w:val="es-GT"/>
-              </w:rPr>
-            </w:pPr>
-            <w:r>
-              <w:rPr>
-                <w:rFonts w:cs="Arial"/>
-                <w:i/>
-                <w:color w:val="0000FF"/>
-                <w:sz w:val="20"/>
-                <w:szCs w:val="20"/>
-                <w:lang w:val="es-GT"/>
-              </w:rPr>
-              <w:t>27-05-2026</w:t>
-            </w:r>
-          </w:p>
-        </w:tc>
-      </w:tr>
-      <w:tr>
-        <w:trPr>
-          <w:trHeight w:val="518"/>
-          <w:jc w:val="center"/>
-        </w:trPr>
-        <w:tc>
-          <w:tcPr>
-            <w:tcW w:w="2373" w:type="dxa"/>
-            <w:tcBorders>
-              <w:top w:val="single" w:sz="6" w:space="0" w:color="000000"/>
-              <w:left w:val="single" w:sz="6" w:space="0" w:color="000000"/>
-              <w:bottom w:val="single" w:sz="6" w:space="0" w:color="000000"/>
-              <w:right w:val="single" w:sz="6" w:space="0" w:color="000000"/>
-            </w:tcBorders>
-            <w:tcMar>
-              <w:top w:w="0" w:type="dxa"/>
-              <w:left w:w="70" w:type="dxa"/>
-              <w:bottom w:w="0" w:type="dxa"/>
-              <w:right w:w="70" w:type="dxa"/>
-            </w:tcMar>
-            <w:vAlign w:val="center"/>
-            <w:hideMark/>
-          </w:tcPr>
-          <w:p>
-            <w:pPr>
-              <w:numPr>
-                <w:ilvl w:val="12"/>
-                <w:numId w:val="0"/>
-              </w:numPr>
-              <w:spacing w:line="256" w:lineRule="auto"/>
-              <w:rPr>
-                <w:rFonts w:cs="Arial"/>
-                <w:b/>
-                <w:bCs/>
-                <w:sz w:val="20"/>
-                <w:szCs w:val="20"/>
-              </w:rPr>
-            </w:pPr>
-            <w:r>
-              <w:rPr>
-                <w:rFonts w:cs="Arial"/>
-                <w:b/>
-                <w:bCs/>
-                <w:sz w:val="20"/>
-                <w:szCs w:val="20"/>
-              </w:rPr>
-              <w:t>CASO DE USO:</w:t>
-            </w:r>
-          </w:p>
-        </w:tc>
-        <w:tc>
-          <w:tcPr>
-            <w:tcW w:w="3345" w:type="dxa"/>
-            <w:gridSpan w:val="2"/>
-            <w:tcBorders>
-              <w:top w:val="single" w:sz="6" w:space="0" w:color="000000"/>
-              <w:left w:val="single" w:sz="6" w:space="0" w:color="000000"/>
-              <w:bottom w:val="single" w:sz="6" w:space="0" w:color="000000"/>
-              <w:right w:val="single" w:sz="4" w:space="0" w:color="auto"/>
-            </w:tcBorders>
-            <w:tcMar>
-              <w:top w:w="0" w:type="dxa"/>
-              <w:left w:w="70" w:type="dxa"/>
-              <w:bottom w:w="0" w:type="dxa"/>
-              <w:right w:w="70" w:type="dxa"/>
-            </w:tcMar>
-            <w:hideMark/>
-          </w:tcPr>
-          <w:p>
-            <w:pPr>
-              <w:numPr>
-                <w:ilvl w:val="12"/>
-                <w:numId w:val="0"/>
-              </w:numPr>
-              <w:spacing w:line="256" w:lineRule="auto"/>
-              <w:rPr>
-                <w:rFonts w:cs="Arial"/>
-                <w:i/>
-                <w:color w:val="0000FF"/>
-                <w:sz w:val="20"/>
-                <w:szCs w:val="20"/>
-                <w:lang w:val="es-GT"/>
-              </w:rPr>
-            </w:pPr>
-            <w:r>
-              <w:rPr>
-                <w:rFonts w:cs="Arial"/>
-                <w:i/>
-                <w:color w:val="0000FF"/>
-                <w:sz w:val="20"/>
-                <w:szCs w:val="20"/>
-                <w:lang w:val="es-GT"/>
-              </w:rPr>
-              <w:t>Autenticación – Sistema de Información Hospitalario</w:t>
-            </w:r>
-          </w:p>
-        </w:tc>
-        <w:tc>
-          <w:tcPr>
-            <w:tcW w:w="2430" w:type="dxa"/>
-            <w:gridSpan w:val="2"/>
-            <w:tcBorders>
-              <w:top w:val="single" w:sz="6" w:space="0" w:color="000000"/>
-              <w:left w:val="single" w:sz="4" w:space="0" w:color="auto"/>
-              <w:bottom w:val="single" w:sz="6" w:space="0" w:color="000000"/>
-              <w:right w:val="single" w:sz="4" w:space="0" w:color="auto"/>
-            </w:tcBorders>
-            <w:tcMar>
-              <w:top w:w="0" w:type="dxa"/>
-              <w:left w:w="70" w:type="dxa"/>
-              <w:bottom w:w="0" w:type="dxa"/>
-              <w:right w:w="70" w:type="dxa"/>
-            </w:tcMar>
-            <w:vAlign w:val="center"/>
-            <w:hideMark/>
-          </w:tcPr>
-          <w:p>
-            <w:pPr>
-              <w:numPr>
-                <w:ilvl w:val="12"/>
-                <w:numId w:val="0"/>
-              </w:numPr>
-              <w:spacing w:line="256" w:lineRule="auto"/>
-              <w:jc w:val="center"/>
-              <w:rPr>
-                <w:rFonts w:cs="Arial"/>
-                <w:b/>
-                <w:bCs/>
-                <w:sz w:val="20"/>
-                <w:szCs w:val="20"/>
-              </w:rPr>
-            </w:pPr>
-            <w:r>
-              <w:rPr>
-                <w:rFonts w:cs="Arial"/>
-                <w:b/>
-                <w:bCs/>
-                <w:sz w:val="20"/>
-                <w:szCs w:val="20"/>
-              </w:rPr>
-              <w:t>MODULO DEL SISTEMA</w:t>
-            </w:r>
-          </w:p>
-        </w:tc>
-        <w:tc>
-          <w:tcPr>
-            <w:tcW w:w="2187" w:type="dxa"/>
-            <w:tcBorders>
-              <w:top w:val="single" w:sz="6" w:space="0" w:color="000000"/>
-              <w:left w:val="single" w:sz="4" w:space="0" w:color="auto"/>
-              <w:bottom w:val="single" w:sz="6" w:space="0" w:color="000000"/>
-              <w:right w:val="single" w:sz="6" w:space="0" w:color="000000"/>
-            </w:tcBorders>
-            <w:tcMar>
-              <w:top w:w="0" w:type="dxa"/>
-              <w:left w:w="70" w:type="dxa"/>
-              <w:bottom w:w="0" w:type="dxa"/>
-              <w:right w:w="70" w:type="dxa"/>
-            </w:tcMar>
-          </w:tcPr>
-          <w:p>
-            <w:pPr>
-              <w:numPr>
-                <w:ilvl w:val="12"/>
-                <w:numId w:val="0"/>
-              </w:numPr>
-              <w:spacing w:line="256" w:lineRule="auto"/>
-              <w:rPr>
-                <w:rFonts w:cs="Arial"/>
-                <w:i/>
-                <w:color w:val="0000FF"/>
-                <w:sz w:val="20"/>
-                <w:szCs w:val="20"/>
-                <w:lang w:val="es-GT"/>
-              </w:rPr>
-            </w:pPr>
-          </w:p>
-        </w:tc>
-      </w:tr>
-      <w:tr>
-        <w:trPr>
-          <w:trHeight w:val="518"/>
-          <w:jc w:val="center"/>
-        </w:trPr>
-        <w:tc>
-          <w:tcPr>
-            <w:tcW w:w="2373" w:type="dxa"/>
-            <w:tcBorders>
-              <w:top w:val="single" w:sz="6" w:space="0" w:color="000000"/>
-              <w:left w:val="single" w:sz="6" w:space="0" w:color="000000"/>
-              <w:bottom w:val="single" w:sz="6" w:space="0" w:color="000000"/>
-              <w:right w:val="single" w:sz="6" w:space="0" w:color="000000"/>
-            </w:tcBorders>
-            <w:tcMar>
-              <w:top w:w="0" w:type="dxa"/>
-              <w:left w:w="70" w:type="dxa"/>
-              <w:bottom w:w="0" w:type="dxa"/>
-              <w:right w:w="70" w:type="dxa"/>
-            </w:tcMar>
-            <w:vAlign w:val="center"/>
-            <w:hideMark/>
-          </w:tcPr>
-          <w:p>
-            <w:pPr>
-              <w:numPr>
-                <w:ilvl w:val="12"/>
-                <w:numId w:val="0"/>
-              </w:numPr>
-              <w:spacing w:line="256" w:lineRule="auto"/>
-              <w:rPr>
-                <w:rFonts w:cs="Arial"/>
-                <w:b/>
-                <w:bCs/>
-                <w:sz w:val="20"/>
-                <w:szCs w:val="20"/>
-                <w:lang w:val="es-GT"/>
-              </w:rPr>
-            </w:pPr>
-            <w:r>
-              <w:rPr>
-                <w:rFonts w:cs="Arial"/>
-                <w:b/>
-                <w:bCs/>
-                <w:sz w:val="20"/>
-                <w:szCs w:val="20"/>
-                <w:lang w:val="es-GT"/>
-              </w:rPr>
-              <w:t>Descripción del caso de prueba:</w:t>
-            </w:r>
-          </w:p>
-        </w:tc>
-        <w:tc>
-          <w:tcPr>
-            <w:tcW w:w="7962" w:type="dxa"/>
-            <w:gridSpan w:val="5"/>
-            <w:tcBorders>
-              <w:top w:val="single" w:sz="6" w:space="0" w:color="000000"/>
-              <w:left w:val="single" w:sz="6" w:space="0" w:color="000000"/>
-              <w:bottom w:val="single" w:sz="6" w:space="0" w:color="000000"/>
-              <w:right w:val="single" w:sz="6" w:space="0" w:color="000000"/>
-            </w:tcBorders>
-            <w:tcMar>
-              <w:top w:w="0" w:type="dxa"/>
-              <w:left w:w="70" w:type="dxa"/>
-              <w:bottom w:w="0" w:type="dxa"/>
-              <w:right w:w="70" w:type="dxa"/>
-            </w:tcMar>
-          </w:tcPr>
-          <w:p>
-            <w:pPr>
-              <w:numPr>
-                <w:ilvl w:val="12"/>
-                <w:numId w:val="0"/>
-              </w:numPr>
-              <w:spacing w:line="256" w:lineRule="auto"/>
-              <w:rPr>
-                <w:rFonts w:cs="Arial"/>
-                <w:i/>
-                <w:color w:val="0000FF"/>
-                <w:sz w:val="20"/>
-                <w:szCs w:val="20"/>
-                <w:lang w:val="es-GT"/>
-              </w:rPr>
-            </w:pPr>
-          </w:p>
-        </w:tc>
-      </w:tr>
-      <w:tr>
-        <w:trPr>
-          <w:trHeight w:val="363"/>
-          <w:jc w:val="center"/>
-        </w:trPr>
-        <w:tc>
-          <w:tcPr>
-            <w:tcW w:w="10335" w:type="dxa"/>
-            <w:gridSpan w:val="6"/>
-            <w:tcBorders>
-              <w:top w:val="single" w:sz="6" w:space="0" w:color="000000"/>
-              <w:left w:val="single" w:sz="6" w:space="0" w:color="000000"/>
-              <w:bottom w:val="single" w:sz="6" w:space="0" w:color="000000"/>
-              <w:right w:val="single" w:sz="6" w:space="0" w:color="000000"/>
-            </w:tcBorders>
-            <w:shd w:val="clear" w:color="auto" w:fill="BFBFBF"/>
-            <w:vAlign w:val="center"/>
-            <w:hideMark/>
-          </w:tcPr>
-          <w:p>
-            <w:pPr>
-              <w:pStyle w:val="Prrafodelista"/>
-              <w:widowControl w:val="0"/>
-              <w:numPr>
-                <w:ilvl w:val="0"/>
-                <w:numId w:val="1"/>
-              </w:numPr>
-              <w:autoSpaceDE w:val="0"/>
-              <w:autoSpaceDN w:val="0"/>
-              <w:adjustRightInd w:val="0"/>
-              <w:spacing w:after="0" w:line="256" w:lineRule="auto"/>
-              <w:rPr>
-                <w:rFonts w:cs="Arial"/>
-                <w:b/>
-                <w:bCs/>
-                <w:sz w:val="20"/>
-                <w:szCs w:val="20"/>
-              </w:rPr>
-            </w:pPr>
-            <w:r>
-              <w:rPr>
-                <w:rFonts w:cs="Arial"/>
-                <w:b/>
-                <w:bCs/>
-                <w:sz w:val="20"/>
-                <w:szCs w:val="20"/>
-              </w:rPr>
-              <w:t>CASO DE PRUEBA</w:t>
-            </w:r>
-          </w:p>
-        </w:tc>
-      </w:tr>
-      <w:tr>
-        <w:trPr>
-          <w:trHeight w:val="225"/>
-          <w:jc w:val="center"/>
-        </w:trPr>
-        <w:tc>
-          <w:tcPr>
-            <w:tcW w:w="10335" w:type="dxa"/>
-            <w:gridSpan w:val="6"/>
-            <w:tcBorders>
-              <w:top w:val="single" w:sz="6" w:space="0" w:color="000000"/>
-              <w:left w:val="single" w:sz="6" w:space="0" w:color="000000"/>
-              <w:bottom w:val="single" w:sz="6" w:space="0" w:color="000000"/>
-              <w:right w:val="single" w:sz="6" w:space="0" w:color="000000"/>
-            </w:tcBorders>
-            <w:shd w:val="clear" w:color="auto" w:fill="BFBFBF"/>
-            <w:vAlign w:val="center"/>
-            <w:hideMark/>
-          </w:tcPr>
-          <w:p>
-            <w:pPr>
-              <w:pStyle w:val="Prrafodelista"/>
-              <w:widowControl w:val="0"/>
-              <w:numPr>
-                <w:ilvl w:val="0"/>
-                <w:numId w:val="2"/>
-              </w:numPr>
-              <w:autoSpaceDE w:val="0"/>
-              <w:autoSpaceDN w:val="0"/>
-              <w:adjustRightInd w:val="0"/>
-              <w:spacing w:after="0" w:line="256" w:lineRule="auto"/>
-              <w:rPr>
-                <w:rFonts w:cs="Arial"/>
-                <w:b/>
-                <w:bCs/>
-                <w:sz w:val="20"/>
-                <w:szCs w:val="20"/>
-              </w:rPr>
-            </w:pPr>
-            <w:r>
-              <w:rPr>
-                <w:rFonts w:cs="Arial"/>
-                <w:b/>
-                <w:bCs/>
-                <w:sz w:val="20"/>
-                <w:szCs w:val="20"/>
-              </w:rPr>
-              <w:t>Precondiciones</w:t>
-            </w:r>
-          </w:p>
-        </w:tc>
-      </w:tr>
-      <w:tr>
-        <w:trPr>
-          <w:trHeight w:val="148"/>
-          <w:jc w:val="center"/>
-        </w:trPr>
-        <w:tc>
-          <w:tcPr>
-            <w:tcW w:w="10335" w:type="dxa"/>
-            <w:gridSpan w:val="6"/>
-            <w:tcBorders>
-              <w:top w:val="single" w:sz="6" w:space="0" w:color="000000"/>
-              <w:left w:val="single" w:sz="6" w:space="0" w:color="000000"/>
-              <w:bottom w:val="single" w:sz="6" w:space="0" w:color="000000"/>
-              <w:right w:val="single" w:sz="6" w:space="0" w:color="000000"/>
-            </w:tcBorders>
-          </w:tcPr>
-          <w:p>
-            <w:pPr>
-              <w:numPr>
-                <w:ilvl w:val="12"/>
-                <w:numId w:val="0"/>
-              </w:numPr>
-              <w:spacing w:line="256" w:lineRule="auto"/>
-              <w:rPr>
-                <w:rFonts w:cs="Arial"/>
-                <w:i/>
-                <w:color w:val="0000FF"/>
-                <w:sz w:val="20"/>
-                <w:szCs w:val="20"/>
-                <w:lang w:val="es-GT"/>
-              </w:rPr>
-            </w:pPr>
-            <w:r>
-              <w:rPr>
-                <w:rFonts w:cs="Arial"/>
-                <w:i/>
-                <w:color w:val="0000FF"/>
-                <w:sz w:val="20"/>
-                <w:szCs w:val="20"/>
-                <w:lang w:val="es-GT"/>
-              </w:rPr>
-              <w:t>1</w:t>
-            </w:r>
-            <w:r>
-              <w:rPr>
-                <w:rFonts w:cs="Arial"/>
-                <w:i/>
-                <w:color w:val="0000FF"/>
-                <w:sz w:val="20"/>
-                <w:szCs w:val="20"/>
-                <w:lang w:val="es-GT"/>
-              </w:rPr>
-              <w:t xml:space="preserve">. </w:t>
-            </w:r>
-          </w:p>
-        </w:tc>
-      </w:tr>
-      <w:tr>
-        <w:trPr>
-          <w:trHeight w:val="171"/>
-          <w:jc w:val="center"/>
-        </w:trPr>
-        <w:tc>
-          <w:tcPr>
-            <w:tcW w:w="10335" w:type="dxa"/>
-            <w:gridSpan w:val="6"/>
-            <w:tcBorders>
-              <w:top w:val="single" w:sz="6" w:space="0" w:color="000000"/>
-              <w:left w:val="single" w:sz="6" w:space="0" w:color="000000"/>
-              <w:bottom w:val="single" w:sz="6" w:space="0" w:color="000000"/>
-              <w:right w:val="single" w:sz="6" w:space="0" w:color="000000"/>
-            </w:tcBorders>
-            <w:shd w:val="clear" w:color="auto" w:fill="BFBFBF"/>
-            <w:hideMark/>
-          </w:tcPr>
-          <w:p>
-            <w:pPr>
-              <w:pStyle w:val="Prrafodelista"/>
-              <w:widowControl w:val="0"/>
-              <w:numPr>
-                <w:ilvl w:val="0"/>
-                <w:numId w:val="2"/>
-              </w:numPr>
-              <w:autoSpaceDE w:val="0"/>
-              <w:autoSpaceDN w:val="0"/>
-              <w:adjustRightInd w:val="0"/>
-              <w:spacing w:after="0" w:line="256" w:lineRule="auto"/>
-              <w:rPr>
-                <w:rFonts w:cs="Arial"/>
-                <w:b/>
-                <w:bCs/>
-                <w:i/>
-                <w:sz w:val="20"/>
-                <w:szCs w:val="20"/>
-              </w:rPr>
-            </w:pPr>
-            <w:r>
-              <w:rPr>
-                <w:rFonts w:cs="Arial"/>
-                <w:b/>
-                <w:bCs/>
-                <w:i/>
-                <w:sz w:val="20"/>
-                <w:szCs w:val="20"/>
-              </w:rPr>
-              <w:t>Pasos de la prueba</w:t>
-            </w:r>
-          </w:p>
-        </w:tc>
-      </w:tr>
-      <w:tr>
-        <w:trPr>
-          <w:trHeight w:val="360"/>
-          <w:jc w:val="center"/>
-        </w:trPr>
-        <w:tc>
-          <w:tcPr>
-            <w:tcW w:w="10335" w:type="dxa"/>
-            <w:gridSpan w:val="6"/>
-            <w:tcBorders>
-              <w:top w:val="single" w:sz="6" w:space="0" w:color="000000"/>
-              <w:left w:val="single" w:sz="6" w:space="0" w:color="000000"/>
-              <w:bottom w:val="single" w:sz="6" w:space="0" w:color="000000"/>
-              <w:right w:val="single" w:sz="6" w:space="0" w:color="000000"/>
-            </w:tcBorders>
-            <w:shd w:val="clear" w:color="auto" w:fill="FFFFFF"/>
-            <w:tcMar>
-              <w:top w:w="0" w:type="dxa"/>
-              <w:left w:w="70" w:type="dxa"/>
-              <w:bottom w:w="0" w:type="dxa"/>
-              <w:right w:w="70" w:type="dxa"/>
-            </w:tcMar>
-          </w:tcPr>
-          <w:p>
-            <w:pPr>
-              <w:spacing w:line="256" w:lineRule="auto"/>
-              <w:rPr>
-                <w:rFonts w:cs="Arial"/>
-                <w:i/>
-                <w:color w:val="0000FF"/>
-                <w:sz w:val="20"/>
-                <w:szCs w:val="20"/>
-                <w:lang w:val="es-GT"/>
-              </w:rPr>
-            </w:pPr>
-            <w:r>
-              <w:rPr>
-                <w:rFonts w:cs="Arial"/>
-                <w:i/>
-                <w:color w:val="0000FF"/>
-                <w:sz w:val="20"/>
-                <w:szCs w:val="20"/>
-                <w:lang w:val="es-GT"/>
-              </w:rPr>
-              <w:t>1.</w:t>
-            </w:r>
-          </w:p>
-          <w:p>
-            <w:pPr>
-              <w:spacing w:line="256" w:lineRule="auto"/>
-              <w:rPr>
-                <w:rFonts w:cs="Arial"/>
-                <w:i/>
-                <w:color w:val="0000FF"/>
-                <w:sz w:val="20"/>
-                <w:szCs w:val="20"/>
-                <w:lang w:val="es-GT"/>
-              </w:rPr>
-            </w:pPr>
-            <w:r>
-              <w:rPr>
-                <w:rFonts w:cs="Arial"/>
-                <w:i/>
-                <w:color w:val="0000FF"/>
-                <w:sz w:val="20"/>
-                <w:szCs w:val="20"/>
-                <w:lang w:val="es-GT"/>
-              </w:rPr>
-              <w:t>2.</w:t>
-            </w:r>
-          </w:p>
-          <w:p>
-            <w:pPr>
-              <w:spacing w:line="256" w:lineRule="auto"/>
-              <w:rPr>
-                <w:rFonts w:cs="Arial"/>
-                <w:i/>
-                <w:color w:val="0000FF"/>
-                <w:sz w:val="20"/>
-                <w:szCs w:val="20"/>
-                <w:lang w:val="es-GT"/>
-              </w:rPr>
-            </w:pPr>
-            <w:r>
-              <w:rPr>
-                <w:rFonts w:cs="Arial"/>
-                <w:i/>
-                <w:color w:val="0000FF"/>
-                <w:sz w:val="20"/>
-                <w:szCs w:val="20"/>
-                <w:lang w:val="es-GT"/>
-              </w:rPr>
-              <w:t>3.</w:t>
-            </w:r>
-          </w:p>
-          <w:p>
-            <w:pPr>
-              <w:spacing w:line="256" w:lineRule="auto"/>
-              <w:rPr>
-                <w:rFonts w:cs="Arial"/>
-                <w:i/>
-                <w:color w:val="0000FF"/>
-                <w:sz w:val="20"/>
-                <w:szCs w:val="20"/>
-                <w:lang w:val="es-GT"/>
-              </w:rPr>
-            </w:pPr>
-            <w:r>
-              <w:rPr>
-                <w:rFonts w:cs="Arial"/>
-                <w:i/>
-                <w:color w:val="0000FF"/>
-                <w:sz w:val="20"/>
-                <w:szCs w:val="20"/>
-                <w:lang w:val="es-GT"/>
-              </w:rPr>
-              <w:t>4.</w:t>
-            </w:r>
-          </w:p>
-          <w:p>
-            <w:pPr>
-              <w:spacing w:line="256" w:lineRule="auto"/>
-              <w:rPr>
-                <w:rFonts w:cs="Arial"/>
-                <w:i/>
-                <w:color w:val="0000FF"/>
-                <w:sz w:val="20"/>
-                <w:szCs w:val="20"/>
-                <w:lang w:val="es-GT"/>
-              </w:rPr>
-            </w:pPr>
-          </w:p>
-        </w:tc>
-      </w:tr>
-      <w:tr>
-        <w:trPr>
-          <w:trHeight w:val="283"/>
-          <w:jc w:val="center"/>
-        </w:trPr>
-        <w:tc>
-          <w:tcPr>
-            <w:tcW w:w="10335" w:type="dxa"/>
-            <w:gridSpan w:val="6"/>
-            <w:tcBorders>
-              <w:top w:val="single" w:sz="6" w:space="0" w:color="000000"/>
-              <w:left w:val="single" w:sz="6" w:space="0" w:color="000000"/>
-              <w:bottom w:val="single" w:sz="6" w:space="0" w:color="000000"/>
-              <w:right w:val="single" w:sz="6" w:space="0" w:color="000000"/>
-            </w:tcBorders>
-            <w:shd w:val="clear" w:color="auto" w:fill="BFBFBF"/>
-            <w:tcMar>
-              <w:top w:w="0" w:type="dxa"/>
-              <w:left w:w="70" w:type="dxa"/>
-              <w:bottom w:w="0" w:type="dxa"/>
-              <w:right w:w="70" w:type="dxa"/>
-            </w:tcMar>
-            <w:vAlign w:val="center"/>
-            <w:hideMark/>
-          </w:tcPr>
-          <w:p>
-            <w:pPr>
-              <w:pStyle w:val="Prrafodelista"/>
-              <w:widowControl w:val="0"/>
-              <w:numPr>
-                <w:ilvl w:val="0"/>
-                <w:numId w:val="1"/>
-              </w:numPr>
-              <w:autoSpaceDE w:val="0"/>
-              <w:autoSpaceDN w:val="0"/>
-              <w:adjustRightInd w:val="0"/>
-              <w:spacing w:after="0" w:line="256" w:lineRule="auto"/>
-              <w:rPr>
-                <w:rFonts w:cs="Arial"/>
-                <w:b/>
-                <w:bCs/>
-                <w:sz w:val="20"/>
-                <w:szCs w:val="20"/>
-              </w:rPr>
-            </w:pPr>
-            <w:r>
-              <w:rPr>
-                <w:rFonts w:cs="Arial"/>
-                <w:b/>
-                <w:bCs/>
-                <w:sz w:val="20"/>
-                <w:szCs w:val="20"/>
-              </w:rPr>
-              <w:t>RESULTADOS DE LA PRUEBA</w:t>
-            </w:r>
-          </w:p>
-        </w:tc>
-      </w:tr>
-      <w:tr>
-        <w:trPr>
-          <w:trHeight w:val="360"/>
-          <w:jc w:val="center"/>
-        </w:trPr>
-        <w:tc>
-          <w:tcPr>
-            <w:tcW w:w="7768" w:type="dxa"/>
-            <w:gridSpan w:val="4"/>
-            <w:tcBorders>
-              <w:top w:val="single" w:sz="6" w:space="0" w:color="000000"/>
-              <w:left w:val="single" w:sz="6" w:space="0" w:color="000000"/>
-              <w:bottom w:val="single" w:sz="6" w:space="0" w:color="000000"/>
-              <w:right w:val="single" w:sz="4" w:space="0" w:color="auto"/>
-            </w:tcBorders>
-            <w:shd w:val="clear" w:color="auto" w:fill="BFBFBF"/>
-            <w:tcMar>
-              <w:top w:w="0" w:type="dxa"/>
-              <w:left w:w="70" w:type="dxa"/>
-              <w:bottom w:w="0" w:type="dxa"/>
-              <w:right w:w="70" w:type="dxa"/>
-            </w:tcMar>
-            <w:vAlign w:val="center"/>
-            <w:hideMark/>
-          </w:tcPr>
-          <w:p>
-            <w:pPr>
-              <w:spacing w:line="256" w:lineRule="auto"/>
-              <w:rPr>
-                <w:rFonts w:cs="Arial"/>
-                <w:b/>
-                <w:bCs/>
-                <w:sz w:val="20"/>
-                <w:szCs w:val="20"/>
-              </w:rPr>
-            </w:pPr>
-            <w:proofErr w:type="spellStart"/>
-            <w:r>
-              <w:rPr>
-                <w:rFonts w:cs="Arial"/>
-                <w:b/>
-                <w:bCs/>
-                <w:sz w:val="20"/>
-                <w:szCs w:val="20"/>
-              </w:rPr>
-              <w:t>Hallazgos</w:t>
-            </w:r>
-            <w:proofErr w:type="spellEnd"/>
-          </w:p>
-        </w:tc>
-        <w:tc>
-          <w:tcPr>
-            <w:tcW w:w="2567" w:type="dxa"/>
-            <w:gridSpan w:val="2"/>
-            <w:tcBorders>
-              <w:top w:val="single" w:sz="6" w:space="0" w:color="000000"/>
-              <w:left w:val="single" w:sz="4" w:space="0" w:color="auto"/>
-              <w:bottom w:val="single" w:sz="6" w:space="0" w:color="000000"/>
-              <w:right w:val="single" w:sz="6" w:space="0" w:color="000000"/>
-            </w:tcBorders>
-            <w:shd w:val="clear" w:color="auto" w:fill="BFBFBF"/>
-            <w:tcMar>
-              <w:top w:w="0" w:type="dxa"/>
-              <w:left w:w="70" w:type="dxa"/>
-              <w:bottom w:w="0" w:type="dxa"/>
-              <w:right w:w="70" w:type="dxa"/>
-            </w:tcMar>
-            <w:vAlign w:val="center"/>
-            <w:hideMark/>
-          </w:tcPr>
-          <w:p>
-            <w:pPr>
-              <w:spacing w:line="256" w:lineRule="auto"/>
-              <w:rPr>
-                <w:rFonts w:cs="Arial"/>
-                <w:b/>
-                <w:bCs/>
-                <w:sz w:val="20"/>
-                <w:szCs w:val="20"/>
-              </w:rPr>
-            </w:pPr>
-            <w:proofErr w:type="spellStart"/>
-            <w:r>
-              <w:rPr>
-                <w:rFonts w:cs="Arial"/>
-                <w:b/>
-                <w:bCs/>
-                <w:sz w:val="20"/>
-                <w:szCs w:val="20"/>
-              </w:rPr>
-              <w:t>Veredicto</w:t>
-            </w:r>
-            <w:proofErr w:type="spellEnd"/>
-          </w:p>
-        </w:tc>
-      </w:tr>
-      <w:tr>
-        <w:trPr>
-          <w:trHeight w:val="360"/>
-          <w:jc w:val="center"/>
-        </w:trPr>
-        <w:tc>
-          <w:tcPr>
-            <w:tcW w:w="7768" w:type="dxa"/>
-            <w:gridSpan w:val="4"/>
-            <w:tcBorders>
-              <w:top w:val="single" w:sz="6" w:space="0" w:color="000000"/>
-              <w:left w:val="single" w:sz="6" w:space="0" w:color="000000"/>
-              <w:bottom w:val="single" w:sz="6" w:space="0" w:color="000000"/>
-              <w:right w:val="single" w:sz="4" w:space="0" w:color="auto"/>
-            </w:tcBorders>
-            <w:tcMar>
-              <w:top w:w="0" w:type="dxa"/>
-              <w:left w:w="70" w:type="dxa"/>
-              <w:bottom w:w="0" w:type="dxa"/>
-              <w:right w:w="70" w:type="dxa"/>
-            </w:tcMar>
-            <w:vAlign w:val="center"/>
-          </w:tcPr>
-          <w:p>
-            <w:pPr>
-              <w:spacing w:line="256" w:lineRule="auto"/>
-              <w:rPr>
-                <w:rFonts w:cs="Arial"/>
-                <w:b/>
-                <w:bCs/>
-                <w:sz w:val="20"/>
-                <w:szCs w:val="20"/>
-                <w:lang w:val="es-GT"/>
-              </w:rPr>
-            </w:pPr>
-          </w:p>
-        </w:tc>
-        <w:tc>
-          <w:tcPr>
-            <w:tcW w:w="2567" w:type="dxa"/>
-            <w:gridSpan w:val="2"/>
-            <w:tcBorders>
-              <w:top w:val="single" w:sz="6" w:space="0" w:color="000000"/>
-              <w:left w:val="single" w:sz="4" w:space="0" w:color="auto"/>
-              <w:bottom w:val="single" w:sz="6" w:space="0" w:color="000000"/>
-              <w:right w:val="single" w:sz="6" w:space="0" w:color="000000"/>
-            </w:tcBorders>
-            <w:tcMar>
-              <w:top w:w="0" w:type="dxa"/>
-              <w:left w:w="70" w:type="dxa"/>
-              <w:bottom w:w="0" w:type="dxa"/>
-              <w:right w:w="70" w:type="dxa"/>
-            </w:tcMar>
-            <w:vAlign w:val="center"/>
-            <w:hideMark/>
-          </w:tcPr>
-          <w:p>
-            <w:pPr>
-              <w:spacing w:line="256" w:lineRule="auto"/>
-              <w:rPr>
-                <w:rFonts w:cs="Arial"/>
-                <w:b/>
-                <w:bCs/>
-                <w:sz w:val="20"/>
-                <w:szCs w:val="20"/>
-              </w:rPr>
-            </w:pPr>
-            <w:r>
-              <w:rPr>
-                <w:rFonts w:cs="Arial"/>
-                <w:b/>
-                <w:noProof/>
-                <w:sz w:val="20"/>
-                <w:szCs w:val="20"/>
-                <w:lang w:val="es-ES"/>
-              </w:rPr>
-              <w:t xml:space="preserve">Aprobado </w:t>
-            </w:r>
-          </w:p>
-        </w:tc>
-      </w:tr>
-      <w:tr>
-        <w:trPr>
-          <w:trHeight w:val="360"/>
-          <w:jc w:val="center"/>
-        </w:trPr>
-        <w:tc>
-          <w:tcPr>
-            <w:tcW w:w="5711" w:type="dxa"/>
-            <w:gridSpan w:val="2"/>
-            <w:tcBorders>
-              <w:top w:val="single" w:sz="6" w:space="0" w:color="000000"/>
-              <w:left w:val="single" w:sz="6" w:space="0" w:color="000000"/>
-              <w:bottom w:val="single" w:sz="6" w:space="0" w:color="000000"/>
-              <w:right w:val="single" w:sz="4" w:space="0" w:color="auto"/>
-            </w:tcBorders>
-            <w:shd w:val="clear" w:color="auto" w:fill="BFBFBF"/>
-            <w:tcMar>
-              <w:top w:w="0" w:type="dxa"/>
-              <w:left w:w="70" w:type="dxa"/>
-              <w:bottom w:w="0" w:type="dxa"/>
-              <w:right w:w="70" w:type="dxa"/>
-            </w:tcMar>
-            <w:vAlign w:val="center"/>
-            <w:hideMark/>
-          </w:tcPr>
-          <w:p>
-            <w:pPr>
-              <w:spacing w:line="256" w:lineRule="auto"/>
-              <w:rPr>
-                <w:rFonts w:cs="Arial"/>
-                <w:b/>
-                <w:bCs/>
-                <w:sz w:val="20"/>
-                <w:szCs w:val="20"/>
-              </w:rPr>
-            </w:pPr>
-            <w:proofErr w:type="spellStart"/>
-            <w:r>
-              <w:rPr>
-                <w:rFonts w:cs="Arial"/>
-                <w:b/>
-                <w:bCs/>
-                <w:sz w:val="20"/>
-                <w:szCs w:val="20"/>
-              </w:rPr>
-              <w:t>Observaciones</w:t>
-            </w:r>
-            <w:proofErr w:type="spellEnd"/>
-          </w:p>
-        </w:tc>
-        <w:tc>
-          <w:tcPr>
-            <w:tcW w:w="4624" w:type="dxa"/>
-            <w:gridSpan w:val="4"/>
-            <w:tcBorders>
-              <w:top w:val="single" w:sz="6" w:space="0" w:color="000000"/>
-              <w:left w:val="single" w:sz="4" w:space="0" w:color="auto"/>
-              <w:bottom w:val="single" w:sz="6" w:space="0" w:color="000000"/>
-              <w:right w:val="single" w:sz="6" w:space="0" w:color="000000"/>
-            </w:tcBorders>
-            <w:shd w:val="clear" w:color="auto" w:fill="BFBFBF"/>
-            <w:tcMar>
-              <w:top w:w="0" w:type="dxa"/>
-              <w:left w:w="70" w:type="dxa"/>
-              <w:bottom w:w="0" w:type="dxa"/>
-              <w:right w:w="70" w:type="dxa"/>
-            </w:tcMar>
-            <w:vAlign w:val="center"/>
-            <w:hideMark/>
-          </w:tcPr>
-          <w:p>
-            <w:pPr>
-              <w:spacing w:line="256" w:lineRule="auto"/>
-              <w:rPr>
-                <w:rFonts w:cs="Arial"/>
-                <w:b/>
-                <w:bCs/>
-                <w:sz w:val="20"/>
-                <w:szCs w:val="20"/>
-              </w:rPr>
-            </w:pPr>
-            <w:proofErr w:type="spellStart"/>
-            <w:r>
-              <w:rPr>
-                <w:rFonts w:cs="Arial"/>
-                <w:b/>
-                <w:bCs/>
-                <w:sz w:val="20"/>
-                <w:szCs w:val="20"/>
-              </w:rPr>
-              <w:t>Analista</w:t>
-            </w:r>
-            <w:proofErr w:type="spellEnd"/>
-            <w:r>
-              <w:rPr>
-                <w:rFonts w:cs="Arial"/>
-                <w:b/>
-                <w:bCs/>
-                <w:sz w:val="20"/>
-                <w:szCs w:val="20"/>
-              </w:rPr>
-              <w:t xml:space="preserve"> de QA</w:t>
-            </w:r>
-          </w:p>
-        </w:tc>
-      </w:tr>
-      <w:tr>
-        <w:trPr>
-          <w:trHeight w:val="692"/>
-          <w:jc w:val="center"/>
-        </w:trPr>
-        <w:tc>
-          <w:tcPr>
-            <w:tcW w:w="5711" w:type="dxa"/>
-            <w:gridSpan w:val="2"/>
-            <w:vMerge w:val="restart"/>
-            <w:tcBorders>
-              <w:top w:val="single" w:sz="6" w:space="0" w:color="000000"/>
-              <w:left w:val="single" w:sz="6" w:space="0" w:color="000000"/>
-              <w:bottom w:val="single" w:sz="6" w:space="0" w:color="000000"/>
-              <w:right w:val="single" w:sz="4" w:space="0" w:color="auto"/>
-            </w:tcBorders>
-            <w:tcMar>
-              <w:top w:w="0" w:type="dxa"/>
-              <w:left w:w="70" w:type="dxa"/>
-              <w:bottom w:w="0" w:type="dxa"/>
-              <w:right w:w="70" w:type="dxa"/>
-            </w:tcMar>
-            <w:vAlign w:val="center"/>
-            <w:hideMark/>
-          </w:tcPr>
-          <w:p>
-            <w:pPr>
-              <w:numPr>
-                <w:ilvl w:val="12"/>
-                <w:numId w:val="0"/>
-              </w:numPr>
-              <w:spacing w:line="256" w:lineRule="auto"/>
-              <w:rPr>
-                <w:rFonts w:cs="Arial"/>
-                <w:b/>
-                <w:bCs/>
-                <w:i/>
-                <w:sz w:val="20"/>
-                <w:szCs w:val="20"/>
-                <w:lang w:val="es-GT"/>
-              </w:rPr>
-            </w:pPr>
-          </w:p>
-        </w:tc>
-        <w:tc>
-          <w:tcPr>
-            <w:tcW w:w="4624" w:type="dxa"/>
-            <w:gridSpan w:val="4"/>
-            <w:tcBorders>
-              <w:top w:val="single" w:sz="6" w:space="0" w:color="000000"/>
-              <w:left w:val="single" w:sz="4" w:space="0" w:color="auto"/>
-              <w:bottom w:val="single" w:sz="4" w:space="0" w:color="auto"/>
-              <w:right w:val="single" w:sz="6" w:space="0" w:color="000000"/>
-            </w:tcBorders>
-            <w:tcMar>
-              <w:top w:w="0" w:type="dxa"/>
-              <w:left w:w="70" w:type="dxa"/>
-              <w:bottom w:w="0" w:type="dxa"/>
-              <w:right w:w="70" w:type="dxa"/>
-            </w:tcMar>
-            <w:vAlign w:val="center"/>
-          </w:tcPr>
-          <w:p>
-            <w:pPr>
-              <w:spacing w:line="256" w:lineRule="auto"/>
-              <w:rPr>
-                <w:rFonts w:cs="Arial"/>
-                <w:b/>
-                <w:bCs/>
-                <w:sz w:val="20"/>
-                <w:szCs w:val="20"/>
-                <w:lang w:val="es-GT"/>
-              </w:rPr>
-            </w:pPr>
-          </w:p>
-          <w:p>
-            <w:pPr>
-              <w:spacing w:line="256" w:lineRule="auto"/>
-              <w:rPr>
-                <w:rFonts w:cs="Arial"/>
-                <w:b/>
-                <w:bCs/>
-                <w:sz w:val="20"/>
-                <w:szCs w:val="20"/>
-                <w:lang w:val="es-GT"/>
-              </w:rPr>
-            </w:pPr>
-            <w:r>
-              <w:rPr>
-                <w:rFonts w:cs="Arial"/>
-                <w:b/>
-                <w:bCs/>
-                <w:sz w:val="20"/>
-                <w:szCs w:val="20"/>
-                <w:lang w:val="es-GT"/>
-              </w:rPr>
-              <w:t>Jonathan Guamuch</w:t>
-            </w:r>
-          </w:p>
-        </w:tc>
-      </w:tr>
-      <w:tr>
-        <w:trPr>
-          <w:trHeight w:val="503"/>
-          <w:jc w:val="center"/>
-        </w:trPr>
-        <w:tc>
-          <w:tcPr>
-            <w:tcW w:w="5711" w:type="dxa"/>
-            <w:gridSpan w:val="2"/>
-            <w:vMerge/>
-            <w:tcBorders>
-              <w:top w:val="single" w:sz="6" w:space="0" w:color="000000"/>
-              <w:left w:val="single" w:sz="6" w:space="0" w:color="000000"/>
-              <w:bottom w:val="single" w:sz="6" w:space="0" w:color="000000"/>
-              <w:right w:val="single" w:sz="4" w:space="0" w:color="auto"/>
-            </w:tcBorders>
-            <w:vAlign w:val="center"/>
-            <w:hideMark/>
-          </w:tcPr>
-          <w:p>
-            <w:pPr>
-              <w:spacing w:line="256" w:lineRule="auto"/>
-              <w:rPr>
-                <w:rFonts w:eastAsia="Times New Roman" w:cs="Arial"/>
-                <w:b/>
-                <w:bCs/>
-                <w:i/>
-                <w:sz w:val="20"/>
-                <w:szCs w:val="20"/>
-                <w:lang w:val="es-MX" w:eastAsia="es-ES"/>
-              </w:rPr>
-            </w:pPr>
-          </w:p>
-        </w:tc>
-        <w:tc>
-          <w:tcPr>
-            <w:tcW w:w="4624" w:type="dxa"/>
-            <w:gridSpan w:val="4"/>
-            <w:tcBorders>
-              <w:top w:val="single" w:sz="4" w:space="0" w:color="auto"/>
-              <w:left w:val="single" w:sz="4" w:space="0" w:color="auto"/>
-              <w:bottom w:val="single" w:sz="6" w:space="0" w:color="000000"/>
-              <w:right w:val="single" w:sz="6" w:space="0" w:color="000000"/>
-            </w:tcBorders>
-            <w:tcMar>
-              <w:top w:w="0" w:type="dxa"/>
-              <w:left w:w="70" w:type="dxa"/>
-              <w:bottom w:w="0" w:type="dxa"/>
-              <w:right w:w="70" w:type="dxa"/>
-            </w:tcMar>
-            <w:vAlign w:val="center"/>
-            <w:hideMark/>
-          </w:tcPr>
-          <w:p>
-            <w:pPr>
-              <w:spacing w:line="256" w:lineRule="auto"/>
-              <w:rPr>
-                <w:rFonts w:cs="Arial"/>
-                <w:b/>
-                <w:bCs/>
-                <w:sz w:val="20"/>
-                <w:szCs w:val="20"/>
-                <w:lang w:val="es-GT"/>
-              </w:rPr>
-            </w:pPr>
-            <w:r>
-              <w:rPr>
-                <w:rFonts w:cs="Arial"/>
-                <w:b/>
-                <w:bCs/>
-                <w:sz w:val="20"/>
-                <w:szCs w:val="20"/>
-                <w:lang w:val="es-GT"/>
-              </w:rPr>
-              <w:t>Firma:</w:t>
-            </w:r>
-          </w:p>
-          <w:p>
-            <w:pPr>
-              <w:spacing w:line="256" w:lineRule="auto"/>
-              <w:rPr>
-                <w:rFonts w:cs="Arial"/>
-                <w:b/>
-                <w:bCs/>
-                <w:sz w:val="20"/>
-                <w:szCs w:val="20"/>
-                <w:lang w:val="es-GT"/>
-              </w:rPr>
-            </w:pPr>
-            <w:r>
-              <w:rPr>
-                <w:rFonts w:cs="Arial"/>
-                <w:b/>
-                <w:bCs/>
-                <w:sz w:val="20"/>
-                <w:szCs w:val="20"/>
-                <w:lang w:val="es-GT"/>
-              </w:rPr>
-              <w:t>Nombre: Jonathan Guamuch</w:t>
-            </w:r>
-          </w:p>
-          <w:p>
-            <w:pPr>
-              <w:spacing w:line="256" w:lineRule="auto"/>
-              <w:rPr>
-                <w:rFonts w:cs="Arial"/>
-                <w:b/>
-                <w:bCs/>
-                <w:sz w:val="20"/>
-                <w:szCs w:val="20"/>
-                <w:lang w:val="es-GT"/>
-              </w:rPr>
-            </w:pPr>
-            <w:r>
-              <w:rPr>
-                <w:rFonts w:cs="Arial"/>
-                <w:b/>
-                <w:bCs/>
-                <w:sz w:val="20"/>
-                <w:szCs w:val="20"/>
-                <w:lang w:val="es-GT"/>
-              </w:rPr>
-              <w:t>Fecha:</w:t>
-            </w:r>
-            <w:r>
-              <w:rPr>
-                <w:rFonts w:cs="Arial"/>
-                <w:b/>
-                <w:bCs/>
-                <w:sz w:val="20"/>
-                <w:szCs w:val="20"/>
-                <w:lang w:val="es-GT"/>
-              </w:rPr>
-              <w:t xml:space="preserve"> 27-05-2026</w:t>
-            </w:r>
-          </w:p>
-        </w:tc>
-      </w:tr>
-    </w:tbl>
     <w:p>
       <w:pPr>
         <w:spacing w:after="0" w:line="480" w:lineRule="auto"/>
@@ -8869,7 +6395,7 @@
       </w:pPr>
     </w:p>
     <w:sectPr>
-      <w:footerReference w:type="default" r:id="rId8"/>
+      <w:footerReference w:type="default" r:id="rId15"/>
       <w:type w:val="continuous"/>
       <w:pgSz w:w="12281" w:h="15882"/>
       <w:pgMar w:top="1440" w:right="1440" w:bottom="1440" w:left="1440" w:header="0" w:footer="0" w:gutter="0"/>

--- a/documentación/Informes de Pruebas de Calidad/6.0 CU Atención a Clínica y Asignación automatizada - Informe Prueba de Calidad.docx
+++ b/documentación/Informes de Pruebas de Calidad/6.0 CU Atención a Clínica y Asignación automatizada - Informe Prueba de Calidad.docx
@@ -4448,21 +4448,19 @@
                 <w:szCs w:val="20"/>
                 <w:lang w:val="es-GT"/>
               </w:rPr>
-              <w:t xml:space="preserve">Validar que el médico responsable atienda a los </w:t>
-            </w:r>
-            <w:proofErr w:type="gramStart"/>
-            <w:r>
-              <w:rPr>
-                <w:rFonts w:cs="Arial"/>
-                <w:i/>
-                <w:color w:val="0000FF"/>
-                <w:sz w:val="20"/>
-                <w:szCs w:val="20"/>
-                <w:lang w:val="es-GT"/>
-              </w:rPr>
-              <w:t>paciente  en</w:t>
-            </w:r>
-            <w:proofErr w:type="gramEnd"/>
+              <w:t xml:space="preserve">Validar que el médico responsable atienda </w:t>
+            </w:r>
+            <w:r>
+              <w:rPr>
+                <w:rFonts w:cs="Arial"/>
+                <w:i/>
+                <w:color w:val="0000FF"/>
+                <w:sz w:val="20"/>
+                <w:szCs w:val="20"/>
+                <w:lang w:val="es-GT"/>
+              </w:rPr>
+              <w:t>a los pacientes en</w:t>
+            </w:r>
             <w:r>
               <w:rPr>
                 <w:rFonts w:cs="Arial"/>
@@ -4960,6 +4958,7 @@
               <w:rPr>
                 <w:rFonts w:cs="Arial"/>
                 <w:i/>
+                <w:noProof/>
                 <w:color w:val="0000FF"/>
                 <w:sz w:val="20"/>
                 <w:szCs w:val="20"/>
@@ -5181,6 +5180,7 @@
               <w:rPr>
                 <w:rFonts w:cs="Arial"/>
                 <w:i/>
+                <w:noProof/>
                 <w:color w:val="0000FF"/>
                 <w:sz w:val="20"/>
                 <w:szCs w:val="20"/>
@@ -5268,7 +5268,18 @@
                 <w:szCs w:val="20"/>
                 <w:lang w:val="es-GT"/>
               </w:rPr>
-              <w:t xml:space="preserve"> sistema redirige al doctor al módulo de atención personalizada</w:t>
+              <w:t xml:space="preserve"> sistema redirige al doctor al módulo de atención personalizad</w:t>
+            </w:r>
+            <w:r>
+              <w:rPr>
+                <w:rFonts w:cs="Arial"/>
+                <w:i/>
+                <w:color w:val="0000FF"/>
+                <w:sz w:val="20"/>
+                <w:szCs w:val="20"/>
+                <w:lang w:val="es-GT"/>
+              </w:rPr>
+              <w:t xml:space="preserve">a y activa llamada a clínica al paciente </w:t>
             </w:r>
           </w:p>
           <w:p>
@@ -5313,6 +5324,7 @@
               <w:rPr>
                 <w:rFonts w:cs="Arial"/>
                 <w:i/>
+                <w:noProof/>
                 <w:color w:val="0000FF"/>
                 <w:sz w:val="20"/>
                 <w:szCs w:val="20"/>
@@ -5358,6 +5370,9 @@
           </w:p>
           <w:p>
             <w:pPr>
+              <w:tabs>
+                <w:tab w:val="left" w:pos="7495"/>
+              </w:tabs>
               <w:spacing w:line="256" w:lineRule="auto"/>
               <w:rPr>
                 <w:rFonts w:cs="Arial"/>
@@ -5365,6 +5380,7 @@
                 <w:color w:val="0000FF"/>
                 <w:sz w:val="20"/>
                 <w:szCs w:val="20"/>
+                <w:u w:val="single"/>
                 <w:lang w:val="es-GT"/>
               </w:rPr>
             </w:pPr>
@@ -5389,7 +5405,7 @@
                 <w:szCs w:val="20"/>
                 <w:lang w:val="es-GT"/>
               </w:rPr>
-              <w:t>Digitar</w:t>
+              <w:t>El</w:t>
             </w:r>
             <w:proofErr w:type="gramEnd"/>
             <w:r>
@@ -5401,7 +5417,29 @@
                 <w:szCs w:val="20"/>
                 <w:lang w:val="es-GT"/>
               </w:rPr>
-              <w:t xml:space="preserve"> los campos obligatorios de diagnóstico, tratamiento y receta médica.</w:t>
+              <w:t xml:space="preserve"> médico digita </w:t>
+            </w:r>
+            <w:r>
+              <w:rPr>
+                <w:rFonts w:cs="Arial"/>
+                <w:i/>
+                <w:color w:val="0000FF"/>
+                <w:sz w:val="20"/>
+                <w:szCs w:val="20"/>
+                <w:lang w:val="es-GT"/>
+              </w:rPr>
+              <w:t>los campos obligatorios de diagnóstico</w:t>
+            </w:r>
+            <w:r>
+              <w:rPr>
+                <w:rFonts w:cs="Arial"/>
+                <w:i/>
+                <w:color w:val="0000FF"/>
+                <w:sz w:val="20"/>
+                <w:szCs w:val="20"/>
+                <w:lang w:val="es-GT"/>
+              </w:rPr>
+              <w:t xml:space="preserve"> médico de “Evaluación física y Diagnóstico”</w:t>
             </w:r>
           </w:p>
           <w:p>
@@ -5420,6 +5458,7 @@
               <w:rPr>
                 <w:rFonts w:cs="Arial"/>
                 <w:i/>
+                <w:noProof/>
                 <w:color w:val="0000FF"/>
                 <w:sz w:val="20"/>
                 <w:szCs w:val="20"/>
@@ -5495,7 +5534,7 @@
                 <w:szCs w:val="20"/>
                 <w:lang w:val="es-GT"/>
               </w:rPr>
-              <w:t>Hacer</w:t>
+              <w:t>El</w:t>
             </w:r>
             <w:proofErr w:type="gramEnd"/>
             <w:r>
@@ -5507,7 +5546,263 @@
                 <w:szCs w:val="20"/>
                 <w:lang w:val="es-GT"/>
               </w:rPr>
-              <w:t xml:space="preserve"> clic en "Finalizar Consulta".</w:t>
+              <w:t xml:space="preserve"> médico genera No. de Orden de laboratorio con Nombre examen y tipo de muestra (si aplica)</w:t>
+            </w:r>
+          </w:p>
+          <w:p>
+            <w:pPr>
+              <w:spacing w:line="256" w:lineRule="auto"/>
+              <w:jc w:val="right"/>
+              <w:rPr>
+                <w:rFonts w:cs="Arial"/>
+                <w:i/>
+                <w:color w:val="0000FF"/>
+                <w:sz w:val="20"/>
+                <w:szCs w:val="20"/>
+                <w:lang w:val="es-GT"/>
+              </w:rPr>
+            </w:pPr>
+            <w:r>
+              <w:rPr>
+                <w:rFonts w:cs="Arial"/>
+                <w:i/>
+                <w:noProof/>
+                <w:color w:val="0000FF"/>
+                <w:sz w:val="20"/>
+                <w:szCs w:val="20"/>
+                <w:lang w:val="es-GT"/>
+              </w:rPr>
+              <w:lastRenderedPageBreak/>
+              <mc:AlternateContent>
+                <mc:Choice Requires="wps">
+                  <w:drawing>
+                    <wp:anchor distT="0" distB="0" distL="114300" distR="114300" simplePos="0" relativeHeight="251665408" behindDoc="0" locked="0" layoutInCell="1" allowOverlap="1" wp14:anchorId="7146631A" wp14:editId="1EB7FC3E">
+                      <wp:simplePos x="0" y="0"/>
+                      <wp:positionH relativeFrom="column">
+                        <wp:posOffset>3435350</wp:posOffset>
+                      </wp:positionH>
+                      <wp:positionV relativeFrom="paragraph">
+                        <wp:posOffset>1069975</wp:posOffset>
+                      </wp:positionV>
+                      <wp:extent cx="3038475" cy="596900"/>
+                      <wp:effectExtent l="19050" t="19050" r="47625" b="31750"/>
+                      <wp:wrapNone/>
+                      <wp:docPr id="546759370" name="Rectángulo 1"/>
+                      <wp:cNvGraphicFramePr/>
+                      <a:graphic xmlns:a="http://schemas.openxmlformats.org/drawingml/2006/main">
+                        <a:graphicData uri="http://schemas.microsoft.com/office/word/2010/wordprocessingShape">
+                          <wps:wsp>
+                            <wps:cNvSpPr/>
+                            <wps:spPr>
+                              <a:xfrm>
+                                <a:off x="0" y="0"/>
+                                <a:ext cx="3038475" cy="596900"/>
+                              </a:xfrm>
+                              <a:prstGeom prst="rect">
+                                <a:avLst/>
+                              </a:prstGeom>
+                              <a:noFill/>
+                              <a:ln w="57150" cap="flat" cmpd="sng" algn="ctr">
+                                <a:solidFill>
+                                  <a:srgbClr val="EE0000"/>
+                                </a:solidFill>
+                                <a:prstDash val="solid"/>
+                                <a:round/>
+                                <a:headEnd type="none" w="med" len="med"/>
+                                <a:tailEnd type="none" w="med" len="med"/>
+                              </a:ln>
+                            </wps:spPr>
+                            <wps:style>
+                              <a:lnRef idx="0">
+                                <a:scrgbClr r="0" g="0" b="0"/>
+                              </a:lnRef>
+                              <a:fillRef idx="0">
+                                <a:scrgbClr r="0" g="0" b="0"/>
+                              </a:fillRef>
+                              <a:effectRef idx="0">
+                                <a:scrgbClr r="0" g="0" b="0"/>
+                              </a:effectRef>
+                              <a:fontRef idx="minor">
+                                <a:schemeClr val="accent2"/>
+                              </a:fontRef>
+                            </wps:style>
+                            <wps:bodyPr rot="0" spcFirstLastPara="0" vertOverflow="overflow" horzOverflow="overflow" vert="horz" wrap="square" lIns="91440" tIns="45720" rIns="91440" bIns="45720" numCol="1" spcCol="0" rtlCol="0" fromWordArt="0" anchor="ctr" anchorCtr="0" forceAA="0" compatLnSpc="1">
+                              <a:prstTxWarp prst="textNoShape">
+                                <a:avLst/>
+                              </a:prstTxWarp>
+                              <a:noAutofit/>
+                            </wps:bodyPr>
+                          </wps:wsp>
+                        </a:graphicData>
+                      </a:graphic>
+                      <wp14:sizeRelH relativeFrom="margin">
+                        <wp14:pctWidth>0</wp14:pctWidth>
+                      </wp14:sizeRelH>
+                      <wp14:sizeRelV relativeFrom="margin">
+                        <wp14:pctHeight>0</wp14:pctHeight>
+                      </wp14:sizeRelV>
+                    </wp:anchor>
+                  </w:drawing>
+                </mc:Choice>
+                <mc:Fallback>
+                  <w:pict>
+                    <v:rect w14:anchorId="13684E17" id="Rectángulo 1" o:spid="_x0000_s1026" style="position:absolute;margin-left:270.5pt;margin-top:84.25pt;width:239.25pt;height:47pt;z-index:251665408;visibility:visible;mso-wrap-style:square;mso-width-percent:0;mso-height-percent:0;mso-wrap-distance-left:9pt;mso-wrap-distance-top:0;mso-wrap-distance-right:9pt;mso-wrap-distance-bottom:0;mso-position-horizontal:absolute;mso-position-horizontal-relative:text;mso-position-vertical:absolute;mso-position-vertical-relative:text;mso-width-percent:0;mso-height-percent:0;mso-width-relative:margin;mso-height-relative:margin;v-text-anchor:middle" o:gfxdata="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" filled="f" strokecolor="#e00" strokeweight="4.5pt">
+                      <v:stroke joinstyle="round"/>
+                    </v:rect>
+                  </w:pict>
+                </mc:Fallback>
+              </mc:AlternateContent>
+            </w:r>
+            <w:r>
+              <w:rPr>
+                <w:rFonts w:cs="Arial"/>
+                <w:i/>
+                <w:noProof/>
+                <w:color w:val="0000FF"/>
+                <w:sz w:val="20"/>
+                <w:szCs w:val="20"/>
+                <w:lang w:val="es-GT"/>
+              </w:rPr>
+              <w:drawing>
+                <wp:inline distT="0" distB="0" distL="0" distR="0" wp14:anchorId="03D8BE8B" wp14:editId="7CAF0F89">
+                  <wp:extent cx="3126769" cy="1581150"/>
+                  <wp:effectExtent l="0" t="0" r="0" b="0"/>
+                  <wp:docPr id="1932626956" name="Imagen 1"/>
+                  <wp:cNvGraphicFramePr>
+                    <a:graphicFrameLocks xmlns:a="http://schemas.openxmlformats.org/drawingml/2006/main" noChangeAspect="1"/>
+                  </wp:cNvGraphicFramePr>
+                  <a:graphic xmlns:a="http://schemas.openxmlformats.org/drawingml/2006/main">
+                    <a:graphicData uri="http://schemas.openxmlformats.org/drawingml/2006/picture">
+                      <pic:pic xmlns:pic="http://schemas.openxmlformats.org/drawingml/2006/picture">
+                        <pic:nvPicPr>
+                          <pic:cNvPr id="1932626956" name=""/>
+                          <pic:cNvPicPr/>
+                        </pic:nvPicPr>
+                        <pic:blipFill>
+                          <a:blip r:embed="rId13"/>
+                          <a:stretch>
+                            <a:fillRect/>
+                          </a:stretch>
+                        </pic:blipFill>
+                        <pic:spPr>
+                          <a:xfrm>
+                            <a:off x="0" y="0"/>
+                            <a:ext cx="3133701" cy="1584655"/>
+                          </a:xfrm>
+                          <a:prstGeom prst="rect">
+                            <a:avLst/>
+                          </a:prstGeom>
+                        </pic:spPr>
+                      </pic:pic>
+                    </a:graphicData>
+                  </a:graphic>
+                </wp:inline>
+              </w:drawing>
+            </w:r>
+            <w:r>
+              <w:rPr>
+                <w:rFonts w:cs="Arial"/>
+                <w:i/>
+                <w:noProof/>
+                <w:color w:val="0000FF"/>
+                <w:sz w:val="20"/>
+                <w:szCs w:val="20"/>
+                <w:lang w:val="es-GT"/>
+              </w:rPr>
+              <w:drawing>
+                <wp:inline distT="0" distB="0" distL="0" distR="0" wp14:anchorId="7EC3FDDC" wp14:editId="064BBB5F">
+                  <wp:extent cx="3111260" cy="1524000"/>
+                  <wp:effectExtent l="0" t="0" r="0" b="0"/>
+                  <wp:docPr id="1447586834" name="Imagen 1"/>
+                  <wp:cNvGraphicFramePr>
+                    <a:graphicFrameLocks xmlns:a="http://schemas.openxmlformats.org/drawingml/2006/main" noChangeAspect="1"/>
+                  </wp:cNvGraphicFramePr>
+                  <a:graphic xmlns:a="http://schemas.openxmlformats.org/drawingml/2006/main">
+                    <a:graphicData uri="http://schemas.openxmlformats.org/drawingml/2006/picture">
+                      <pic:pic xmlns:pic="http://schemas.openxmlformats.org/drawingml/2006/picture">
+                        <pic:nvPicPr>
+                          <pic:cNvPr id="1447586834" name=""/>
+                          <pic:cNvPicPr/>
+                        </pic:nvPicPr>
+                        <pic:blipFill>
+                          <a:blip r:embed="rId14"/>
+                          <a:stretch>
+                            <a:fillRect/>
+                          </a:stretch>
+                        </pic:blipFill>
+                        <pic:spPr>
+                          <a:xfrm>
+                            <a:off x="0" y="0"/>
+                            <a:ext cx="3118104" cy="1527352"/>
+                          </a:xfrm>
+                          <a:prstGeom prst="rect">
+                            <a:avLst/>
+                          </a:prstGeom>
+                        </pic:spPr>
+                      </pic:pic>
+                    </a:graphicData>
+                  </a:graphic>
+                </wp:inline>
+              </w:drawing>
+            </w:r>
+          </w:p>
+          <w:p>
+            <w:pPr>
+              <w:spacing w:line="256" w:lineRule="auto"/>
+              <w:rPr>
+                <w:rFonts w:cs="Arial"/>
+                <w:i/>
+                <w:color w:val="0000FF"/>
+                <w:sz w:val="20"/>
+                <w:szCs w:val="20"/>
+                <w:lang w:val="es-GT"/>
+              </w:rPr>
+            </w:pPr>
+            <w:r>
+              <w:rPr>
+                <w:rFonts w:cs="Arial"/>
+                <w:i/>
+                <w:color w:val="0000FF"/>
+                <w:sz w:val="20"/>
+                <w:szCs w:val="20"/>
+                <w:lang w:val="es-GT"/>
+              </w:rPr>
+              <w:t xml:space="preserve">5 </w:t>
+            </w:r>
+            <w:proofErr w:type="gramStart"/>
+            <w:r>
+              <w:rPr>
+                <w:rFonts w:cs="Arial"/>
+                <w:i/>
+                <w:color w:val="0000FF"/>
+                <w:sz w:val="20"/>
+                <w:szCs w:val="20"/>
+                <w:lang w:val="es-GT"/>
+              </w:rPr>
+              <w:t>El</w:t>
+            </w:r>
+            <w:proofErr w:type="gramEnd"/>
+            <w:r>
+              <w:rPr>
+                <w:rFonts w:cs="Arial"/>
+                <w:i/>
+                <w:color w:val="0000FF"/>
+                <w:sz w:val="20"/>
+                <w:szCs w:val="20"/>
+                <w:lang w:val="es-GT"/>
+              </w:rPr>
+              <w:t xml:space="preserve"> médico crea una receta médica</w:t>
+            </w:r>
+            <w:r>
+              <w:rPr>
+                <w:rFonts w:cs="Arial"/>
+                <w:i/>
+                <w:color w:val="0000FF"/>
+                <w:sz w:val="20"/>
+                <w:szCs w:val="20"/>
+                <w:lang w:val="es-GT"/>
+              </w:rPr>
+              <w:t xml:space="preserve"> con el tipo de medicamento, cantidad, dosis, vía de administración, tiempo y frecuencia de consumo (si aplica)</w:t>
             </w:r>
           </w:p>
           <w:p>
@@ -5527,12 +5822,556 @@
               <w:rPr>
                 <w:rFonts w:cs="Arial"/>
                 <w:i/>
+                <w:noProof/>
+                <w:color w:val="0000FF"/>
+                <w:sz w:val="20"/>
+                <w:szCs w:val="20"/>
+                <w:lang w:val="es-GT"/>
+              </w:rPr>
+              <mc:AlternateContent>
+                <mc:Choice Requires="wps">
+                  <w:drawing>
+                    <wp:anchor distT="0" distB="0" distL="114300" distR="114300" simplePos="0" relativeHeight="251663360" behindDoc="0" locked="0" layoutInCell="1" allowOverlap="1" wp14:anchorId="1EA63226" wp14:editId="1F0C7CB8">
+                      <wp:simplePos x="0" y="0"/>
+                      <wp:positionH relativeFrom="column">
+                        <wp:posOffset>3245485</wp:posOffset>
+                      </wp:positionH>
+                      <wp:positionV relativeFrom="paragraph">
+                        <wp:posOffset>1729105</wp:posOffset>
+                      </wp:positionV>
+                      <wp:extent cx="3038475" cy="390525"/>
+                      <wp:effectExtent l="19050" t="19050" r="47625" b="47625"/>
+                      <wp:wrapNone/>
+                      <wp:docPr id="1129529340" name="Rectángulo 1"/>
+                      <wp:cNvGraphicFramePr/>
+                      <a:graphic xmlns:a="http://schemas.openxmlformats.org/drawingml/2006/main">
+                        <a:graphicData uri="http://schemas.microsoft.com/office/word/2010/wordprocessingShape">
+                          <wps:wsp>
+                            <wps:cNvSpPr/>
+                            <wps:spPr>
+                              <a:xfrm>
+                                <a:off x="0" y="0"/>
+                                <a:ext cx="3038475" cy="390525"/>
+                              </a:xfrm>
+                              <a:prstGeom prst="rect">
+                                <a:avLst/>
+                              </a:prstGeom>
+                              <a:noFill/>
+                              <a:ln w="57150" cap="flat" cmpd="sng" algn="ctr">
+                                <a:solidFill>
+                                  <a:srgbClr val="EE0000"/>
+                                </a:solidFill>
+                                <a:prstDash val="solid"/>
+                                <a:round/>
+                                <a:headEnd type="none" w="med" len="med"/>
+                                <a:tailEnd type="none" w="med" len="med"/>
+                              </a:ln>
+                            </wps:spPr>
+                            <wps:style>
+                              <a:lnRef idx="0">
+                                <a:scrgbClr r="0" g="0" b="0"/>
+                              </a:lnRef>
+                              <a:fillRef idx="0">
+                                <a:scrgbClr r="0" g="0" b="0"/>
+                              </a:fillRef>
+                              <a:effectRef idx="0">
+                                <a:scrgbClr r="0" g="0" b="0"/>
+                              </a:effectRef>
+                              <a:fontRef idx="minor">
+                                <a:schemeClr val="accent2"/>
+                              </a:fontRef>
+                            </wps:style>
+                            <wps:bodyPr rot="0" spcFirstLastPara="0" vertOverflow="overflow" horzOverflow="overflow" vert="horz" wrap="square" lIns="91440" tIns="45720" rIns="91440" bIns="45720" numCol="1" spcCol="0" rtlCol="0" fromWordArt="0" anchor="ctr" anchorCtr="0" forceAA="0" compatLnSpc="1">
+                              <a:prstTxWarp prst="textNoShape">
+                                <a:avLst/>
+                              </a:prstTxWarp>
+                              <a:noAutofit/>
+                            </wps:bodyPr>
+                          </wps:wsp>
+                        </a:graphicData>
+                      </a:graphic>
+                      <wp14:sizeRelH relativeFrom="margin">
+                        <wp14:pctWidth>0</wp14:pctWidth>
+                      </wp14:sizeRelH>
+                      <wp14:sizeRelV relativeFrom="margin">
+                        <wp14:pctHeight>0</wp14:pctHeight>
+                      </wp14:sizeRelV>
+                    </wp:anchor>
+                  </w:drawing>
+                </mc:Choice>
+                <mc:Fallback>
+                  <w:pict>
+                    <v:rect w14:anchorId="199C0FDC" id="Rectángulo 1" o:spid="_x0000_s1026" style="position:absolute;margin-left:255.55pt;margin-top:136.15pt;width:239.25pt;height:30.75pt;z-index:251663360;visibility:visible;mso-wrap-style:square;mso-width-percent:0;mso-height-percent:0;mso-wrap-distance-left:9pt;mso-wrap-distance-top:0;mso-wrap-distance-right:9pt;mso-wrap-distance-bottom:0;mso-position-horizontal:absolute;mso-position-horizontal-relative:text;mso-position-vertical:absolute;mso-position-vertical-relative:text;mso-width-percent:0;mso-height-percent:0;mso-width-relative:margin;mso-height-relative:margin;v-text-anchor:middle" o:gfxdata="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" filled="f" strokecolor="#e00" strokeweight="4.5pt">
+                      <v:stroke joinstyle="round"/>
+                    </v:rect>
+                  </w:pict>
+                </mc:Fallback>
+              </mc:AlternateContent>
+            </w:r>
+            <w:r>
+              <w:rPr>
+                <w:rFonts w:cs="Arial"/>
+                <w:i/>
+                <w:noProof/>
+                <w:color w:val="0000FF"/>
+                <w:sz w:val="20"/>
+                <w:szCs w:val="20"/>
+                <w:lang w:val="es-GT"/>
+              </w:rPr>
+              <w:drawing>
+                <wp:inline distT="0" distB="0" distL="0" distR="0" wp14:anchorId="455C0D46" wp14:editId="764BA4CC">
+                  <wp:extent cx="3093194" cy="2104292"/>
+                  <wp:effectExtent l="0" t="0" r="0" b="0"/>
+                  <wp:docPr id="2018628837" name="Imagen 1"/>
+                  <wp:cNvGraphicFramePr>
+                    <a:graphicFrameLocks xmlns:a="http://schemas.openxmlformats.org/drawingml/2006/main" noChangeAspect="1"/>
+                  </wp:cNvGraphicFramePr>
+                  <a:graphic xmlns:a="http://schemas.openxmlformats.org/drawingml/2006/main">
+                    <a:graphicData uri="http://schemas.openxmlformats.org/drawingml/2006/picture">
+                      <pic:pic xmlns:pic="http://schemas.openxmlformats.org/drawingml/2006/picture">
+                        <pic:nvPicPr>
+                          <pic:cNvPr id="2018628837" name=""/>
+                          <pic:cNvPicPr/>
+                        </pic:nvPicPr>
+                        <pic:blipFill>
+                          <a:blip r:embed="rId15"/>
+                          <a:stretch>
+                            <a:fillRect/>
+                          </a:stretch>
+                        </pic:blipFill>
+                        <pic:spPr>
+                          <a:xfrm>
+                            <a:off x="0" y="0"/>
+                            <a:ext cx="3106070" cy="2113051"/>
+                          </a:xfrm>
+                          <a:prstGeom prst="rect">
+                            <a:avLst/>
+                          </a:prstGeom>
+                        </pic:spPr>
+                      </pic:pic>
+                    </a:graphicData>
+                  </a:graphic>
+                </wp:inline>
+              </w:drawing>
+            </w:r>
+            <w:r>
+              <w:rPr>
+                <w:rFonts w:cs="Arial"/>
+                <w:i/>
+                <w:noProof/>
+                <w:color w:val="0000FF"/>
+                <w:sz w:val="20"/>
+                <w:szCs w:val="20"/>
+                <w:lang w:val="es-GT"/>
+              </w:rPr>
+              <w:drawing>
+                <wp:inline distT="0" distB="0" distL="0" distR="0" wp14:anchorId="35444082" wp14:editId="31170CE8">
+                  <wp:extent cx="2954215" cy="2010199"/>
+                  <wp:effectExtent l="0" t="0" r="0" b="9525"/>
+                  <wp:docPr id="92087609" name="Imagen 1"/>
+                  <wp:cNvGraphicFramePr>
+                    <a:graphicFrameLocks xmlns:a="http://schemas.openxmlformats.org/drawingml/2006/main" noChangeAspect="1"/>
+                  </wp:cNvGraphicFramePr>
+                  <a:graphic xmlns:a="http://schemas.openxmlformats.org/drawingml/2006/main">
+                    <a:graphicData uri="http://schemas.openxmlformats.org/drawingml/2006/picture">
+                      <pic:pic xmlns:pic="http://schemas.openxmlformats.org/drawingml/2006/picture">
+                        <pic:nvPicPr>
+                          <pic:cNvPr id="92087609" name=""/>
+                          <pic:cNvPicPr/>
+                        </pic:nvPicPr>
+                        <pic:blipFill>
+                          <a:blip r:embed="rId16"/>
+                          <a:stretch>
+                            <a:fillRect/>
+                          </a:stretch>
+                        </pic:blipFill>
+                        <pic:spPr>
+                          <a:xfrm>
+                            <a:off x="0" y="0"/>
+                            <a:ext cx="2968947" cy="2020223"/>
+                          </a:xfrm>
+                          <a:prstGeom prst="rect">
+                            <a:avLst/>
+                          </a:prstGeom>
+                        </pic:spPr>
+                      </pic:pic>
+                    </a:graphicData>
+                  </a:graphic>
+                </wp:inline>
+              </w:drawing>
+            </w:r>
+          </w:p>
+          <w:p>
+            <w:pPr>
+              <w:spacing w:line="256" w:lineRule="auto"/>
+              <w:rPr>
+                <w:rFonts w:cs="Arial"/>
+                <w:i/>
+                <w:color w:val="0000FF"/>
+                <w:sz w:val="20"/>
+                <w:szCs w:val="20"/>
+                <w:lang w:val="es-GT"/>
+              </w:rPr>
+            </w:pPr>
+            <w:r>
+              <w:rPr>
+                <w:rFonts w:cs="Arial"/>
+                <w:i/>
+                <w:color w:val="0000FF"/>
+                <w:sz w:val="20"/>
+                <w:szCs w:val="20"/>
+                <w:lang w:val="es-GT"/>
+              </w:rPr>
+              <w:t xml:space="preserve">6 </w:t>
+            </w:r>
+            <w:proofErr w:type="gramStart"/>
+            <w:r>
+              <w:rPr>
+                <w:rFonts w:cs="Arial"/>
+                <w:i/>
+                <w:color w:val="0000FF"/>
+                <w:sz w:val="20"/>
+                <w:szCs w:val="20"/>
+                <w:lang w:val="es-GT"/>
+              </w:rPr>
+              <w:t>El</w:t>
+            </w:r>
+            <w:proofErr w:type="gramEnd"/>
+            <w:r>
+              <w:rPr>
+                <w:rFonts w:cs="Arial"/>
+                <w:i/>
+                <w:color w:val="0000FF"/>
+                <w:sz w:val="20"/>
+                <w:szCs w:val="20"/>
+                <w:lang w:val="es-GT"/>
+              </w:rPr>
+              <w:t xml:space="preserve"> médico </w:t>
+            </w:r>
+            <w:r>
+              <w:rPr>
+                <w:rFonts w:cs="Arial"/>
+                <w:i/>
+                <w:color w:val="0000FF"/>
+                <w:sz w:val="20"/>
+                <w:szCs w:val="20"/>
+                <w:lang w:val="es-GT"/>
+              </w:rPr>
+              <w:t>coloca campos de detalles opcionales (OL, RM, Medicación prescrita)</w:t>
+            </w:r>
+          </w:p>
+          <w:p>
+            <w:pPr>
+              <w:spacing w:line="256" w:lineRule="auto"/>
+              <w:jc w:val="center"/>
+              <w:rPr>
+                <w:rFonts w:cs="Arial"/>
+                <w:i/>
+                <w:color w:val="0000FF"/>
+                <w:sz w:val="20"/>
+                <w:szCs w:val="20"/>
+                <w:lang w:val="es-GT"/>
+              </w:rPr>
+            </w:pPr>
+            <w:r>
+              <w:rPr>
+                <w:rFonts w:cs="Arial"/>
+                <w:i/>
+                <w:noProof/>
+                <w:color w:val="0000FF"/>
+                <w:sz w:val="20"/>
+                <w:szCs w:val="20"/>
+                <w:lang w:val="es-GT"/>
+              </w:rPr>
+              <w:drawing>
+                <wp:inline distT="0" distB="0" distL="0" distR="0" wp14:anchorId="355566A1" wp14:editId="284EF55F">
+                  <wp:extent cx="4244708" cy="2911092"/>
+                  <wp:effectExtent l="0" t="0" r="3810" b="3810"/>
+                  <wp:docPr id="1567477958" name="Imagen 1"/>
+                  <wp:cNvGraphicFramePr>
+                    <a:graphicFrameLocks xmlns:a="http://schemas.openxmlformats.org/drawingml/2006/main" noChangeAspect="1"/>
+                  </wp:cNvGraphicFramePr>
+                  <a:graphic xmlns:a="http://schemas.openxmlformats.org/drawingml/2006/main">
+                    <a:graphicData uri="http://schemas.openxmlformats.org/drawingml/2006/picture">
+                      <pic:pic xmlns:pic="http://schemas.openxmlformats.org/drawingml/2006/picture">
+                        <pic:nvPicPr>
+                          <pic:cNvPr id="1567477958" name=""/>
+                          <pic:cNvPicPr/>
+                        </pic:nvPicPr>
+                        <pic:blipFill>
+                          <a:blip r:embed="rId17"/>
+                          <a:stretch>
+                            <a:fillRect/>
+                          </a:stretch>
+                        </pic:blipFill>
+                        <pic:spPr>
+                          <a:xfrm>
+                            <a:off x="0" y="0"/>
+                            <a:ext cx="4244708" cy="2911092"/>
+                          </a:xfrm>
+                          <a:prstGeom prst="rect">
+                            <a:avLst/>
+                          </a:prstGeom>
+                        </pic:spPr>
+                      </pic:pic>
+                    </a:graphicData>
+                  </a:graphic>
+                </wp:inline>
+              </w:drawing>
+            </w:r>
+          </w:p>
+          <w:p>
+            <w:pPr>
+              <w:spacing w:line="256" w:lineRule="auto"/>
+              <w:rPr>
+                <w:rFonts w:cs="Arial"/>
+                <w:i/>
+                <w:color w:val="0000FF"/>
+                <w:sz w:val="20"/>
+                <w:szCs w:val="20"/>
+                <w:lang w:val="es-GT"/>
+              </w:rPr>
+            </w:pPr>
+            <w:r>
+              <w:rPr>
+                <w:rFonts w:cs="Arial"/>
+                <w:i/>
+                <w:color w:val="0000FF"/>
+                <w:sz w:val="20"/>
+                <w:szCs w:val="20"/>
+                <w:lang w:val="es-GT"/>
+              </w:rPr>
+              <w:t xml:space="preserve">7 </w:t>
+            </w:r>
+            <w:proofErr w:type="gramStart"/>
+            <w:r>
+              <w:rPr>
+                <w:rFonts w:cs="Arial"/>
+                <w:i/>
+                <w:color w:val="0000FF"/>
+                <w:sz w:val="20"/>
+                <w:szCs w:val="20"/>
+                <w:lang w:val="es-GT"/>
+              </w:rPr>
+              <w:t>El</w:t>
+            </w:r>
+            <w:proofErr w:type="gramEnd"/>
+            <w:r>
+              <w:rPr>
+                <w:rFonts w:cs="Arial"/>
+                <w:i/>
+                <w:color w:val="0000FF"/>
+                <w:sz w:val="20"/>
+                <w:szCs w:val="20"/>
+                <w:lang w:val="es-GT"/>
+              </w:rPr>
+              <w:t xml:space="preserve"> médico </w:t>
+            </w:r>
+            <w:proofErr w:type="spellStart"/>
+            <w:r>
+              <w:rPr>
+                <w:rFonts w:cs="Arial"/>
+                <w:i/>
+                <w:color w:val="0000FF"/>
+                <w:sz w:val="20"/>
+                <w:szCs w:val="20"/>
+                <w:lang w:val="es-GT"/>
+              </w:rPr>
+              <w:t>evalua</w:t>
+            </w:r>
+            <w:proofErr w:type="spellEnd"/>
+            <w:r>
+              <w:rPr>
+                <w:rFonts w:cs="Arial"/>
+                <w:i/>
+                <w:color w:val="0000FF"/>
+                <w:sz w:val="20"/>
+                <w:szCs w:val="20"/>
+                <w:lang w:val="es-GT"/>
+              </w:rPr>
+              <w:t xml:space="preserve"> si el paciente va a requerir “Seguimiento clínico”</w:t>
+            </w:r>
+          </w:p>
+          <w:p>
+            <w:pPr>
+              <w:spacing w:line="256" w:lineRule="auto"/>
+              <w:jc w:val="center"/>
+              <w:rPr>
+                <w:rFonts w:cs="Arial"/>
+                <w:i/>
+                <w:color w:val="0000FF"/>
+                <w:sz w:val="20"/>
+                <w:szCs w:val="20"/>
+                <w:lang w:val="es-GT"/>
+              </w:rPr>
+            </w:pPr>
+            <w:r>
+              <w:rPr>
+                <w:rFonts w:cs="Arial"/>
+                <w:i/>
+                <w:noProof/>
                 <w:color w:val="0000FF"/>
                 <w:sz w:val="20"/>
                 <w:szCs w:val="20"/>
                 <w:lang w:val="es-GT"/>
               </w:rPr>
               <w:lastRenderedPageBreak/>
+              <w:drawing>
+                <wp:inline distT="0" distB="0" distL="0" distR="0" wp14:anchorId="53B905DA" wp14:editId="7C225FB2">
+                  <wp:extent cx="4206605" cy="693480"/>
+                  <wp:effectExtent l="0" t="0" r="3810" b="0"/>
+                  <wp:docPr id="1401650235" name="Imagen 1"/>
+                  <wp:cNvGraphicFramePr>
+                    <a:graphicFrameLocks xmlns:a="http://schemas.openxmlformats.org/drawingml/2006/main" noChangeAspect="1"/>
+                  </wp:cNvGraphicFramePr>
+                  <a:graphic xmlns:a="http://schemas.openxmlformats.org/drawingml/2006/main">
+                    <a:graphicData uri="http://schemas.openxmlformats.org/drawingml/2006/picture">
+                      <pic:pic xmlns:pic="http://schemas.openxmlformats.org/drawingml/2006/picture">
+                        <pic:nvPicPr>
+                          <pic:cNvPr id="1401650235" name=""/>
+                          <pic:cNvPicPr/>
+                        </pic:nvPicPr>
+                        <pic:blipFill>
+                          <a:blip r:embed="rId18"/>
+                          <a:stretch>
+                            <a:fillRect/>
+                          </a:stretch>
+                        </pic:blipFill>
+                        <pic:spPr>
+                          <a:xfrm>
+                            <a:off x="0" y="0"/>
+                            <a:ext cx="4206605" cy="693480"/>
+                          </a:xfrm>
+                          <a:prstGeom prst="rect">
+                            <a:avLst/>
+                          </a:prstGeom>
+                        </pic:spPr>
+                      </pic:pic>
+                    </a:graphicData>
+                  </a:graphic>
+                </wp:inline>
+              </w:drawing>
+            </w:r>
+          </w:p>
+          <w:p>
+            <w:pPr>
+              <w:spacing w:line="256" w:lineRule="auto"/>
+              <w:rPr>
+                <w:rFonts w:cs="Arial"/>
+                <w:i/>
+                <w:color w:val="0000FF"/>
+                <w:sz w:val="20"/>
+                <w:szCs w:val="20"/>
+                <w:lang w:val="es-GT"/>
+              </w:rPr>
+            </w:pPr>
+            <w:r>
+              <w:rPr>
+                <w:rFonts w:cs="Arial"/>
+                <w:i/>
+                <w:color w:val="0000FF"/>
+                <w:sz w:val="20"/>
+                <w:szCs w:val="20"/>
+                <w:lang w:val="es-GT"/>
+              </w:rPr>
+              <w:t>6</w:t>
+            </w:r>
+            <w:r>
+              <w:rPr>
+                <w:rFonts w:cs="Arial"/>
+                <w:i/>
+                <w:color w:val="0000FF"/>
+                <w:sz w:val="20"/>
+                <w:szCs w:val="20"/>
+                <w:lang w:val="es-GT"/>
+              </w:rPr>
+              <w:t xml:space="preserve"> </w:t>
+            </w:r>
+            <w:proofErr w:type="gramStart"/>
+            <w:r>
+              <w:rPr>
+                <w:rFonts w:cs="Arial"/>
+                <w:i/>
+                <w:color w:val="0000FF"/>
+                <w:sz w:val="20"/>
+                <w:szCs w:val="20"/>
+                <w:lang w:val="es-GT"/>
+              </w:rPr>
+              <w:t>El</w:t>
+            </w:r>
+            <w:proofErr w:type="gramEnd"/>
+            <w:r>
+              <w:rPr>
+                <w:rFonts w:cs="Arial"/>
+                <w:i/>
+                <w:color w:val="0000FF"/>
+                <w:sz w:val="20"/>
+                <w:szCs w:val="20"/>
+                <w:lang w:val="es-GT"/>
+              </w:rPr>
+              <w:t xml:space="preserve"> usuario selecciones </w:t>
+            </w:r>
+            <w:r>
+              <w:rPr>
+                <w:rFonts w:cs="Arial"/>
+                <w:i/>
+                <w:color w:val="0000FF"/>
+                <w:sz w:val="20"/>
+                <w:szCs w:val="20"/>
+                <w:lang w:val="es-GT"/>
+              </w:rPr>
+              <w:t>"Finalizar Consulta"</w:t>
+            </w:r>
+            <w:r>
+              <w:rPr>
+                <w:rFonts w:cs="Arial"/>
+                <w:i/>
+                <w:color w:val="0000FF"/>
+                <w:sz w:val="20"/>
+                <w:szCs w:val="20"/>
+                <w:lang w:val="es-GT"/>
+              </w:rPr>
+              <w:t xml:space="preserve"> y establecimiento de </w:t>
+            </w:r>
+            <w:proofErr w:type="spellStart"/>
+            <w:proofErr w:type="gramStart"/>
+            <w:r>
+              <w:rPr>
+                <w:rFonts w:cs="Arial"/>
+                <w:i/>
+                <w:color w:val="0000FF"/>
+                <w:sz w:val="20"/>
+                <w:szCs w:val="20"/>
+                <w:lang w:val="es-GT"/>
+              </w:rPr>
+              <w:t>password</w:t>
+            </w:r>
+            <w:proofErr w:type="spellEnd"/>
+            <w:proofErr w:type="gramEnd"/>
+          </w:p>
+          <w:p>
+            <w:pPr>
+              <w:spacing w:line="256" w:lineRule="auto"/>
+              <w:jc w:val="center"/>
+              <w:rPr>
+                <w:rFonts w:cs="Arial"/>
+                <w:i/>
+                <w:color w:val="0000FF"/>
+                <w:sz w:val="20"/>
+                <w:szCs w:val="20"/>
+                <w:lang w:val="es-GT"/>
+              </w:rPr>
+            </w:pPr>
+            <w:r>
+              <w:rPr>
+                <w:rFonts w:cs="Arial"/>
+                <w:i/>
+                <w:noProof/>
+                <w:color w:val="0000FF"/>
+                <w:sz w:val="20"/>
+                <w:szCs w:val="20"/>
+                <w:lang w:val="es-GT"/>
+              </w:rPr>
               <w:drawing>
                 <wp:inline distT="0" distB="0" distL="0" distR="0" wp14:anchorId="59FA8DB6" wp14:editId="7C1B65B1">
                   <wp:extent cx="2949196" cy="739204"/>
@@ -5549,7 +6388,7 @@
                           <pic:cNvPicPr/>
                         </pic:nvPicPr>
                         <pic:blipFill>
-                          <a:blip r:embed="rId13"/>
+                          <a:blip r:embed="rId19"/>
                           <a:stretch>
                             <a:fillRect/>
                           </a:stretch>
@@ -5591,7 +6430,18 @@
                 <w:szCs w:val="20"/>
                 <w:lang w:val="es-GT"/>
               </w:rPr>
-              <w:t xml:space="preserve">5 </w:t>
+              <w:t>7</w:t>
+            </w:r>
+            <w:r>
+              <w:rPr>
+                <w:rFonts w:cs="Arial"/>
+                <w:i/>
+                <w:color w:val="0000FF"/>
+                <w:sz w:val="20"/>
+                <w:szCs w:val="20"/>
+                <w:lang w:val="es-GT"/>
+              </w:rPr>
+              <w:t xml:space="preserve"> </w:t>
             </w:r>
             <w:proofErr w:type="gramStart"/>
             <w:r>
@@ -5654,13 +6504,13 @@
               <mc:AlternateContent>
                 <mc:Choice Requires="wps">
                   <w:drawing>
-                    <wp:anchor distT="0" distB="0" distL="114300" distR="114300" simplePos="0" relativeHeight="251661312" behindDoc="0" locked="0" layoutInCell="1" allowOverlap="1" wp14:anchorId="09CED719" wp14:editId="590D0627">
+                    <wp:anchor distT="0" distB="0" distL="114300" distR="114300" simplePos="0" relativeHeight="251661312" behindDoc="0" locked="0" layoutInCell="1" allowOverlap="1" wp14:anchorId="09CED719" wp14:editId="6470BA5F">
                       <wp:simplePos x="0" y="0"/>
                       <wp:positionH relativeFrom="column">
-                        <wp:posOffset>-87630</wp:posOffset>
+                        <wp:posOffset>-55825</wp:posOffset>
                       </wp:positionH>
                       <wp:positionV relativeFrom="paragraph">
-                        <wp:posOffset>615950</wp:posOffset>
+                        <wp:posOffset>522632</wp:posOffset>
                       </wp:positionV>
                       <wp:extent cx="6561455" cy="609600"/>
                       <wp:effectExtent l="19050" t="19050" r="29845" b="38100"/>
@@ -5724,7 +6574,7 @@
                 </mc:Choice>
                 <mc:Fallback>
                   <w:pict>
-                    <v:rect w14:anchorId="7D94452D" id="Rectángulo 1" o:spid="_x0000_s1026" style="position:absolute;margin-left:-6.9pt;margin-top:48.5pt;width:516.65pt;height:48pt;z-index:251661312;visibility:visible;mso-wrap-style:square;mso-width-percent:0;mso-height-percent:0;mso-wrap-distance-left:9pt;mso-wrap-distance-top:0;mso-wrap-distance-right:9pt;mso-wrap-distance-bottom:0;mso-position-horizontal:absolute;mso-position-horizontal-relative:text;mso-position-vertical:absolute;mso-position-vertical-relative:text;mso-width-percent:0;mso-height-percent:0;mso-width-relative:margin;mso-height-relative:margin;v-text-anchor:middle" o:gfxdata="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" filled="f" strokecolor="#e00" strokeweight="4.5pt">
+                    <v:rect w14:anchorId="5CFDC130" id="Rectángulo 1" o:spid="_x0000_s1026" style="position:absolute;margin-left:-4.4pt;margin-top:41.15pt;width:516.65pt;height:48pt;z-index:251661312;visibility:visible;mso-wrap-style:square;mso-width-percent:0;mso-height-percent:0;mso-wrap-distance-left:9pt;mso-wrap-distance-top:0;mso-wrap-distance-right:9pt;mso-wrap-distance-bottom:0;mso-position-horizontal:absolute;mso-position-horizontal-relative:text;mso-position-vertical:absolute;mso-position-vertical-relative:text;mso-width-percent:0;mso-height-percent:0;mso-width-relative:margin;mso-height-relative:margin;v-text-anchor:middle" o:gfxdata="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" filled="f" strokecolor="#e00" strokeweight="4.5pt">
                       <v:stroke joinstyle="round"/>
                     </v:rect>
                   </w:pict>
@@ -5735,15 +6585,16 @@
               <w:rPr>
                 <w:rFonts w:cs="Arial"/>
                 <w:i/>
+                <w:noProof/>
                 <w:color w:val="0000FF"/>
                 <w:sz w:val="20"/>
                 <w:szCs w:val="20"/>
                 <w:lang w:val="es-GT"/>
               </w:rPr>
               <w:drawing>
-                <wp:inline distT="0" distB="0" distL="0" distR="0" wp14:anchorId="7CDDE538" wp14:editId="67AF7FBD">
-                  <wp:extent cx="6473825" cy="2569845"/>
-                  <wp:effectExtent l="0" t="0" r="3175" b="1905"/>
+                <wp:inline distT="0" distB="0" distL="0" distR="0" wp14:anchorId="7CDDE538" wp14:editId="49E55010">
+                  <wp:extent cx="6529950" cy="2592125"/>
+                  <wp:effectExtent l="0" t="0" r="4445" b="0"/>
                   <wp:docPr id="697812951" name="Imagen 1"/>
                   <wp:cNvGraphicFramePr>
                     <a:graphicFrameLocks xmlns:a="http://schemas.openxmlformats.org/drawingml/2006/main" noChangeAspect="1"/>
@@ -5756,7 +6607,7 @@
                           <pic:cNvPicPr/>
                         </pic:nvPicPr>
                         <pic:blipFill>
-                          <a:blip r:embed="rId14"/>
+                          <a:blip r:embed="rId20"/>
                           <a:stretch>
                             <a:fillRect/>
                           </a:stretch>
@@ -5764,7 +6615,7 @@
                         <pic:spPr>
                           <a:xfrm>
                             <a:off x="0" y="0"/>
-                            <a:ext cx="6473825" cy="2569845"/>
+                            <a:ext cx="6573117" cy="2609260"/>
                           </a:xfrm>
                           <a:prstGeom prst="rect">
                             <a:avLst/>
@@ -5775,6 +6626,54 @@
                   </a:graphic>
                 </wp:inline>
               </w:drawing>
+            </w:r>
+          </w:p>
+          <w:p>
+            <w:pPr>
+              <w:spacing w:line="256" w:lineRule="auto"/>
+              <w:rPr>
+                <w:rFonts w:cs="Arial"/>
+                <w:i/>
+                <w:color w:val="0000FF"/>
+                <w:sz w:val="20"/>
+                <w:szCs w:val="20"/>
+                <w:lang w:val="es-GT"/>
+              </w:rPr>
+            </w:pPr>
+            <w:r>
+              <w:rPr>
+                <w:rFonts w:cs="Arial"/>
+                <w:i/>
+                <w:color w:val="0000FF"/>
+                <w:sz w:val="20"/>
+                <w:szCs w:val="20"/>
+                <w:lang w:val="es-GT"/>
+              </w:rPr>
+              <w:t xml:space="preserve">8 </w:t>
+            </w:r>
+            <w:proofErr w:type="gramStart"/>
+            <w:r>
+              <w:rPr>
+                <w:rFonts w:cs="Arial"/>
+                <w:i/>
+                <w:color w:val="0000FF"/>
+                <w:sz w:val="20"/>
+                <w:szCs w:val="20"/>
+                <w:lang w:val="es-GT"/>
+              </w:rPr>
+              <w:t>Fin</w:t>
+            </w:r>
+            <w:proofErr w:type="gramEnd"/>
+            <w:r>
+              <w:rPr>
+                <w:rFonts w:cs="Arial"/>
+                <w:i/>
+                <w:color w:val="0000FF"/>
+                <w:sz w:val="20"/>
+                <w:szCs w:val="20"/>
+                <w:lang w:val="es-GT"/>
+              </w:rPr>
+              <w:t xml:space="preserve"> d</w:t>
             </w:r>
           </w:p>
         </w:tc>
@@ -6372,30 +7271,8 @@
         </w:rPr>
       </w:pPr>
     </w:p>
-    <w:p>
-      <w:pPr>
-        <w:spacing w:after="0" w:line="480" w:lineRule="auto"/>
-        <w:rPr>
-          <w:rFonts w:ascii="Times New Roman" w:hAnsi="Times New Roman" w:cs="Times New Roman"/>
-          <w:sz w:val="24"/>
-          <w:szCs w:val="24"/>
-          <w:lang w:val="es-GT"/>
-        </w:rPr>
-      </w:pPr>
-    </w:p>
-    <w:p>
-      <w:pPr>
-        <w:spacing w:after="0" w:line="480" w:lineRule="auto"/>
-        <w:rPr>
-          <w:rFonts w:ascii="Times New Roman" w:hAnsi="Times New Roman" w:cs="Times New Roman"/>
-          <w:sz w:val="24"/>
-          <w:szCs w:val="24"/>
-          <w:lang w:val="es-GT"/>
-        </w:rPr>
-      </w:pPr>
-    </w:p>
     <w:sectPr>
-      <w:footerReference w:type="default" r:id="rId15"/>
+      <w:footerReference w:type="default" r:id="rId21"/>
       <w:type w:val="continuous"/>
       <w:pgSz w:w="12281" w:h="15882"/>
       <w:pgMar w:top="1440" w:right="1440" w:bottom="1440" w:left="1440" w:header="0" w:footer="0" w:gutter="0"/>
@@ -8492,6 +9369,7 @@
   <w:style w:type="character" w:default="1" w:styleId="Fuentedeprrafopredeter">
     <w:name w:val="Default Paragraph Font"/>
     <w:uiPriority w:val="1"/>
+    <w:semiHidden/>
     <w:unhideWhenUsed/>
   </w:style>
   <w:style w:type="table" w:default="1" w:styleId="Tablanormal">
